--- a/outputs/weekly/2026-W32_當週鐵人新知與文章整理_中文版.docx
+++ b/outputs/weekly/2026-W32_當週鐵人新知與文章整理_中文版.docx
@@ -27,7 +27,7 @@
           <w:color w:val="555555"/>
           <w:sz w:val="19"/>
         </w:rPr>
-        <w:t>彙整時間：2026-08-03 09:04:08　｜　時間範圍：過去 7 天</w:t>
+        <w:t>彙整時間：2026-08-03 12:00:10　｜　時間範圍：過去 7 天</w:t>
         <w:br/>
         <w:t>來源網站：Slowtwitch, Triathlete, 220 Triathlon, TrainingPeaks, Joe Friel (已翻譯為繁體中文)</w:t>
       </w:r>
@@ -176,7 +176,7 @@
             <w:rFonts w:ascii="Calibri" w:hAnsi="Calibri" w:eastAsia="Microsoft JhengHei"/>
             <w:sz w:val="22"/>
           </w:rPr>
-          <w:t>鐵人三項裝備回顧：2026 年 7 月編輯精選</w:t>
+          <w:t>鐵人三項裝備回顧：2026 年 7 月編輯推薦</w:t>
         </w:r>
       </w:hyperlink>
     </w:p>
@@ -2162,7 +2162,7 @@
           <w:color w:val="333333"/>
           <w:sz w:val="19"/>
         </w:rPr>
-        <w:t>1. 從菁英運動員到運動員運動員，足底筋膜炎都讓跑者望而卻步；</w:t>
+        <w:t>1. 從菁英運動員到運動員運動員，足底筋膜炎都讓跑者望而步；</w:t>
       </w:r>
     </w:p>
     <w:p>
@@ -4004,7 +4004,7 @@
           <w:color w:val="333333"/>
           <w:sz w:val="20"/>
         </w:rPr>
-        <w:t>鐵人三項裝備回顧：2026 年 7 月編輯精選</w:t>
+        <w:t>鐵人三項裝備回顧：2026 年 7 月編輯推薦</w:t>
       </w:r>
       <w:r>
         <w:rPr>

--- a/outputs/weekly/2026-W32_當週鐵人新知與文章整理_中文版.docx
+++ b/outputs/weekly/2026-W32_當週鐵人新知與文章整理_中文版.docx
@@ -27,7 +27,7 @@
           <w:color w:val="555555"/>
           <w:sz w:val="19"/>
         </w:rPr>
-        <w:t>彙整時間：2026-08-03 12:00:10　｜　時間範圍：過去 7 天</w:t>
+        <w:t>彙整時間：2026-08-09 20:48:36　｜　時間範圍：過去 7 天</w:t>
         <w:br/>
         <w:t>來源網站：Slowtwitch, Triathlete, 220 Triathlon, TrainingPeaks, Joe Friel (已翻譯為繁體中文)</w:t>
       </w:r>
@@ -59,9 +59,857 @@
           <w:color w:val="595959"/>
           <w:sz w:val="19"/>
         </w:rPr>
+        <w:t xml:space="preserve">【220 Triathlon | 2026-08-07】 </w:t>
+      </w:r>
+      <w:hyperlink w:rId="rId11">
+        <w:r>
+          <w:rPr>
+            <w:color w:val="1F4D78"/>
+            <w:u w:val="single"/>
+            <w:b/>
+            <w:rFonts w:ascii="Calibri" w:hAnsi="Calibri" w:eastAsia="Microsoft JhengHei"/>
+            <w:sz w:val="22"/>
+          </w:rPr>
+          <w:t>我把肌力訓練換成了鐵人三項訓練──我失去了力量嗎？</w:t>
+        </w:r>
+      </w:hyperlink>
+    </w:p>
+    <w:p>
+      <w:pPr>
+        <w:spacing w:after="40"/>
+        <w:ind w:left="360"/>
+      </w:pPr>
+      <w:r>
+        <w:rPr>
+          <w:rFonts w:ascii="Calibri" w:hAnsi="Calibri" w:eastAsia="Microsoft JhengHei"/>
+          <w:b w:val="0"/>
+          <w:i/>
+          <w:color w:val="777777"/>
+          <w:sz w:val="17"/>
+        </w:rPr>
+        <w:t>原名: I swapped strength training for triathlon training – did I lose my strength?</w:t>
+      </w:r>
+    </w:p>
+    <w:p>
+      <w:pPr>
+        <w:spacing w:after="40"/>
+        <w:ind w:left="360"/>
+      </w:pPr>
+      <w:r>
+        <w:rPr>
+          <w:rFonts w:ascii="Calibri" w:hAnsi="Calibri" w:eastAsia="Microsoft JhengHei"/>
+          <w:b/>
+          <w:color w:val="1F4D78"/>
+          <w:sz w:val="19"/>
+        </w:rPr>
+        <w:t>💡 【繁體中文 3 大重點摘要】：</w:t>
+      </w:r>
+    </w:p>
+    <w:p>
+      <w:pPr>
+        <w:pStyle w:val="ListBullet"/>
+        <w:spacing w:after="40"/>
+        <w:ind w:left="576"/>
+      </w:pPr>
+      <w:r>
+        <w:rPr>
+          <w:rFonts w:ascii="Calibri" w:hAnsi="Calibri" w:eastAsia="Microsoft JhengHei"/>
+          <w:b w:val="0"/>
+          <w:color w:val="333333"/>
+          <w:sz w:val="19"/>
+        </w:rPr>
+        <w:t>1. 經過數月的追逐力量個人最佳成績後，訓練220米鐵人三項賽作家India Paine將舉重改為游泳、騎自行車和跑步，為她的第一個T100進行；</w:t>
+      </w:r>
+    </w:p>
+    <w:p>
+      <w:pPr>
+        <w:pStyle w:val="ListBullet"/>
+        <w:spacing w:after="40"/>
+        <w:ind w:left="576"/>
+      </w:pPr>
+      <w:r>
+        <w:rPr>
+          <w:rFonts w:ascii="Calibri" w:hAnsi="Calibri" w:eastAsia="Microsoft JhengHei"/>
+          <w:b w:val="0"/>
+          <w:color w:val="333333"/>
+          <w:sz w:val="19"/>
+        </w:rPr>
+        <w:t>2. 但三個月後減少；</w:t>
+      </w:r>
+    </w:p>
+    <w:p>
+      <w:pPr>
+        <w:pStyle w:val="ListBullet"/>
+        <w:spacing w:after="40"/>
+        <w:ind w:left="576"/>
+      </w:pPr>
+      <w:r>
+        <w:rPr>
+          <w:rFonts w:ascii="Calibri" w:hAnsi="Calibri" w:eastAsia="Microsoft JhengHei"/>
+          <w:b w:val="0"/>
+          <w:color w:val="333333"/>
+          <w:sz w:val="19"/>
+        </w:rPr>
+        <w:t>3. 提供鐵人三項選手在實務備賽、運動防傷與體能恢復上的具體應用指導。。</w:t>
+      </w:r>
+    </w:p>
+    <w:p>
+      <w:pPr>
+        <w:keepNext/>
+        <w:spacing w:before="160" w:after="40"/>
+      </w:pPr>
+      <w:r>
+        <w:rPr>
+          <w:rFonts w:ascii="Calibri" w:hAnsi="Calibri" w:eastAsia="Microsoft JhengHei"/>
+          <w:b/>
+          <w:color w:val="595959"/>
+          <w:sz w:val="19"/>
+        </w:rPr>
+        <w:t xml:space="preserve">【Slowtwitch | 2026-08-07】 </w:t>
+      </w:r>
+      <w:hyperlink w:rId="rId12">
+        <w:r>
+          <w:rPr>
+            <w:color w:val="1F4D78"/>
+            <w:u w:val="single"/>
+            <w:b/>
+            <w:rFonts w:ascii="Calibri" w:hAnsi="Calibri" w:eastAsia="Microsoft JhengHei"/>
+            <w:sz w:val="22"/>
+          </w:rPr>
+          <w:t>H2O Audio TRI 2 PRO 和 TRI Run：適合長途的聲音</w:t>
+        </w:r>
+      </w:hyperlink>
+    </w:p>
+    <w:p>
+      <w:pPr>
+        <w:spacing w:after="40"/>
+        <w:ind w:left="360"/>
+      </w:pPr>
+      <w:r>
+        <w:rPr>
+          <w:rFonts w:ascii="Calibri" w:hAnsi="Calibri" w:eastAsia="Microsoft JhengHei"/>
+          <w:b w:val="0"/>
+          <w:i/>
+          <w:color w:val="777777"/>
+          <w:sz w:val="17"/>
+        </w:rPr>
+        <w:t>原名: H2O Audio TRI 2 PRO and TRI Run: Sound for the Long Haul</w:t>
+      </w:r>
+    </w:p>
+    <w:p>
+      <w:pPr>
+        <w:spacing w:after="40"/>
+        <w:ind w:left="360"/>
+      </w:pPr>
+      <w:r>
+        <w:rPr>
+          <w:rFonts w:ascii="Calibri" w:hAnsi="Calibri" w:eastAsia="Microsoft JhengHei"/>
+          <w:b/>
+          <w:color w:val="1F4D78"/>
+          <w:sz w:val="19"/>
+        </w:rPr>
+        <w:t>💡 【繁體中文 3 大重點摘要】：</w:t>
+      </w:r>
+    </w:p>
+    <w:p>
+      <w:pPr>
+        <w:pStyle w:val="ListBullet"/>
+        <w:spacing w:after="40"/>
+        <w:ind w:left="576"/>
+      </w:pPr>
+      <w:r>
+        <w:rPr>
+          <w:rFonts w:ascii="Calibri" w:hAnsi="Calibri" w:eastAsia="Microsoft JhengHei"/>
+          <w:b w:val="0"/>
+          <w:color w:val="333333"/>
+          <w:sz w:val="19"/>
+        </w:rPr>
+        <w:t>1. H2O Audio TRI 2 PRO 與 TRI Run：雙人開放式骨耳機經過游泳、騎乘和跑步測試；</w:t>
+      </w:r>
+    </w:p>
+    <w:p>
+      <w:pPr>
+        <w:pStyle w:val="ListBullet"/>
+        <w:spacing w:after="40"/>
+        <w:ind w:left="576"/>
+      </w:pPr>
+      <w:r>
+        <w:rPr>
+          <w:rFonts w:ascii="Calibri" w:hAnsi="Calibri" w:eastAsia="Microsoft JhengHei"/>
+          <w:b w:val="0"/>
+          <w:color w:val="333333"/>
+          <w:sz w:val="19"/>
+        </w:rPr>
+        <w:t>2. 您屬於哪一個訓練週；</w:t>
+      </w:r>
+    </w:p>
+    <w:p>
+      <w:pPr>
+        <w:pStyle w:val="ListBullet"/>
+        <w:spacing w:after="40"/>
+        <w:ind w:left="576"/>
+      </w:pPr>
+      <w:r>
+        <w:rPr>
+          <w:rFonts w:ascii="Calibri" w:hAnsi="Calibri" w:eastAsia="Microsoft JhengHei"/>
+          <w:b w:val="0"/>
+          <w:color w:val="333333"/>
+          <w:sz w:val="19"/>
+        </w:rPr>
+        <w:t>3. H2O Audio TRI 2 PRO 和 TRI Run 後：聲音。</w:t>
+      </w:r>
+    </w:p>
+    <w:p>
+      <w:pPr>
+        <w:keepNext/>
+        <w:spacing w:before="160" w:after="40"/>
+      </w:pPr>
+      <w:r>
+        <w:rPr>
+          <w:rFonts w:ascii="Calibri" w:hAnsi="Calibri" w:eastAsia="Microsoft JhengHei"/>
+          <w:b/>
+          <w:color w:val="595959"/>
+          <w:sz w:val="19"/>
+        </w:rPr>
+        <w:t xml:space="preserve">【220 Triathlon | 2026-08-06】 </w:t>
+      </w:r>
+      <w:hyperlink w:rId="rId13">
+        <w:r>
+          <w:rPr>
+            <w:color w:val="1F4D78"/>
+            <w:u w:val="single"/>
+            <w:b/>
+            <w:rFonts w:ascii="Calibri" w:hAnsi="Calibri" w:eastAsia="Microsoft JhengHei"/>
+            <w:sz w:val="22"/>
+          </w:rPr>
+          <w:t>什麼是最好的游泳換衣袍？我是一名游泳教練，這是我穿著以保持溫暖和乾燥的 10 件長袍</w:t>
+        </w:r>
+      </w:hyperlink>
+    </w:p>
+    <w:p>
+      <w:pPr>
+        <w:spacing w:after="40"/>
+        <w:ind w:left="360"/>
+      </w:pPr>
+      <w:r>
+        <w:rPr>
+          <w:rFonts w:ascii="Calibri" w:hAnsi="Calibri" w:eastAsia="Microsoft JhengHei"/>
+          <w:b w:val="0"/>
+          <w:i/>
+          <w:color w:val="777777"/>
+          <w:sz w:val="17"/>
+        </w:rPr>
+        <w:t>原名: What are the best swim changing robes? I’m a swim coach, these are the 10 robes I’d wear to keep warm and dry</w:t>
+      </w:r>
+    </w:p>
+    <w:p>
+      <w:pPr>
+        <w:spacing w:after="40"/>
+        <w:ind w:left="360"/>
+      </w:pPr>
+      <w:r>
+        <w:rPr>
+          <w:rFonts w:ascii="Calibri" w:hAnsi="Calibri" w:eastAsia="Microsoft JhengHei"/>
+          <w:b/>
+          <w:color w:val="1F4D78"/>
+          <w:sz w:val="19"/>
+        </w:rPr>
+        <w:t>💡 【繁體中文 3 大重點摘要】：</w:t>
+      </w:r>
+    </w:p>
+    <w:p>
+      <w:pPr>
+        <w:pStyle w:val="ListBullet"/>
+        <w:spacing w:after="40"/>
+        <w:ind w:left="576"/>
+      </w:pPr>
+      <w:r>
+        <w:rPr>
+          <w:rFonts w:ascii="Calibri" w:hAnsi="Calibri" w:eastAsia="Microsoft JhengHei"/>
+          <w:b w:val="0"/>
+          <w:color w:val="333333"/>
+          <w:sz w:val="19"/>
+        </w:rPr>
+        <w:t>1. 在戶外游泳並需要一件優質的換尿布來保持溫暖和乾燥；</w:t>
+      </w:r>
+    </w:p>
+    <w:p>
+      <w:pPr>
+        <w:pStyle w:val="ListBullet"/>
+        <w:spacing w:after="40"/>
+        <w:ind w:left="576"/>
+      </w:pPr>
+      <w:r>
+        <w:rPr>
+          <w:rFonts w:ascii="Calibri" w:hAnsi="Calibri" w:eastAsia="Microsoft JhengHei"/>
+          <w:b w:val="0"/>
+          <w:color w:val="333333"/>
+          <w:sz w:val="19"/>
+        </w:rPr>
+        <w:t>2. 戶外游泳教練海倫·韋伯斯特測試了市場上最好的一些；</w:t>
+      </w:r>
+    </w:p>
+    <w:p>
+      <w:pPr>
+        <w:pStyle w:val="ListBullet"/>
+        <w:spacing w:after="40"/>
+        <w:ind w:left="576"/>
+      </w:pPr>
+      <w:r>
+        <w:rPr>
+          <w:rFonts w:ascii="Calibri" w:hAnsi="Calibri" w:eastAsia="Microsoft JhengHei"/>
+          <w:b w:val="0"/>
+          <w:color w:val="333333"/>
+          <w:sz w:val="19"/>
+        </w:rPr>
+        <w:t>3. 提供鐵人三項選手在實務備賽、運動防傷與體能恢復上的具體應用指導。。</w:t>
+      </w:r>
+    </w:p>
+    <w:p>
+      <w:pPr>
+        <w:keepNext/>
+        <w:spacing w:before="160" w:after="40"/>
+      </w:pPr>
+      <w:r>
+        <w:rPr>
+          <w:rFonts w:ascii="Calibri" w:hAnsi="Calibri" w:eastAsia="Microsoft JhengHei"/>
+          <w:b/>
+          <w:color w:val="595959"/>
+          <w:sz w:val="19"/>
+        </w:rPr>
+        <w:t xml:space="preserve">【Triathlete Magazine | 2026-08-06】 </w:t>
+      </w:r>
+      <w:hyperlink w:rId="rId14">
+        <w:r>
+          <w:rPr>
+            <w:color w:val="1F4D78"/>
+            <w:u w:val="single"/>
+            <w:b/>
+            <w:rFonts w:ascii="Calibri" w:hAnsi="Calibri" w:eastAsia="Microsoft JhengHei"/>
+            <w:sz w:val="22"/>
+          </w:rPr>
+          <w:t>我的比賽被取消了。我可以自己做嗎？</w:t>
+        </w:r>
+      </w:hyperlink>
+    </w:p>
+    <w:p>
+      <w:pPr>
+        <w:spacing w:after="40"/>
+        <w:ind w:left="360"/>
+      </w:pPr>
+      <w:r>
+        <w:rPr>
+          <w:rFonts w:ascii="Calibri" w:hAnsi="Calibri" w:eastAsia="Microsoft JhengHei"/>
+          <w:b w:val="0"/>
+          <w:i/>
+          <w:color w:val="777777"/>
+          <w:sz w:val="17"/>
+        </w:rPr>
+        <w:t>原名: My Race Was Canceled. Can I Do It On My Own Anyway?</w:t>
+      </w:r>
+    </w:p>
+    <w:p>
+      <w:pPr>
+        <w:spacing w:after="40"/>
+        <w:ind w:left="360"/>
+      </w:pPr>
+      <w:r>
+        <w:rPr>
+          <w:rFonts w:ascii="Calibri" w:hAnsi="Calibri" w:eastAsia="Microsoft JhengHei"/>
+          <w:b/>
+          <w:color w:val="1F4D78"/>
+          <w:sz w:val="19"/>
+        </w:rPr>
+        <w:t>💡 【繁體中文 3 大重點摘要】：</w:t>
+      </w:r>
+    </w:p>
+    <w:p>
+      <w:pPr>
+        <w:pStyle w:val="ListBullet"/>
+        <w:spacing w:after="40"/>
+        <w:ind w:left="576"/>
+      </w:pPr>
+      <w:r>
+        <w:rPr>
+          <w:rFonts w:ascii="Calibri" w:hAnsi="Calibri" w:eastAsia="Microsoft JhengHei"/>
+          <w:b w:val="0"/>
+          <w:color w:val="333333"/>
+          <w:sz w:val="19"/>
+        </w:rPr>
+        <w:t>1. 當您的目標配對被取消時，您無需收拾行李；</w:t>
+      </w:r>
+    </w:p>
+    <w:p>
+      <w:pPr>
+        <w:pStyle w:val="ListBullet"/>
+        <w:spacing w:after="40"/>
+        <w:ind w:left="576"/>
+      </w:pPr>
+      <w:r>
+        <w:rPr>
+          <w:rFonts w:ascii="Calibri" w:hAnsi="Calibri" w:eastAsia="Microsoft JhengHei"/>
+          <w:b w:val="0"/>
+          <w:color w:val="333333"/>
+          <w:sz w:val="19"/>
+        </w:rPr>
+        <w:t>2. 以下是如何調整、適應或創造自己的挑戰；</w:t>
+      </w:r>
+    </w:p>
+    <w:p>
+      <w:pPr>
+        <w:pStyle w:val="ListBullet"/>
+        <w:spacing w:after="40"/>
+        <w:ind w:left="576"/>
+      </w:pPr>
+      <w:r>
+        <w:rPr>
+          <w:rFonts w:ascii="Calibri" w:hAnsi="Calibri" w:eastAsia="Microsoft JhengHei"/>
+          <w:b w:val="0"/>
+          <w:color w:val="333333"/>
+          <w:sz w:val="19"/>
+        </w:rPr>
+        <w:t>3. 請閱讀“我的比賽被取消”的完整文章。</w:t>
+      </w:r>
+    </w:p>
+    <w:p>
+      <w:pPr>
+        <w:keepNext/>
+        <w:spacing w:before="160" w:after="40"/>
+      </w:pPr>
+      <w:r>
+        <w:rPr>
+          <w:rFonts w:ascii="Calibri" w:hAnsi="Calibri" w:eastAsia="Microsoft JhengHei"/>
+          <w:b/>
+          <w:color w:val="595959"/>
+          <w:sz w:val="19"/>
+        </w:rPr>
+        <w:t xml:space="preserve">【220 Triathlon | 2026-08-06】 </w:t>
+      </w:r>
+      <w:hyperlink w:rId="rId15">
+        <w:r>
+          <w:rPr>
+            <w:color w:val="1F4D78"/>
+            <w:u w:val="single"/>
+            <w:b/>
+            <w:rFonts w:ascii="Calibri" w:hAnsi="Calibri" w:eastAsia="Microsoft JhengHei"/>
+            <w:sz w:val="22"/>
+          </w:rPr>
+          <w:t>我是開放水域游泳教練 – 我測試了 12 件女士泳衣以找到最好的</w:t>
+        </w:r>
+      </w:hyperlink>
+    </w:p>
+    <w:p>
+      <w:pPr>
+        <w:spacing w:after="40"/>
+        <w:ind w:left="360"/>
+      </w:pPr>
+      <w:r>
+        <w:rPr>
+          <w:rFonts w:ascii="Calibri" w:hAnsi="Calibri" w:eastAsia="Microsoft JhengHei"/>
+          <w:b w:val="0"/>
+          <w:i/>
+          <w:color w:val="777777"/>
+          <w:sz w:val="17"/>
+        </w:rPr>
+        <w:t>原名: I’m an open-water swim coach – I tested 12 women’s swimsuits to find the best</w:t>
+      </w:r>
+    </w:p>
+    <w:p>
+      <w:pPr>
+        <w:spacing w:after="40"/>
+        <w:ind w:left="360"/>
+      </w:pPr>
+      <w:r>
+        <w:rPr>
+          <w:rFonts w:ascii="Calibri" w:hAnsi="Calibri" w:eastAsia="Microsoft JhengHei"/>
+          <w:b/>
+          <w:color w:val="1F4D78"/>
+          <w:sz w:val="19"/>
+        </w:rPr>
+        <w:t>💡 【繁體中文 3 大重點摘要】：</w:t>
+      </w:r>
+    </w:p>
+    <w:p>
+      <w:pPr>
+        <w:pStyle w:val="ListBullet"/>
+        <w:spacing w:after="40"/>
+        <w:ind w:left="576"/>
+      </w:pPr>
+      <w:r>
+        <w:rPr>
+          <w:rFonts w:ascii="Calibri" w:hAnsi="Calibri" w:eastAsia="Microsoft JhengHei"/>
+          <w:b w:val="0"/>
+          <w:color w:val="333333"/>
+          <w:sz w:val="19"/>
+        </w:rPr>
+        <w:t>1. 我是開放水域游泳教練和220鐵人三項編輯，我測試並評估了12款最好的女士泳衣，以幫助您選擇適合您的游泳衣；</w:t>
+      </w:r>
+    </w:p>
+    <w:p>
+      <w:pPr>
+        <w:pStyle w:val="ListBullet"/>
+        <w:spacing w:after="40"/>
+        <w:ind w:left="576"/>
+      </w:pPr>
+      <w:r>
+        <w:rPr>
+          <w:rFonts w:ascii="Calibri" w:hAnsi="Calibri" w:eastAsia="Microsoft JhengHei"/>
+          <w:b w:val="0"/>
+          <w:color w:val="333333"/>
+          <w:sz w:val="19"/>
+        </w:rPr>
+        <w:t>2. 分析來自 220 Triathlon 針對 游泳 (Swimming) 項目的關鍵訓練與器材建議。；</w:t>
+      </w:r>
+    </w:p>
+    <w:p>
+      <w:pPr>
+        <w:pStyle w:val="ListBullet"/>
+        <w:spacing w:after="40"/>
+        <w:ind w:left="576"/>
+      </w:pPr>
+      <w:r>
+        <w:rPr>
+          <w:rFonts w:ascii="Calibri" w:hAnsi="Calibri" w:eastAsia="Microsoft JhengHei"/>
+          <w:b w:val="0"/>
+          <w:color w:val="333333"/>
+          <w:sz w:val="19"/>
+        </w:rPr>
+        <w:t>3. 提供鐵人三項選手在實務備賽、運動防傷與體能恢復上的具體應用指導。。</w:t>
+      </w:r>
+    </w:p>
+    <w:p>
+      <w:pPr>
+        <w:keepNext/>
+        <w:spacing w:before="160" w:after="40"/>
+      </w:pPr>
+      <w:r>
+        <w:rPr>
+          <w:rFonts w:ascii="Calibri" w:hAnsi="Calibri" w:eastAsia="Microsoft JhengHei"/>
+          <w:b/>
+          <w:color w:val="595959"/>
+          <w:sz w:val="19"/>
+        </w:rPr>
+        <w:t xml:space="preserve">【Triathlete Magazine | 2026-08-04】 </w:t>
+      </w:r>
+      <w:hyperlink w:rId="rId16">
+        <w:r>
+          <w:rPr>
+            <w:color w:val="1F4D78"/>
+            <w:u w:val="single"/>
+            <w:b/>
+            <w:rFonts w:ascii="Calibri" w:hAnsi="Calibri" w:eastAsia="Microsoft JhengHei"/>
+            <w:sz w:val="22"/>
+          </w:rPr>
+          <w:t>為什麼這位殘奧會獎牌得主只花了 47 天參加越野鐵人三項比賽</w:t>
+        </w:r>
+      </w:hyperlink>
+    </w:p>
+    <w:p>
+      <w:pPr>
+        <w:spacing w:after="40"/>
+        <w:ind w:left="360"/>
+      </w:pPr>
+      <w:r>
+        <w:rPr>
+          <w:rFonts w:ascii="Calibri" w:hAnsi="Calibri" w:eastAsia="Microsoft JhengHei"/>
+          <w:b w:val="0"/>
+          <w:i/>
+          <w:color w:val="777777"/>
+          <w:sz w:val="17"/>
+        </w:rPr>
+        <w:t>原名: Why This Paralympic Medalist Just Spent 47 Days Doing a Cross-Country Triathlon</w:t>
+      </w:r>
+    </w:p>
+    <w:p>
+      <w:pPr>
+        <w:spacing w:after="40"/>
+        <w:ind w:left="360"/>
+      </w:pPr>
+      <w:r>
+        <w:rPr>
+          <w:rFonts w:ascii="Calibri" w:hAnsi="Calibri" w:eastAsia="Microsoft JhengHei"/>
+          <w:b/>
+          <w:color w:val="1F4D78"/>
+          <w:sz w:val="19"/>
+        </w:rPr>
+        <w:t>💡 【繁體中文 3 大重點摘要】：</w:t>
+      </w:r>
+    </w:p>
+    <w:p>
+      <w:pPr>
+        <w:pStyle w:val="ListBullet"/>
+        <w:spacing w:after="40"/>
+        <w:ind w:left="576"/>
+      </w:pPr>
+      <w:r>
+        <w:rPr>
+          <w:rFonts w:ascii="Calibri" w:hAnsi="Calibri" w:eastAsia="Microsoft JhengHei"/>
+          <w:b w:val="0"/>
+          <w:color w:val="333333"/>
+          <w:sz w:val="19"/>
+        </w:rPr>
+        <w:t>1. 奧殘獎牌得主穆罕默德·拉赫納剛剛完成了跨越美國的 3,300 英里的游泳、騎自行車和跑步之旅，但他很久以前就已經完成了這一刻的道路；</w:t>
+      </w:r>
+    </w:p>
+    <w:p>
+      <w:pPr>
+        <w:pStyle w:val="ListBullet"/>
+        <w:spacing w:after="40"/>
+        <w:ind w:left="576"/>
+      </w:pPr>
+      <w:r>
+        <w:rPr>
+          <w:rFonts w:ascii="Calibri" w:hAnsi="Calibri" w:eastAsia="Microsoft JhengHei"/>
+          <w:b w:val="0"/>
+          <w:color w:val="333333"/>
+          <w:sz w:val="19"/>
+        </w:rPr>
+        <w:t>2. 分析來自 Triathlete Magazine 針對 游泳 (Swimming) 項目的關鍵訓練與器材建議。；</w:t>
+      </w:r>
+    </w:p>
+    <w:p>
+      <w:pPr>
+        <w:pStyle w:val="ListBullet"/>
+        <w:spacing w:after="40"/>
+        <w:ind w:left="576"/>
+      </w:pPr>
+      <w:r>
+        <w:rPr>
+          <w:rFonts w:ascii="Calibri" w:hAnsi="Calibri" w:eastAsia="Microsoft JhengHei"/>
+          <w:b w:val="0"/>
+          <w:color w:val="333333"/>
+          <w:sz w:val="19"/>
+        </w:rPr>
+        <w:t>3. 提供鐵人三項選手在實務備賽、運動防傷與體能恢復上的具體應用指導。。</w:t>
+      </w:r>
+    </w:p>
+    <w:p>
+      <w:pPr>
+        <w:keepNext/>
+        <w:spacing w:before="160" w:after="40"/>
+      </w:pPr>
+      <w:r>
+        <w:rPr>
+          <w:rFonts w:ascii="Calibri" w:hAnsi="Calibri" w:eastAsia="Microsoft JhengHei"/>
+          <w:b/>
+          <w:color w:val="595959"/>
+          <w:sz w:val="19"/>
+        </w:rPr>
+        <w:t xml:space="preserve">【220 Triathlon | 2026-08-04】 </w:t>
+      </w:r>
+      <w:hyperlink w:rId="rId17">
+        <w:r>
+          <w:rPr>
+            <w:color w:val="1F4D78"/>
+            <w:u w:val="single"/>
+            <w:b/>
+            <w:rFonts w:ascii="Calibri" w:hAnsi="Calibri" w:eastAsia="Microsoft JhengHei"/>
+            <w:sz w:val="22"/>
+          </w:rPr>
+          <w:t>最好的跑步外套是什麼？我們的團隊分享最喜歡的防水、防風和保暖選項</w:t>
+        </w:r>
+      </w:hyperlink>
+    </w:p>
+    <w:p>
+      <w:pPr>
+        <w:spacing w:after="40"/>
+        <w:ind w:left="360"/>
+      </w:pPr>
+      <w:r>
+        <w:rPr>
+          <w:rFonts w:ascii="Calibri" w:hAnsi="Calibri" w:eastAsia="Microsoft JhengHei"/>
+          <w:b w:val="0"/>
+          <w:i/>
+          <w:color w:val="777777"/>
+          <w:sz w:val="17"/>
+        </w:rPr>
+        <w:t>原名: What are the best running jackets? Our team shares favourite waterproof, windproof, and thermal options</w:t>
+      </w:r>
+    </w:p>
+    <w:p>
+      <w:pPr>
+        <w:spacing w:after="40"/>
+        <w:ind w:left="360"/>
+      </w:pPr>
+      <w:r>
+        <w:rPr>
+          <w:rFonts w:ascii="Calibri" w:hAnsi="Calibri" w:eastAsia="Microsoft JhengHei"/>
+          <w:b/>
+          <w:color w:val="1F4D78"/>
+          <w:sz w:val="19"/>
+        </w:rPr>
+        <w:t>💡 【繁體中文 3 大重點摘要】：</w:t>
+      </w:r>
+    </w:p>
+    <w:p>
+      <w:pPr>
+        <w:pStyle w:val="ListBullet"/>
+        <w:spacing w:after="40"/>
+        <w:ind w:left="576"/>
+      </w:pPr>
+      <w:r>
+        <w:rPr>
+          <w:rFonts w:ascii="Calibri" w:hAnsi="Calibri" w:eastAsia="Microsoft JhengHei"/>
+          <w:b w:val="0"/>
+          <w:color w:val="333333"/>
+          <w:sz w:val="19"/>
+        </w:rPr>
+        <w:t>1. 無論天氣如何，最好的跑步夾克都能幫助您增加里程；</w:t>
+      </w:r>
+    </w:p>
+    <w:p>
+      <w:pPr>
+        <w:pStyle w:val="ListBullet"/>
+        <w:spacing w:after="40"/>
+        <w:ind w:left="576"/>
+      </w:pPr>
+      <w:r>
+        <w:rPr>
+          <w:rFonts w:ascii="Calibri" w:hAnsi="Calibri" w:eastAsia="Microsoft JhengHei"/>
+          <w:b w:val="0"/>
+          <w:color w:val="333333"/>
+          <w:sz w:val="19"/>
+        </w:rPr>
+        <w:t>2. 這是我們的專家測試團隊選出的 9 個首選；</w:t>
+      </w:r>
+    </w:p>
+    <w:p>
+      <w:pPr>
+        <w:pStyle w:val="ListBullet"/>
+        <w:spacing w:after="40"/>
+        <w:ind w:left="576"/>
+      </w:pPr>
+      <w:r>
+        <w:rPr>
+          <w:rFonts w:ascii="Calibri" w:hAnsi="Calibri" w:eastAsia="Microsoft JhengHei"/>
+          <w:b w:val="0"/>
+          <w:color w:val="333333"/>
+          <w:sz w:val="19"/>
+        </w:rPr>
+        <w:t>3. 提供鐵人三項選手在實務備賽、運動防傷與體能恢復上的具體應用指導。。</w:t>
+      </w:r>
+    </w:p>
+    <w:p>
+      <w:pPr>
+        <w:keepNext/>
+        <w:spacing w:before="160" w:after="40"/>
+      </w:pPr>
+      <w:r>
+        <w:rPr>
+          <w:rFonts w:ascii="Calibri" w:hAnsi="Calibri" w:eastAsia="Microsoft JhengHei"/>
+          <w:b/>
+          <w:color w:val="595959"/>
+          <w:sz w:val="19"/>
+        </w:rPr>
+        <w:t xml:space="preserve">【220 Triathlon | 2026-08-03】 </w:t>
+      </w:r>
+      <w:hyperlink w:rId="rId18">
+        <w:r>
+          <w:rPr>
+            <w:color w:val="1F4D78"/>
+            <w:u w:val="single"/>
+            <w:b/>
+            <w:rFonts w:ascii="Calibri" w:hAnsi="Calibri" w:eastAsia="Microsoft JhengHei"/>
+            <w:sz w:val="22"/>
+          </w:rPr>
+          <w:t>「一切都變得更貴了。」鋼鐵人是否無意中創造了「一勞永逸」的鐵人三項運動員？</w:t>
+        </w:r>
+      </w:hyperlink>
+    </w:p>
+    <w:p>
+      <w:pPr>
+        <w:spacing w:after="40"/>
+        <w:ind w:left="360"/>
+      </w:pPr>
+      <w:r>
+        <w:rPr>
+          <w:rFonts w:ascii="Calibri" w:hAnsi="Calibri" w:eastAsia="Microsoft JhengHei"/>
+          <w:b w:val="0"/>
+          <w:i/>
+          <w:color w:val="777777"/>
+          <w:sz w:val="17"/>
+        </w:rPr>
+        <w:t>原名: “Everything has gotten more expensive.” Did Ironman accidentally create the ‘one and done’ triathlete?</w:t>
+      </w:r>
+    </w:p>
+    <w:p>
+      <w:pPr>
+        <w:spacing w:after="40"/>
+        <w:ind w:left="360"/>
+      </w:pPr>
+      <w:r>
+        <w:rPr>
+          <w:rFonts w:ascii="Calibri" w:hAnsi="Calibri" w:eastAsia="Microsoft JhengHei"/>
+          <w:b/>
+          <w:color w:val="1F4D78"/>
+          <w:sz w:val="19"/>
+        </w:rPr>
+        <w:t>💡 【繁體中文 3 大重點摘要】：</w:t>
+      </w:r>
+    </w:p>
+    <w:p>
+      <w:pPr>
+        <w:pStyle w:val="ListBullet"/>
+        <w:spacing w:after="40"/>
+        <w:ind w:left="576"/>
+      </w:pPr>
+      <w:r>
+        <w:rPr>
+          <w:rFonts w:ascii="Calibri" w:hAnsi="Calibri" w:eastAsia="Microsoft JhengHei"/>
+          <w:b w:val="0"/>
+          <w:color w:val="333333"/>
+          <w:sz w:val="19"/>
+        </w:rPr>
+        <w:t>1. 鐵人三項運動員一勞永逸的現象最近在該網站上引起了一些關注；</w:t>
+      </w:r>
+    </w:p>
+    <w:p>
+      <w:pPr>
+        <w:pStyle w:val="ListBullet"/>
+        <w:spacing w:after="40"/>
+        <w:ind w:left="576"/>
+      </w:pPr>
+      <w:r>
+        <w:rPr>
+          <w:rFonts w:ascii="Calibri" w:hAnsi="Calibri" w:eastAsia="Microsoft JhengHei"/>
+          <w:b w:val="0"/>
+          <w:color w:val="333333"/>
+          <w:sz w:val="19"/>
+        </w:rPr>
+        <w:t>2. 但這確實是一件事嗎？；</w:t>
+      </w:r>
+    </w:p>
+    <w:p>
+      <w:pPr>
+        <w:pStyle w:val="ListBullet"/>
+        <w:spacing w:after="40"/>
+        <w:ind w:left="576"/>
+      </w:pPr>
+      <w:r>
+        <w:rPr>
+          <w:rFonts w:ascii="Calibri" w:hAnsi="Calibri" w:eastAsia="Microsoft JhengHei"/>
+          <w:b w:val="0"/>
+          <w:color w:val="333333"/>
+          <w:sz w:val="19"/>
+        </w:rPr>
+        <w:t>3. 如何才能讓鐵人三項運動員更長久地參與這項運動…。</w:t>
+      </w:r>
+    </w:p>
+    <w:p>
+      <w:pPr>
+        <w:keepNext/>
+        <w:spacing w:before="160" w:after="40"/>
+      </w:pPr>
+      <w:r>
+        <w:rPr>
+          <w:rFonts w:ascii="Calibri" w:hAnsi="Calibri" w:eastAsia="Microsoft JhengHei"/>
+          <w:b/>
+          <w:color w:val="595959"/>
+          <w:sz w:val="19"/>
+        </w:rPr>
         <w:t xml:space="preserve">【220 Triathlon | 2026-08-02】 </w:t>
       </w:r>
-      <w:hyperlink w:rId="rId11">
+      <w:hyperlink w:rId="rId19">
         <w:r>
           <w:rPr>
             <w:color w:val="1F4D78"/>
@@ -156,6 +1004,21 @@
     <w:p>
       <w:pPr>
         <w:keepNext/>
+        <w:spacing w:before="320" w:after="160"/>
+      </w:pPr>
+      <w:r>
+        <w:rPr>
+          <w:rFonts w:ascii="Calibri" w:hAnsi="Calibri" w:eastAsia="Microsoft JhengHei"/>
+          <w:b/>
+          <w:color w:val="1F4D78"/>
+          <w:sz w:val="30"/>
+        </w:rPr>
+        <w:t>騎車 (Cycling)</w:t>
+      </w:r>
+    </w:p>
+    <w:p>
+      <w:pPr>
+        <w:keepNext/>
         <w:spacing w:before="160" w:after="40"/>
       </w:pPr>
       <w:r>
@@ -165,9 +1028,9 @@
           <w:color w:val="595959"/>
           <w:sz w:val="19"/>
         </w:rPr>
-        <w:t xml:space="preserve">【Triathlete Magazine | 2026-07-31】 </w:t>
+        <w:t xml:space="preserve">【Slowtwitch | 2026-08-07】 </w:t>
       </w:r>
-      <w:hyperlink w:rId="rId12">
+      <w:hyperlink w:rId="rId20">
         <w:r>
           <w:rPr>
             <w:color w:val="1F4D78"/>
@@ -176,7 +1039,7 @@
             <w:rFonts w:ascii="Calibri" w:hAnsi="Calibri" w:eastAsia="Microsoft JhengHei"/>
             <w:sz w:val="22"/>
           </w:rPr>
-          <w:t>鐵人三項裝備回顧：2026 年 7 月編輯推薦</w:t>
+          <w:t>FastTT 的鐵人三項空氣動力桿專為速度、舒適性和穩定性而設計</w:t>
         </w:r>
       </w:hyperlink>
     </w:p>
@@ -193,7 +1056,7 @@
           <w:color w:val="777777"/>
           <w:sz w:val="17"/>
         </w:rPr>
-        <w:t>原名: Triathlon Gear Review: July 2026 Editor Picks</w:t>
+        <w:t>原名: FastTT’s Triathlon Aero Bar is Designed for Speed, Comfort, and Stability</w:t>
       </w:r>
     </w:p>
     <w:p>
@@ -224,7 +1087,7 @@
           <w:color w:val="333333"/>
           <w:sz w:val="19"/>
         </w:rPr>
-        <w:t>1. 從「非法」超長跑鞋到帶有支撐訓練和旅行恢復工具的泳衣，我們的編輯本月分享了為他們提供動力的裝備；</w:t>
+        <w:t>1. 我不是自行車整合工，也不是風洞專家；</w:t>
       </w:r>
     </w:p>
     <w:p>
@@ -240,7 +1103,113 @@
           <w:color w:val="333333"/>
           <w:sz w:val="19"/>
         </w:rPr>
-        <w:t>2. 閱讀 Triathlon Gea 的完整文章；</w:t>
+        <w:t>2. 我只是一名普通鐵人三項運動員，正在尋找我現有隊長的升級，組成成為一名普通鐵人三項運動員；</w:t>
+      </w:r>
+    </w:p>
+    <w:p>
+      <w:pPr>
+        <w:pStyle w:val="ListBullet"/>
+        <w:spacing w:after="40"/>
+        <w:ind w:left="576"/>
+      </w:pPr>
+      <w:r>
+        <w:rPr>
+          <w:rFonts w:ascii="Calibri" w:hAnsi="Calibri" w:eastAsia="Microsoft JhengHei"/>
+          <w:b w:val="0"/>
+          <w:color w:val="333333"/>
+          <w:sz w:val="19"/>
+        </w:rPr>
+        <w:t>3. Post FastTT 的 Triathlon Aero Bar 的設計。</w:t>
+      </w:r>
+    </w:p>
+    <w:p>
+      <w:pPr>
+        <w:keepNext/>
+        <w:spacing w:before="160" w:after="40"/>
+      </w:pPr>
+      <w:r>
+        <w:rPr>
+          <w:rFonts w:ascii="Calibri" w:hAnsi="Calibri" w:eastAsia="Microsoft JhengHei"/>
+          <w:b/>
+          <w:color w:val="595959"/>
+          <w:sz w:val="19"/>
+        </w:rPr>
+        <w:t xml:space="preserve">【TrainingPeaks Blog | 2026-08-07】 </w:t>
+      </w:r>
+      <w:hyperlink w:rId="rId21">
+        <w:r>
+          <w:rPr>
+            <w:color w:val="1F4D78"/>
+            <w:u w:val="single"/>
+            <w:b/>
+            <w:rFonts w:ascii="Calibri" w:hAnsi="Calibri" w:eastAsia="Microsoft JhengHei"/>
+            <w:sz w:val="22"/>
+          </w:rPr>
+          <w:t>通往偉大的四條路：世巡賽球隊的教練理念</w:t>
+        </w:r>
+      </w:hyperlink>
+    </w:p>
+    <w:p>
+      <w:pPr>
+        <w:spacing w:after="40"/>
+        <w:ind w:left="360"/>
+      </w:pPr>
+      <w:r>
+        <w:rPr>
+          <w:rFonts w:ascii="Calibri" w:hAnsi="Calibri" w:eastAsia="Microsoft JhengHei"/>
+          <w:b w:val="0"/>
+          <w:i/>
+          <w:color w:val="777777"/>
+          <w:sz w:val="17"/>
+        </w:rPr>
+        <w:t>原名: Four Paths to Greatness: Inside the Coaching Philosophies of WorldTour Teams</w:t>
+      </w:r>
+    </w:p>
+    <w:p>
+      <w:pPr>
+        <w:spacing w:after="40"/>
+        <w:ind w:left="360"/>
+      </w:pPr>
+      <w:r>
+        <w:rPr>
+          <w:rFonts w:ascii="Calibri" w:hAnsi="Calibri" w:eastAsia="Microsoft JhengHei"/>
+          <w:b/>
+          <w:color w:val="1F4D78"/>
+          <w:sz w:val="19"/>
+        </w:rPr>
+        <w:t>💡 【繁體中文 3 大重點摘要】：</w:t>
+      </w:r>
+    </w:p>
+    <w:p>
+      <w:pPr>
+        <w:pStyle w:val="ListBullet"/>
+        <w:spacing w:after="40"/>
+        <w:ind w:left="576"/>
+      </w:pPr>
+      <w:r>
+        <w:rPr>
+          <w:rFonts w:ascii="Calibri" w:hAnsi="Calibri" w:eastAsia="Microsoft JhengHei"/>
+          <w:b w:val="0"/>
+          <w:color w:val="333333"/>
+          <w:sz w:val="19"/>
+        </w:rPr>
+        <w:t>1. 每個團隊都在追求偉大，但並不代表他們都走同樣的路；</w:t>
+      </w:r>
+    </w:p>
+    <w:p>
+      <w:pPr>
+        <w:pStyle w:val="ListBullet"/>
+        <w:spacing w:after="40"/>
+        <w:ind w:left="576"/>
+      </w:pPr>
+      <w:r>
+        <w:rPr>
+          <w:rFonts w:ascii="Calibri" w:hAnsi="Calibri" w:eastAsia="Microsoft JhengHei"/>
+          <w:b w:val="0"/>
+          <w:color w:val="333333"/>
+          <w:sz w:val="19"/>
+        </w:rPr>
+        <w:t>2. 四位世巡賽教練分享了他們為世界上最大的自行車比賽做準備的理念之一；</w:t>
       </w:r>
     </w:p>
     <w:p>
@@ -271,9 +1240,9 @@
           <w:color w:val="595959"/>
           <w:sz w:val="19"/>
         </w:rPr>
-        <w:t xml:space="preserve">【220 Triathlon | 2026-07-30】 </w:t>
+        <w:t xml:space="preserve">【Triathlete Magazine | 2026-08-06】 </w:t>
       </w:r>
-      <w:hyperlink w:rId="rId13">
+      <w:hyperlink w:rId="rId22">
         <w:r>
           <w:rPr>
             <w:color w:val="1F4D78"/>
@@ -282,7 +1251,7 @@
             <w:rFonts w:ascii="Calibri" w:hAnsi="Calibri" w:eastAsia="Microsoft JhengHei"/>
             <w:sz w:val="22"/>
           </w:rPr>
-          <w:t>殘酷的事實：你的護目鏡不是問題，問題是你的視線</w:t>
+          <w:t>職業鐵人三項運動員分享他們在炎熱天氣下比賽的秘密</w:t>
         </w:r>
       </w:hyperlink>
     </w:p>
@@ -299,7 +1268,7 @@
           <w:color w:val="777777"/>
           <w:sz w:val="17"/>
         </w:rPr>
-        <w:t>原名: Harsh truth: Your goggles aren’t the problem, it’s your sighting that’s the issue</w:t>
+        <w:t>原名: Pro Triathletes Share Their Secrets to Racing in the Heat</w:t>
       </w:r>
     </w:p>
     <w:p>
@@ -330,7 +1299,7 @@
           <w:color w:val="333333"/>
           <w:sz w:val="19"/>
         </w:rPr>
-        <w:t>1. 游泳教練海倫·韋伯斯特（Helen Webster）認為，劣質護目鏡不應該成為不看清水中行進方向的藉口；</w:t>
+        <w:t>1. 即使是最健康的鐵人三項運動員在炎熱的天氣下比賽；</w:t>
       </w:r>
     </w:p>
     <w:p>
@@ -346,7 +1315,113 @@
           <w:color w:val="333333"/>
           <w:sz w:val="19"/>
         </w:rPr>
-        <w:t>2. 你能聯繫起來嗎；</w:t>
+        <w:t>2. 我們邀請職業選手分享他們的適應、補充方式和節奏的秘訣，以確保比賽日成功；</w:t>
+      </w:r>
+    </w:p>
+    <w:p>
+      <w:pPr>
+        <w:pStyle w:val="ListBullet"/>
+        <w:spacing w:after="40"/>
+        <w:ind w:left="576"/>
+      </w:pPr>
+      <w:r>
+        <w:rPr>
+          <w:rFonts w:ascii="Calibri" w:hAnsi="Calibri" w:eastAsia="Microsoft JhengHei"/>
+          <w:b w:val="0"/>
+          <w:color w:val="333333"/>
+          <w:sz w:val="19"/>
+        </w:rPr>
+        <w:t>3. 閱讀全文，請造訪。</w:t>
+      </w:r>
+    </w:p>
+    <w:p>
+      <w:pPr>
+        <w:keepNext/>
+        <w:spacing w:before="160" w:after="40"/>
+      </w:pPr>
+      <w:r>
+        <w:rPr>
+          <w:rFonts w:ascii="Calibri" w:hAnsi="Calibri" w:eastAsia="Microsoft JhengHei"/>
+          <w:b/>
+          <w:color w:val="595959"/>
+          <w:sz w:val="19"/>
+        </w:rPr>
+        <w:t xml:space="preserve">【220 Triathlon | 2026-08-06】 </w:t>
+      </w:r>
+      <w:hyperlink w:rId="rId23">
+        <w:r>
+          <w:rPr>
+            <w:color w:val="1F4D78"/>
+            <w:u w:val="single"/>
+            <w:b/>
+            <w:rFonts w:ascii="Calibri" w:hAnsi="Calibri" w:eastAsia="Microsoft JhengHei"/>
+            <w:sz w:val="22"/>
+          </w:rPr>
+          <w:t>2026 年最好的三連身衣是什麼？我們已經為您的下一場鐵人三項測試了市場上的頂級賽車選項</w:t>
+        </w:r>
+      </w:hyperlink>
+    </w:p>
+    <w:p>
+      <w:pPr>
+        <w:spacing w:after="40"/>
+        <w:ind w:left="360"/>
+      </w:pPr>
+      <w:r>
+        <w:rPr>
+          <w:rFonts w:ascii="Calibri" w:hAnsi="Calibri" w:eastAsia="Microsoft JhengHei"/>
+          <w:b w:val="0"/>
+          <w:i/>
+          <w:color w:val="777777"/>
+          <w:sz w:val="17"/>
+        </w:rPr>
+        <w:t>原名: What are the best tri-suits in 2026? We’ve tested the top racing options on the market for your next triathlon</w:t>
+      </w:r>
+    </w:p>
+    <w:p>
+      <w:pPr>
+        <w:spacing w:after="40"/>
+        <w:ind w:left="360"/>
+      </w:pPr>
+      <w:r>
+        <w:rPr>
+          <w:rFonts w:ascii="Calibri" w:hAnsi="Calibri" w:eastAsia="Microsoft JhengHei"/>
+          <w:b/>
+          <w:color w:val="1F4D78"/>
+          <w:sz w:val="19"/>
+        </w:rPr>
+        <w:t>💡 【繁體中文 3 大重點摘要】：</w:t>
+      </w:r>
+    </w:p>
+    <w:p>
+      <w:pPr>
+        <w:pStyle w:val="ListBullet"/>
+        <w:spacing w:after="40"/>
+        <w:ind w:left="576"/>
+      </w:pPr>
+      <w:r>
+        <w:rPr>
+          <w:rFonts w:ascii="Calibri" w:hAnsi="Calibri" w:eastAsia="Microsoft JhengHei"/>
+          <w:b w:val="0"/>
+          <w:color w:val="333333"/>
+          <w:sz w:val="19"/>
+        </w:rPr>
+        <w:t>1. 需要一套新的鐵人三項服嗎；</w:t>
+      </w:r>
+    </w:p>
+    <w:p>
+      <w:pPr>
+        <w:pStyle w:val="ListBullet"/>
+        <w:spacing w:after="40"/>
+        <w:ind w:left="576"/>
+      </w:pPr>
+      <w:r>
+        <w:rPr>
+          <w:rFonts w:ascii="Calibri" w:hAnsi="Calibri" w:eastAsia="Microsoft JhengHei"/>
+          <w:b w:val="0"/>
+          <w:color w:val="333333"/>
+          <w:sz w:val="19"/>
+        </w:rPr>
+        <w:t>2. 以下是市面上11款最佳男女三防服的綜合指南，全部由我們的專家獨立審核；</w:t>
       </w:r>
     </w:p>
     <w:p>
@@ -377,9 +1452,9 @@
           <w:color w:val="595959"/>
           <w:sz w:val="19"/>
         </w:rPr>
-        <w:t xml:space="preserve">【Triathlete Magazine | 2026-07-28】 </w:t>
+        <w:t xml:space="preserve">【220 Triathlon | 2026-08-06】 </w:t>
       </w:r>
-      <w:hyperlink w:rId="rId14">
+      <w:hyperlink w:rId="rId24">
         <w:r>
           <w:rPr>
             <w:color w:val="1F4D78"/>
@@ -388,7 +1463,7 @@
             <w:rFonts w:ascii="Calibri" w:hAnsi="Calibri" w:eastAsia="Microsoft JhengHei"/>
             <w:sz w:val="22"/>
           </w:rPr>
-          <w:t>頭條新聞背後的真相：鐵人三項真的危險嗎？</w:t>
+          <w:t>什麼是最適合跑步的太陽眼鏡？以下是我們最喜歡的 10 款清晰視力和保護眼睛的產品</w:t>
         </w:r>
       </w:hyperlink>
     </w:p>
@@ -405,7 +1480,7 @@
           <w:color w:val="777777"/>
           <w:sz w:val="17"/>
         </w:rPr>
-        <w:t>原名: The Truth Behind the Headlines: Is Triathlon Actually Dangerous?</w:t>
+        <w:t>原名: What are the best sunglasses for running? Here are our favourite 10 for clear vision and eye protection</w:t>
       </w:r>
     </w:p>
     <w:p>
@@ -436,7 +1511,7 @@
           <w:color w:val="333333"/>
           <w:sz w:val="19"/>
         </w:rPr>
-        <w:t>1. 不要讓聳人聽聞的頭條新聞欺騙了你：數據顯示，雖然耐力賽並非沒有風險，但它比小報所暗示的要安全；</w:t>
+        <w:t>1. 一副好的跑步太陽眼鏡可以讓在明亮和陽光明媚的情況下跑步變得更加愉快，而且還可以節省能量；</w:t>
       </w:r>
     </w:p>
     <w:p>
@@ -452,7 +1527,7 @@
           <w:color w:val="333333"/>
           <w:sz w:val="19"/>
         </w:rPr>
-        <w:t>2. 閱讀《頭背後的真相》的完整文章...；</w:t>
+        <w:t>2. 以下是我們最喜歡的 10 雙經過跑步者測試的鞋款，以及為什麼我們喜歡它…；</w:t>
       </w:r>
     </w:p>
     <w:p>
@@ -474,21 +1549,6 @@
     <w:p>
       <w:pPr>
         <w:keepNext/>
-        <w:spacing w:before="320" w:after="160"/>
-      </w:pPr>
-      <w:r>
-        <w:rPr>
-          <w:rFonts w:ascii="Calibri" w:hAnsi="Calibri" w:eastAsia="Microsoft JhengHei"/>
-          <w:b/>
-          <w:color w:val="1F4D78"/>
-          <w:sz w:val="30"/>
-        </w:rPr>
-        <w:t>騎車 (Cycling)</w:t>
-      </w:r>
-    </w:p>
-    <w:p>
-      <w:pPr>
-        <w:keepNext/>
         <w:spacing w:before="160" w:after="40"/>
       </w:pPr>
       <w:r>
@@ -498,9 +1558,9 @@
           <w:color w:val="595959"/>
           <w:sz w:val="19"/>
         </w:rPr>
-        <w:t xml:space="preserve">【Slowtwitch | 2026-08-01】 </w:t>
+        <w:t xml:space="preserve">【Slowtwitch | 2026-08-06】 </w:t>
       </w:r>
-      <w:hyperlink w:rId="rId15">
+      <w:hyperlink w:rId="rId25">
         <w:r>
           <w:rPr>
             <w:color w:val="1F4D78"/>
@@ -509,7 +1569,7 @@
             <w:rFonts w:ascii="Calibri" w:hAnsi="Calibri" w:eastAsia="Microsoft JhengHei"/>
             <w:sz w:val="22"/>
           </w:rPr>
-          <w:t>我們注意到：Sanders 不再使用 Kona、Garmin 智慧手環首次亮相、Dropbar Tri 成為主流等等</w:t>
+          <w:t>The Most Common Mistakes New Cyclists Make</w:t>
         </w:r>
       </w:hyperlink>
     </w:p>
@@ -526,7 +1586,7 @@
           <w:color w:val="777777"/>
           <w:sz w:val="17"/>
         </w:rPr>
-        <w:t>原名: We Noticed: No Kona for Sanders, Garmin’s Smart Band Debut, Dropbar Tri Goes Mainstream and More</w:t>
+        <w:t>原名: The Most Common Mistakes New Cyclists Make</w:t>
       </w:r>
     </w:p>
     <w:p>
@@ -557,7 +1617,7 @@
           <w:color w:val="333333"/>
           <w:sz w:val="19"/>
         </w:rPr>
-        <w:t>1. 耐力世界中正在發生（或即將發生）一些有趣的事情；</w:t>
+        <w:t>1. Some tips for biking newbies that will safe a lot of grief；</w:t>
       </w:r>
     </w:p>
     <w:p>
@@ -573,7 +1633,7 @@
           <w:color w:val="333333"/>
           <w:sz w:val="19"/>
         </w:rPr>
-        <w:t>2. 萊德維爾（Leadville）路線變更萊德維爾Trail 100 MTB比賽已結束週末（8月15日），並在中爆發；</w:t>
+        <w:t>2. and money；</w:t>
       </w:r>
     </w:p>
     <w:p>
@@ -589,7 +1649,7 @@
           <w:color w:val="333333"/>
           <w:sz w:val="19"/>
         </w:rPr>
-        <w:t>3. 我們注意到的貼文：N。</w:t>
+        <w:t>3. The post The Most Common Mistakes New Cyclists Make first appeared on Slowtwitch News。</w:t>
       </w:r>
     </w:p>
     <w:p>
@@ -604,9 +1664,9 @@
           <w:color w:val="595959"/>
           <w:sz w:val="19"/>
         </w:rPr>
-        <w:t xml:space="preserve">【220 Triathlon | 2026-07-31】 </w:t>
+        <w:t xml:space="preserve">【Slowtwitch | 2026-08-05】 </w:t>
       </w:r>
-      <w:hyperlink w:rId="rId16">
+      <w:hyperlink w:rId="rId26">
         <w:r>
           <w:rPr>
             <w:color w:val="1F4D78"/>
@@ -615,7 +1675,7 @@
             <w:rFonts w:ascii="Calibri" w:hAnsi="Calibri" w:eastAsia="Microsoft JhengHei"/>
             <w:sz w:val="22"/>
           </w:rPr>
-          <w:t>最適合鐵人三項的自行車鞋是？我們的自行車手在訓練和比賽中進行了 8 項測試</w:t>
+          <w:t>Isn’t That Saddle Backwards? How Hans Aaseth Earned His Black Shirt at Norseman</w:t>
         </w:r>
       </w:hyperlink>
     </w:p>
@@ -632,7 +1692,7 @@
           <w:color w:val="777777"/>
           <w:sz w:val="17"/>
         </w:rPr>
-        <w:t>原名: What are the best bike shoes for triathlon? Our cyclists test 8 for training and racing</w:t>
+        <w:t>原名: Isn’t That Saddle Backwards? How Hans Aaseth Earned His Black Shirt at Norseman</w:t>
       </w:r>
     </w:p>
     <w:p>
@@ -663,7 +1723,113 @@
           <w:color w:val="333333"/>
           <w:sz w:val="19"/>
         </w:rPr>
-        <w:t>1. 我們的專家評審員對8款鐵人三項自行車鞋進行了嚴格測試，以幫助您找到最適合您的款式；</w:t>
+        <w:t>1. 真正獨特的自行車設置，25 公分底座、後向 ISM 座椅等等；</w:t>
+      </w:r>
+    </w:p>
+    <w:p>
+      <w:pPr>
+        <w:pStyle w:val="ListBullet"/>
+        <w:spacing w:after="40"/>
+        <w:ind w:left="576"/>
+      </w:pPr>
+      <w:r>
+        <w:rPr>
+          <w:rFonts w:ascii="Calibri" w:hAnsi="Calibri" w:eastAsia="Microsoft JhengHei"/>
+          <w:b w:val="0"/>
+          <w:color w:val="333333"/>
+          <w:sz w:val="19"/>
+        </w:rPr>
+        <w:t>2. 這篇文章不是馬鞍堅固嗎；</w:t>
+      </w:r>
+    </w:p>
+    <w:p>
+      <w:pPr>
+        <w:pStyle w:val="ListBullet"/>
+        <w:spacing w:after="40"/>
+        <w:ind w:left="576"/>
+      </w:pPr>
+      <w:r>
+        <w:rPr>
+          <w:rFonts w:ascii="Calibri" w:hAnsi="Calibri" w:eastAsia="Microsoft JhengHei"/>
+          <w:b w:val="0"/>
+          <w:color w:val="333333"/>
+          <w:sz w:val="19"/>
+        </w:rPr>
+        <w:t>3. Hans Aaseth 如何在 Norseman 首次亮相時獲得黑色襯衫。</w:t>
+      </w:r>
+    </w:p>
+    <w:p>
+      <w:pPr>
+        <w:keepNext/>
+        <w:spacing w:before="160" w:after="40"/>
+      </w:pPr>
+      <w:r>
+        <w:rPr>
+          <w:rFonts w:ascii="Calibri" w:hAnsi="Calibri" w:eastAsia="Microsoft JhengHei"/>
+          <w:b/>
+          <w:color w:val="595959"/>
+          <w:sz w:val="19"/>
+        </w:rPr>
+        <w:t xml:space="preserve">【220 Triathlon | 2026-08-05】 </w:t>
+      </w:r>
+      <w:hyperlink w:rId="rId27">
+        <w:r>
+          <w:rPr>
+            <w:color w:val="1F4D78"/>
+            <w:u w:val="single"/>
+            <w:b/>
+            <w:rFonts w:ascii="Calibri" w:hAnsi="Calibri" w:eastAsia="Microsoft JhengHei"/>
+            <w:sz w:val="22"/>
+          </w:rPr>
+          <w:t>鐵人三項新手？從我們為鐵人三項初學者提供的一系列免費訓練計劃中進行選擇</w:t>
+        </w:r>
+      </w:hyperlink>
+    </w:p>
+    <w:p>
+      <w:pPr>
+        <w:spacing w:after="40"/>
+        <w:ind w:left="360"/>
+      </w:pPr>
+      <w:r>
+        <w:rPr>
+          <w:rFonts w:ascii="Calibri" w:hAnsi="Calibri" w:eastAsia="Microsoft JhengHei"/>
+          <w:b w:val="0"/>
+          <w:i/>
+          <w:color w:val="777777"/>
+          <w:sz w:val="17"/>
+        </w:rPr>
+        <w:t>原名: New to triathlon? Pick from our range of free training plans for beginner triathletes</w:t>
+      </w:r>
+    </w:p>
+    <w:p>
+      <w:pPr>
+        <w:spacing w:after="40"/>
+        <w:ind w:left="360"/>
+      </w:pPr>
+      <w:r>
+        <w:rPr>
+          <w:rFonts w:ascii="Calibri" w:hAnsi="Calibri" w:eastAsia="Microsoft JhengHei"/>
+          <w:b/>
+          <w:color w:val="1F4D78"/>
+          <w:sz w:val="19"/>
+        </w:rPr>
+        <w:t>💡 【繁體中文 3 大重點摘要】：</w:t>
+      </w:r>
+    </w:p>
+    <w:p>
+      <w:pPr>
+        <w:pStyle w:val="ListBullet"/>
+        <w:spacing w:after="40"/>
+        <w:ind w:left="576"/>
+      </w:pPr>
+      <w:r>
+        <w:rPr>
+          <w:rFonts w:ascii="Calibri" w:hAnsi="Calibri" w:eastAsia="Microsoft JhengHei"/>
+          <w:b w:val="0"/>
+          <w:color w:val="333333"/>
+          <w:sz w:val="19"/>
+        </w:rPr>
+        <w:t>1. 從一系列適合初學者的鐵人三項訓練計畫中進行，為比賽做好準備並在淡季增強體能；</w:t>
       </w:r>
     </w:p>
     <w:p>
@@ -710,9 +1876,327 @@
           <w:color w:val="595959"/>
           <w:sz w:val="19"/>
         </w:rPr>
-        <w:t xml:space="preserve">【220 Triathlon | 2026-07-29】 </w:t>
+        <w:t xml:space="preserve">【Triathlete Magazine | 2026-08-04】 </w:t>
       </w:r>
-      <w:hyperlink w:rId="rId17">
+      <w:hyperlink w:rId="rId28">
+        <w:r>
+          <w:rPr>
+            <w:color w:val="1F4D78"/>
+            <w:u w:val="single"/>
+            <w:b/>
+            <w:rFonts w:ascii="Calibri" w:hAnsi="Calibri" w:eastAsia="Microsoft JhengHei"/>
+            <w:sz w:val="22"/>
+          </w:rPr>
+          <w:t>Hoka Clifton Pro 評論：Hoka 剛剛殺死了 Clifton 嗎？</w:t>
+        </w:r>
+      </w:hyperlink>
+    </w:p>
+    <w:p>
+      <w:pPr>
+        <w:spacing w:after="40"/>
+        <w:ind w:left="360"/>
+      </w:pPr>
+      <w:r>
+        <w:rPr>
+          <w:rFonts w:ascii="Calibri" w:hAnsi="Calibri" w:eastAsia="Microsoft JhengHei"/>
+          <w:b w:val="0"/>
+          <w:i/>
+          <w:color w:val="777777"/>
+          <w:sz w:val="17"/>
+        </w:rPr>
+        <w:t>原名: Hoka Clifton Pro Review: Did Hoka Just Kill the Clifton?</w:t>
+      </w:r>
+    </w:p>
+    <w:p>
+      <w:pPr>
+        <w:spacing w:after="40"/>
+        <w:ind w:left="360"/>
+      </w:pPr>
+      <w:r>
+        <w:rPr>
+          <w:rFonts w:ascii="Calibri" w:hAnsi="Calibri" w:eastAsia="Microsoft JhengHei"/>
+          <w:b/>
+          <w:color w:val="1F4D78"/>
+          <w:sz w:val="19"/>
+        </w:rPr>
+        <w:t>💡 【繁體中文 3 大重點摘要】：</w:t>
+      </w:r>
+    </w:p>
+    <w:p>
+      <w:pPr>
+        <w:pStyle w:val="ListBullet"/>
+        <w:spacing w:after="40"/>
+        <w:ind w:left="576"/>
+      </w:pPr>
+      <w:r>
+        <w:rPr>
+          <w:rFonts w:ascii="Calibri" w:hAnsi="Calibri" w:eastAsia="Microsoft JhengHei"/>
+          <w:b w:val="0"/>
+          <w:color w:val="333333"/>
+          <w:sz w:val="19"/>
+        </w:rPr>
+        <w:t>1. Hoka 最受歡迎的運動鞋剛剛以 10 美元的價格進行了大幅中底升級，這可能會讓原始的鞋過時；</w:t>
+      </w:r>
+    </w:p>
+    <w:p>
+      <w:pPr>
+        <w:pStyle w:val="ListBullet"/>
+        <w:spacing w:after="40"/>
+        <w:ind w:left="576"/>
+      </w:pPr>
+      <w:r>
+        <w:rPr>
+          <w:rFonts w:ascii="Calibri" w:hAnsi="Calibri" w:eastAsia="Microsoft JhengHei"/>
+          <w:b w:val="0"/>
+          <w:color w:val="333333"/>
+          <w:sz w:val="19"/>
+        </w:rPr>
+        <w:t>2. 閱讀霍卡克利夫頓專業評論的完整文章：霍卡剛剛殺死了克利夫托；</w:t>
+      </w:r>
+    </w:p>
+    <w:p>
+      <w:pPr>
+        <w:pStyle w:val="ListBullet"/>
+        <w:spacing w:after="40"/>
+        <w:ind w:left="576"/>
+      </w:pPr>
+      <w:r>
+        <w:rPr>
+          <w:rFonts w:ascii="Calibri" w:hAnsi="Calibri" w:eastAsia="Microsoft JhengHei"/>
+          <w:b w:val="0"/>
+          <w:color w:val="333333"/>
+          <w:sz w:val="19"/>
+        </w:rPr>
+        <w:t>3. 提供鐵人三項選手在實務備賽、運動防傷與體能恢復上的具體應用指導。。</w:t>
+      </w:r>
+    </w:p>
+    <w:p>
+      <w:pPr>
+        <w:keepNext/>
+        <w:spacing w:before="160" w:after="40"/>
+      </w:pPr>
+      <w:r>
+        <w:rPr>
+          <w:rFonts w:ascii="Calibri" w:hAnsi="Calibri" w:eastAsia="Microsoft JhengHei"/>
+          <w:b/>
+          <w:color w:val="595959"/>
+          <w:sz w:val="19"/>
+        </w:rPr>
+        <w:t xml:space="preserve">【Slowtwitch | 2026-08-04】 </w:t>
+      </w:r>
+      <w:hyperlink w:rId="rId29">
+        <w:r>
+          <w:rPr>
+            <w:color w:val="1F4D78"/>
+            <w:u w:val="single"/>
+            <w:b/>
+            <w:rFonts w:ascii="Calibri" w:hAnsi="Calibri" w:eastAsia="Microsoft JhengHei"/>
+            <w:sz w:val="22"/>
+          </w:rPr>
+          <w:t>Batch GB.1 是一款售價 999 美元的礫石自行車，專為騎行而打造</w:t>
+        </w:r>
+      </w:hyperlink>
+    </w:p>
+    <w:p>
+      <w:pPr>
+        <w:spacing w:after="40"/>
+        <w:ind w:left="360"/>
+      </w:pPr>
+      <w:r>
+        <w:rPr>
+          <w:rFonts w:ascii="Calibri" w:hAnsi="Calibri" w:eastAsia="Microsoft JhengHei"/>
+          <w:b w:val="0"/>
+          <w:i/>
+          <w:color w:val="777777"/>
+          <w:sz w:val="17"/>
+        </w:rPr>
+        <w:t>原名: The Batch GB.1 is a $999 Gravel Bike Built to Get You Riding</w:t>
+      </w:r>
+    </w:p>
+    <w:p>
+      <w:pPr>
+        <w:spacing w:after="40"/>
+        <w:ind w:left="360"/>
+      </w:pPr>
+      <w:r>
+        <w:rPr>
+          <w:rFonts w:ascii="Calibri" w:hAnsi="Calibri" w:eastAsia="Microsoft JhengHei"/>
+          <w:b/>
+          <w:color w:val="1F4D78"/>
+          <w:sz w:val="19"/>
+        </w:rPr>
+        <w:t>💡 【繁體中文 3 大重點摘要】：</w:t>
+      </w:r>
+    </w:p>
+    <w:p>
+      <w:pPr>
+        <w:pStyle w:val="ListBullet"/>
+        <w:spacing w:after="40"/>
+        <w:ind w:left="576"/>
+      </w:pPr>
+      <w:r>
+        <w:rPr>
+          <w:rFonts w:ascii="Calibri" w:hAnsi="Calibri" w:eastAsia="Microsoft JhengHei"/>
+          <w:b w:val="0"/>
+          <w:color w:val="333333"/>
+          <w:sz w:val="19"/>
+        </w:rPr>
+        <w:t>1. 1 我配備 MicroShift Sword 1x9 組和終身車架保修 - 全部低於四足；</w:t>
+      </w:r>
+    </w:p>
+    <w:p>
+      <w:pPr>
+        <w:pStyle w:val="ListBullet"/>
+        <w:spacing w:after="40"/>
+        <w:ind w:left="576"/>
+      </w:pPr>
+      <w:r>
+        <w:rPr>
+          <w:rFonts w:ascii="Calibri" w:hAnsi="Calibri" w:eastAsia="Microsoft JhengHei"/>
+          <w:b w:val="0"/>
+          <w:color w:val="333333"/>
+          <w:sz w:val="19"/>
+        </w:rPr>
+        <w:t>2. 1 是一款售價 999 美元的衝擊石自行車，旨在讓您行駛的帖子首次出現在；</w:t>
+      </w:r>
+    </w:p>
+    <w:p>
+      <w:pPr>
+        <w:pStyle w:val="ListBullet"/>
+        <w:spacing w:after="40"/>
+        <w:ind w:left="576"/>
+      </w:pPr>
+      <w:r>
+        <w:rPr>
+          <w:rFonts w:ascii="Calibri" w:hAnsi="Calibri" w:eastAsia="Microsoft JhengHei"/>
+          <w:b w:val="0"/>
+          <w:color w:val="333333"/>
+          <w:sz w:val="19"/>
+        </w:rPr>
+        <w:t>3. 提供鐵人三項選手在實務備賽、運動防傷與體能恢復上的具體應用指導。。</w:t>
+      </w:r>
+    </w:p>
+    <w:p>
+      <w:pPr>
+        <w:keepNext/>
+        <w:spacing w:before="160" w:after="40"/>
+      </w:pPr>
+      <w:r>
+        <w:rPr>
+          <w:rFonts w:ascii="Calibri" w:hAnsi="Calibri" w:eastAsia="Microsoft JhengHei"/>
+          <w:b/>
+          <w:color w:val="595959"/>
+          <w:sz w:val="19"/>
+        </w:rPr>
+        <w:t xml:space="preserve">【Triathlete Magazine | 2026-08-03】 </w:t>
+      </w:r>
+      <w:hyperlink w:rId="rId30">
+        <w:r>
+          <w:rPr>
+            <w:color w:val="1F4D78"/>
+            <w:u w:val="single"/>
+            <w:b/>
+            <w:rFonts w:ascii="Calibri" w:hAnsi="Calibri" w:eastAsia="Microsoft JhengHei"/>
+            <w:sz w:val="22"/>
+          </w:rPr>
+          <w:t>被 UCI 禁止，專為鐵人三項運動員打造：鐵人三項概念自行車的狂野世界</w:t>
+        </w:r>
+      </w:hyperlink>
+    </w:p>
+    <w:p>
+      <w:pPr>
+        <w:spacing w:after="40"/>
+        <w:ind w:left="360"/>
+      </w:pPr>
+      <w:r>
+        <w:rPr>
+          <w:rFonts w:ascii="Calibri" w:hAnsi="Calibri" w:eastAsia="Microsoft JhengHei"/>
+          <w:b w:val="0"/>
+          <w:i/>
+          <w:color w:val="777777"/>
+          <w:sz w:val="17"/>
+        </w:rPr>
+        <w:t>原名: Banned by the UCI, Built for Triathletes: Inside the Wild World of Triathlon Concept Bikes</w:t>
+      </w:r>
+    </w:p>
+    <w:p>
+      <w:pPr>
+        <w:spacing w:after="40"/>
+        <w:ind w:left="360"/>
+      </w:pPr>
+      <w:r>
+        <w:rPr>
+          <w:rFonts w:ascii="Calibri" w:hAnsi="Calibri" w:eastAsia="Microsoft JhengHei"/>
+          <w:b/>
+          <w:color w:val="1F4D78"/>
+          <w:sz w:val="19"/>
+        </w:rPr>
+        <w:t>💡 【繁體中文 3 大重點摘要】：</w:t>
+      </w:r>
+    </w:p>
+    <w:p>
+      <w:pPr>
+        <w:pStyle w:val="ListBullet"/>
+        <w:spacing w:after="40"/>
+        <w:ind w:left="576"/>
+      </w:pPr>
+      <w:r>
+        <w:rPr>
+          <w:rFonts w:ascii="Calibri" w:hAnsi="Calibri" w:eastAsia="Microsoft JhengHei"/>
+          <w:b w:val="0"/>
+          <w:color w:val="333333"/>
+          <w:sz w:val="19"/>
+        </w:rPr>
+        <w:t>1. 自行車概念讓我們展望了自行車運動的未來；</w:t>
+      </w:r>
+    </w:p>
+    <w:p>
+      <w:pPr>
+        <w:pStyle w:val="ListBullet"/>
+        <w:spacing w:after="40"/>
+        <w:ind w:left="576"/>
+      </w:pPr>
+      <w:r>
+        <w:rPr>
+          <w:rFonts w:ascii="Calibri" w:hAnsi="Calibri" w:eastAsia="Microsoft JhengHei"/>
+          <w:b w:val="0"/>
+          <w:color w:val="333333"/>
+          <w:sz w:val="19"/>
+        </w:rPr>
+        <w:t>2. 這就是為什麼鐵人三項是他們真正建立的運動；</w:t>
+      </w:r>
+    </w:p>
+    <w:p>
+      <w:pPr>
+        <w:pStyle w:val="ListBullet"/>
+        <w:spacing w:after="40"/>
+        <w:ind w:left="576"/>
+      </w:pPr>
+      <w:r>
+        <w:rPr>
+          <w:rFonts w:ascii="Calibri" w:hAnsi="Calibri" w:eastAsia="Microsoft JhengHei"/>
+          <w:b w:val="0"/>
+          <w:color w:val="333333"/>
+          <w:sz w:val="19"/>
+        </w:rPr>
+        <w:t>3. 閱讀完整文章：被UCI禁止，專為鐵人三項運動員佩戴：Wi 內部。</w:t>
+      </w:r>
+    </w:p>
+    <w:p>
+      <w:pPr>
+        <w:keepNext/>
+        <w:spacing w:before="160" w:after="40"/>
+      </w:pPr>
+      <w:r>
+        <w:rPr>
+          <w:rFonts w:ascii="Calibri" w:hAnsi="Calibri" w:eastAsia="Microsoft JhengHei"/>
+          <w:b/>
+          <w:color w:val="595959"/>
+          <w:sz w:val="19"/>
+        </w:rPr>
+        <w:t xml:space="preserve">【220 Triathlon | 2026-08-03】 </w:t>
+      </w:r>
+      <w:hyperlink w:rId="rId31">
         <w:r>
           <w:rPr>
             <w:color w:val="1F4D78"/>
@@ -807,6 +2291,21 @@
     <w:p>
       <w:pPr>
         <w:keepNext/>
+        <w:spacing w:before="320" w:after="160"/>
+      </w:pPr>
+      <w:r>
+        <w:rPr>
+          <w:rFonts w:ascii="Calibri" w:hAnsi="Calibri" w:eastAsia="Microsoft JhengHei"/>
+          <w:b/>
+          <w:color w:val="1F4D78"/>
+          <w:sz w:val="30"/>
+        </w:rPr>
+        <w:t>跑步 (Running)</w:t>
+      </w:r>
+    </w:p>
+    <w:p>
+      <w:pPr>
+        <w:keepNext/>
         <w:spacing w:before="160" w:after="40"/>
       </w:pPr>
       <w:r>
@@ -816,9 +2315,9 @@
           <w:color w:val="595959"/>
           <w:sz w:val="19"/>
         </w:rPr>
-        <w:t xml:space="preserve">【220 Triathlon | 2026-07-29】 </w:t>
+        <w:t xml:space="preserve">【TrainingPeaks Blog | 2026-08-06】 </w:t>
       </w:r>
-      <w:hyperlink w:rId="rId18">
+      <w:hyperlink w:rId="rId32">
         <w:r>
           <w:rPr>
             <w:color w:val="1F4D78"/>
@@ -827,7 +2326,7 @@
             <w:rFonts w:ascii="Calibri" w:hAnsi="Calibri" w:eastAsia="Microsoft JhengHei"/>
             <w:sz w:val="22"/>
           </w:rPr>
-          <w:t>您應該追求性能還是多功能性？我們比較 Goodr OG 和 SunGod Forty2s 跑步太陽眼鏡來找出答案</w:t>
+          <w:t>運動員的呼吸：表現、恢復與呼吸練習</w:t>
         </w:r>
       </w:hyperlink>
     </w:p>
@@ -844,7 +2343,7 @@
           <w:color w:val="777777"/>
           <w:sz w:val="17"/>
         </w:rPr>
-        <w:t>原名: Should you go for performance or versatility? We compare the Goodr OG and SunGod Forty2s running sunglasses to find out</w:t>
+        <w:t>原名: Breathwork for Athletes: Performance, Recovery, and Breathing Exercises</w:t>
       </w:r>
     </w:p>
     <w:p>
@@ -875,7 +2374,7 @@
           <w:color w:val="333333"/>
           <w:sz w:val="19"/>
         </w:rPr>
-        <w:t>1. Goodr OG 是一款售價 25 美元的廉價跑步太陽眼鏡，而 SunGod Forty2 的價格是它的四倍；</w:t>
+        <w:t>1. 呼吸練習可以改善健康指標、運動表現和恢復；</w:t>
       </w:r>
     </w:p>
     <w:p>
@@ -891,7 +2390,113 @@
           <w:color w:val="333333"/>
           <w:sz w:val="19"/>
         </w:rPr>
-        <w:t>2. 海倫·韋伯斯特讓他們相互競爭以找到成功者；</w:t>
+        <w:t>2. 以下是如何將它們添加到您的訓練中；</w:t>
+      </w:r>
+    </w:p>
+    <w:p>
+      <w:pPr>
+        <w:pStyle w:val="ListBullet"/>
+        <w:spacing w:after="40"/>
+        <w:ind w:left="576"/>
+      </w:pPr>
+      <w:r>
+        <w:rPr>
+          <w:rFonts w:ascii="Calibri" w:hAnsi="Calibri" w:eastAsia="Microsoft JhengHei"/>
+          <w:b w:val="0"/>
+          <w:color w:val="333333"/>
+          <w:sz w:val="19"/>
+        </w:rPr>
+        <w:t>3. 運動員的後呼吸：運動、恢復與呼吸練習。</w:t>
+      </w:r>
+    </w:p>
+    <w:p>
+      <w:pPr>
+        <w:keepNext/>
+        <w:spacing w:before="160" w:after="40"/>
+      </w:pPr>
+      <w:r>
+        <w:rPr>
+          <w:rFonts w:ascii="Calibri" w:hAnsi="Calibri" w:eastAsia="Microsoft JhengHei"/>
+          <w:b/>
+          <w:color w:val="595959"/>
+          <w:sz w:val="19"/>
+        </w:rPr>
+        <w:t xml:space="preserve">【Triathlete Magazine | 2026-08-05】 </w:t>
+      </w:r>
+      <w:hyperlink w:rId="rId33">
+        <w:r>
+          <w:rPr>
+            <w:color w:val="1F4D78"/>
+            <w:u w:val="single"/>
+            <w:b/>
+            <w:rFonts w:ascii="Calibri" w:hAnsi="Calibri" w:eastAsia="Microsoft JhengHei"/>
+            <w:sz w:val="22"/>
+          </w:rPr>
+          <w:t>第一眼：Topo Athletic Spectre Elite</w:t>
+        </w:r>
+      </w:hyperlink>
+    </w:p>
+    <w:p>
+      <w:pPr>
+        <w:spacing w:after="40"/>
+        <w:ind w:left="360"/>
+      </w:pPr>
+      <w:r>
+        <w:rPr>
+          <w:rFonts w:ascii="Calibri" w:hAnsi="Calibri" w:eastAsia="Microsoft JhengHei"/>
+          <w:b w:val="0"/>
+          <w:i/>
+          <w:color w:val="777777"/>
+          <w:sz w:val="17"/>
+        </w:rPr>
+        <w:t>原名: First Look: Topo Athletic Specter Elite</w:t>
+      </w:r>
+    </w:p>
+    <w:p>
+      <w:pPr>
+        <w:spacing w:after="40"/>
+        <w:ind w:left="360"/>
+      </w:pPr>
+      <w:r>
+        <w:rPr>
+          <w:rFonts w:ascii="Calibri" w:hAnsi="Calibri" w:eastAsia="Microsoft JhengHei"/>
+          <w:b/>
+          <w:color w:val="1F4D78"/>
+          <w:sz w:val="19"/>
+        </w:rPr>
+        <w:t>💡 【繁體中文 3 大重點摘要】：</w:t>
+      </w:r>
+    </w:p>
+    <w:p>
+      <w:pPr>
+        <w:pStyle w:val="ListBullet"/>
+        <w:spacing w:after="40"/>
+        <w:ind w:left="576"/>
+      </w:pPr>
+      <w:r>
+        <w:rPr>
+          <w:rFonts w:ascii="Calibri" w:hAnsi="Calibri" w:eastAsia="Microsoft JhengHei"/>
+          <w:b w:val="0"/>
+          <w:color w:val="333333"/>
+          <w:sz w:val="19"/>
+        </w:rPr>
+        <w:t>1. 首次亮相的鍍鉻賽車鞋直接身前列；</w:t>
+      </w:r>
+    </w:p>
+    <w:p>
+      <w:pPr>
+        <w:pStyle w:val="ListBullet"/>
+        <w:spacing w:after="40"/>
+        <w:ind w:left="576"/>
+      </w:pPr>
+      <w:r>
+        <w:rPr>
+          <w:rFonts w:ascii="Calibri" w:hAnsi="Calibri" w:eastAsia="Microsoft JhengHei"/>
+          <w:b w:val="0"/>
+          <w:color w:val="333333"/>
+          <w:sz w:val="19"/>
+        </w:rPr>
+        <w:t>2. 請閱讀全文：《初看：鐵人三項賽上的Topo競技幽靈精英》；</w:t>
       </w:r>
     </w:p>
     <w:p>
@@ -922,9 +2527,9 @@
           <w:color w:val="595959"/>
           <w:sz w:val="19"/>
         </w:rPr>
-        <w:t xml:space="preserve">【220 Triathlon | 2026-07-29】 </w:t>
+        <w:t xml:space="preserve">【TrainingPeaks Blog | 2026-08-05】 </w:t>
       </w:r>
-      <w:hyperlink w:rId="rId19">
+      <w:hyperlink w:rId="rId34">
         <w:r>
           <w:rPr>
             <w:color w:val="1F4D78"/>
@@ -933,7 +2538,7 @@
             <w:rFonts w:ascii="Calibri" w:hAnsi="Calibri" w:eastAsia="Microsoft JhengHei"/>
             <w:sz w:val="22"/>
           </w:rPr>
-          <w:t>2026年最好的碳板跑鞋是什麼？以下是追逐下一個 PB 的 8 個最佳選擇</w:t>
+          <w:t>糟糕的空氣品質如何影響表現以及運動員可以採取哪些措施</w:t>
         </w:r>
       </w:hyperlink>
     </w:p>
@@ -950,7 +2555,7 @@
           <w:color w:val="777777"/>
           <w:sz w:val="17"/>
         </w:rPr>
-        <w:t>原名: What are the best carbon plate running shoes in 2026? Here are 8 top picks for chasing your next PB</w:t>
+        <w:t>原名: How Poor Air Quality Affects Performance &amp; What Athletes Can Do About It</w:t>
       </w:r>
     </w:p>
     <w:p>
@@ -981,7 +2586,7 @@
           <w:color w:val="333333"/>
           <w:sz w:val="19"/>
         </w:rPr>
-        <w:t>1. 他們徹底改變了跑步運動，並不斷創造世界紀錄，就像他們已經過時一樣；</w:t>
+        <w:t>1. 空氣污染為運動員帶來短期和長期；</w:t>
       </w:r>
     </w:p>
     <w:p>
@@ -997,7 +2602,7 @@
           <w:color w:val="333333"/>
           <w:sz w:val="19"/>
         </w:rPr>
-        <w:t>2. 我們對8款最好的碳跑鞋進行了測試；</w:t>
+        <w:t>2. 在規劃 TrainingPeaks 課程時使用 AirTrack 可以幫助減少您的空氣污染暴露；</w:t>
       </w:r>
     </w:p>
     <w:p>
@@ -1013,552 +2618,7 @@
           <w:color w:val="333333"/>
           <w:sz w:val="19"/>
         </w:rPr>
-        <w:t>3. 提供鐵人三項選手在實務備賽、運動防傷與體能恢復上的具體應用指導。。</w:t>
-      </w:r>
-    </w:p>
-    <w:p>
-      <w:pPr>
-        <w:keepNext/>
-        <w:spacing w:before="160" w:after="40"/>
-      </w:pPr>
-      <w:r>
-        <w:rPr>
-          <w:rFonts w:ascii="Calibri" w:hAnsi="Calibri" w:eastAsia="Microsoft JhengHei"/>
-          <w:b/>
-          <w:color w:val="595959"/>
-          <w:sz w:val="19"/>
-        </w:rPr>
-        <w:t xml:space="preserve">【TrainingPeaks Blog | 2026-07-28】 </w:t>
-      </w:r>
-      <w:hyperlink w:rId="rId20">
-        <w:r>
-          <w:rPr>
-            <w:color w:val="1F4D78"/>
-            <w:u w:val="single"/>
-            <w:b/>
-            <w:rFonts w:ascii="Calibri" w:hAnsi="Calibri" w:eastAsia="Microsoft JhengHei"/>
-            <w:sz w:val="22"/>
-          </w:rPr>
-          <w:t>世界級自行車手與業餘自行車手的區別</w:t>
-        </w:r>
-      </w:hyperlink>
-    </w:p>
-    <w:p>
-      <w:pPr>
-        <w:spacing w:after="40"/>
-        <w:ind w:left="360"/>
-      </w:pPr>
-      <w:r>
-        <w:rPr>
-          <w:rFonts w:ascii="Calibri" w:hAnsi="Calibri" w:eastAsia="Microsoft JhengHei"/>
-          <w:b w:val="0"/>
-          <w:i/>
-          <w:color w:val="777777"/>
-          <w:sz w:val="17"/>
-        </w:rPr>
-        <w:t>原名: What Separates World-Class Cyclists from Amateurs</w:t>
-      </w:r>
-    </w:p>
-    <w:p>
-      <w:pPr>
-        <w:spacing w:after="40"/>
-        <w:ind w:left="360"/>
-      </w:pPr>
-      <w:r>
-        <w:rPr>
-          <w:rFonts w:ascii="Calibri" w:hAnsi="Calibri" w:eastAsia="Microsoft JhengHei"/>
-          <w:b/>
-          <w:color w:val="1F4D78"/>
-          <w:sz w:val="19"/>
-        </w:rPr>
-        <w:t>💡 【繁體中文 3 大重點摘要】：</w:t>
-      </w:r>
-    </w:p>
-    <w:p>
-      <w:pPr>
-        <w:pStyle w:val="ListBullet"/>
-        <w:spacing w:after="40"/>
-        <w:ind w:left="576"/>
-      </w:pPr>
-      <w:r>
-        <w:rPr>
-          <w:rFonts w:ascii="Calibri" w:hAnsi="Calibri" w:eastAsia="Microsoft JhengHei"/>
-          <w:b w:val="0"/>
-          <w:color w:val="333333"/>
-          <w:sz w:val="19"/>
-        </w:rPr>
-        <w:t>1. 業餘自行車手和職業自行車手之間的差異不在於身體素質，而是一致性；</w:t>
-      </w:r>
-    </w:p>
-    <w:p>
-      <w:pPr>
-        <w:pStyle w:val="ListBullet"/>
-        <w:spacing w:after="40"/>
-        <w:ind w:left="576"/>
-      </w:pPr>
-      <w:r>
-        <w:rPr>
-          <w:rFonts w:ascii="Calibri" w:hAnsi="Calibri" w:eastAsia="Microsoft JhengHei"/>
-          <w:b w:val="0"/>
-          <w:color w:val="333333"/>
-          <w:sz w:val="19"/>
-        </w:rPr>
-        <w:t>2. 以下是使專業人士的五個習慣，以及您可以採取哪些措施來縮小差距；</w:t>
-      </w:r>
-    </w:p>
-    <w:p>
-      <w:pPr>
-        <w:pStyle w:val="ListBullet"/>
-        <w:spacing w:after="40"/>
-        <w:ind w:left="576"/>
-      </w:pPr>
-      <w:r>
-        <w:rPr>
-          <w:rFonts w:ascii="Calibri" w:hAnsi="Calibri" w:eastAsia="Microsoft JhengHei"/>
-          <w:b w:val="0"/>
-          <w:color w:val="333333"/>
-          <w:sz w:val="19"/>
-        </w:rPr>
-        <w:t>3. 提供鐵人三項選手在實務備賽、運動防傷與體能恢復上的具體應用指導。。</w:t>
-      </w:r>
-    </w:p>
-    <w:p>
-      <w:pPr>
-        <w:keepNext/>
-        <w:spacing w:before="160" w:after="40"/>
-      </w:pPr>
-      <w:r>
-        <w:rPr>
-          <w:rFonts w:ascii="Calibri" w:hAnsi="Calibri" w:eastAsia="Microsoft JhengHei"/>
-          <w:b/>
-          <w:color w:val="595959"/>
-          <w:sz w:val="19"/>
-        </w:rPr>
-        <w:t xml:space="preserve">【220 Triathlon | 2026-07-28】 </w:t>
-      </w:r>
-      <w:hyperlink w:rId="rId21">
-        <w:r>
-          <w:rPr>
-            <w:color w:val="1F4D78"/>
-            <w:u w:val="single"/>
-            <w:b/>
-            <w:rFonts w:ascii="Calibri" w:hAnsi="Calibri" w:eastAsia="Microsoft JhengHei"/>
-            <w:sz w:val="22"/>
-          </w:rPr>
-          <w:t>2026 年最佳男士冬季跑步緊身褲與緊身褲</w:t>
-        </w:r>
-      </w:hyperlink>
-    </w:p>
-    <w:p>
-      <w:pPr>
-        <w:spacing w:after="40"/>
-        <w:ind w:left="360"/>
-      </w:pPr>
-      <w:r>
-        <w:rPr>
-          <w:rFonts w:ascii="Calibri" w:hAnsi="Calibri" w:eastAsia="Microsoft JhengHei"/>
-          <w:b w:val="0"/>
-          <w:i/>
-          <w:color w:val="777777"/>
-          <w:sz w:val="17"/>
-        </w:rPr>
-        <w:t>原名: Best men’s winter running tights and leggings for 2026</w:t>
-      </w:r>
-    </w:p>
-    <w:p>
-      <w:pPr>
-        <w:spacing w:after="40"/>
-        <w:ind w:left="360"/>
-      </w:pPr>
-      <w:r>
-        <w:rPr>
-          <w:rFonts w:ascii="Calibri" w:hAnsi="Calibri" w:eastAsia="Microsoft JhengHei"/>
-          <w:b/>
-          <w:color w:val="1F4D78"/>
-          <w:sz w:val="19"/>
-        </w:rPr>
-        <w:t>💡 【繁體中文 3 大重點摘要】：</w:t>
-      </w:r>
-    </w:p>
-    <w:p>
-      <w:pPr>
-        <w:pStyle w:val="ListBullet"/>
-        <w:spacing w:after="40"/>
-        <w:ind w:left="576"/>
-      </w:pPr>
-      <w:r>
-        <w:rPr>
-          <w:rFonts w:ascii="Calibri" w:hAnsi="Calibri" w:eastAsia="Microsoft JhengHei"/>
-          <w:b w:val="0"/>
-          <w:color w:val="333333"/>
-          <w:sz w:val="19"/>
-        </w:rPr>
-        <w:t>1. 從壓縮到款瑜珈緊身褲，探索最好的男士瑜珈緊身衣，幫助您度過寒冷的天氣；</w:t>
-      </w:r>
-    </w:p>
-    <w:p>
-      <w:pPr>
-        <w:pStyle w:val="ListBullet"/>
-        <w:spacing w:after="40"/>
-        <w:ind w:left="576"/>
-      </w:pPr>
-      <w:r>
-        <w:rPr>
-          <w:rFonts w:ascii="Calibri" w:hAnsi="Calibri" w:eastAsia="Microsoft JhengHei"/>
-          <w:b w:val="0"/>
-          <w:color w:val="333333"/>
-          <w:sz w:val="19"/>
-        </w:rPr>
-        <w:t>2. 分析來自 220 Triathlon 針對 騎車 (Cycling) 項目的關鍵訓練與器材建議。；</w:t>
-      </w:r>
-    </w:p>
-    <w:p>
-      <w:pPr>
-        <w:pStyle w:val="ListBullet"/>
-        <w:spacing w:after="40"/>
-        <w:ind w:left="576"/>
-      </w:pPr>
-      <w:r>
-        <w:rPr>
-          <w:rFonts w:ascii="Calibri" w:hAnsi="Calibri" w:eastAsia="Microsoft JhengHei"/>
-          <w:b w:val="0"/>
-          <w:color w:val="333333"/>
-          <w:sz w:val="19"/>
-        </w:rPr>
-        <w:t>3. 提供鐵人三項選手在實務備賽、運動防傷與體能恢復上的具體應用指導。。</w:t>
-      </w:r>
-    </w:p>
-    <w:p>
-      <w:pPr>
-        <w:keepNext/>
-        <w:spacing w:before="160" w:after="40"/>
-      </w:pPr>
-      <w:r>
-        <w:rPr>
-          <w:rFonts w:ascii="Calibri" w:hAnsi="Calibri" w:eastAsia="Microsoft JhengHei"/>
-          <w:b/>
-          <w:color w:val="595959"/>
-          <w:sz w:val="19"/>
-        </w:rPr>
-        <w:t xml:space="preserve">【Triathlete Magazine | 2026-07-28】 </w:t>
-      </w:r>
-      <w:hyperlink w:rId="rId22">
-        <w:r>
-          <w:rPr>
-            <w:color w:val="1F4D78"/>
-            <w:u w:val="single"/>
-            <w:b/>
-            <w:rFonts w:ascii="Calibri" w:hAnsi="Calibri" w:eastAsia="Microsoft JhengHei"/>
-            <w:sz w:val="22"/>
-          </w:rPr>
-          <w:t>您第一次參加鐵人三項比賽的比賽週清單</w:t>
-        </w:r>
-      </w:hyperlink>
-    </w:p>
-    <w:p>
-      <w:pPr>
-        <w:spacing w:after="40"/>
-        <w:ind w:left="360"/>
-      </w:pPr>
-      <w:r>
-        <w:rPr>
-          <w:rFonts w:ascii="Calibri" w:hAnsi="Calibri" w:eastAsia="Microsoft JhengHei"/>
-          <w:b w:val="0"/>
-          <w:i/>
-          <w:color w:val="777777"/>
-          <w:sz w:val="17"/>
-        </w:rPr>
-        <w:t>原名: A Race-Week Checklist For Your First Triathlon</w:t>
-      </w:r>
-    </w:p>
-    <w:p>
-      <w:pPr>
-        <w:spacing w:after="40"/>
-        <w:ind w:left="360"/>
-      </w:pPr>
-      <w:r>
-        <w:rPr>
-          <w:rFonts w:ascii="Calibri" w:hAnsi="Calibri" w:eastAsia="Microsoft JhengHei"/>
-          <w:b/>
-          <w:color w:val="1F4D78"/>
-          <w:sz w:val="19"/>
-        </w:rPr>
-        <w:t>💡 【繁體中文 3 大重點摘要】：</w:t>
-      </w:r>
-    </w:p>
-    <w:p>
-      <w:pPr>
-        <w:pStyle w:val="ListBullet"/>
-        <w:spacing w:after="40"/>
-        <w:ind w:left="576"/>
-      </w:pPr>
-      <w:r>
-        <w:rPr>
-          <w:rFonts w:ascii="Calibri" w:hAnsi="Calibri" w:eastAsia="Microsoft JhengHei"/>
-          <w:b w:val="0"/>
-          <w:color w:val="333333"/>
-          <w:sz w:val="19"/>
-        </w:rPr>
-        <w:t>1. 不要讓物流毀了你的第一次鐵人三項比賽；</w:t>
-      </w:r>
-    </w:p>
-    <w:p>
-      <w:pPr>
-        <w:pStyle w:val="ListBullet"/>
-        <w:spacing w:after="40"/>
-        <w:ind w:left="576"/>
-      </w:pPr>
-      <w:r>
-        <w:rPr>
-          <w:rFonts w:ascii="Calibri" w:hAnsi="Calibri" w:eastAsia="Microsoft JhengHei"/>
-          <w:b w:val="0"/>
-          <w:color w:val="333333"/>
-          <w:sz w:val="19"/>
-        </w:rPr>
-        <w:t>2. 使用每日比賽週指南和包裝清單來處理逐漸減少的情況，準備好您的裝備，並到達起跑線準備出發；</w:t>
-      </w:r>
-    </w:p>
-    <w:p>
-      <w:pPr>
-        <w:pStyle w:val="ListBullet"/>
-        <w:spacing w:after="40"/>
-        <w:ind w:left="576"/>
-      </w:pPr>
-      <w:r>
-        <w:rPr>
-          <w:rFonts w:ascii="Calibri" w:hAnsi="Calibri" w:eastAsia="Microsoft JhengHei"/>
-          <w:b w:val="0"/>
-          <w:color w:val="333333"/>
-          <w:sz w:val="19"/>
-        </w:rPr>
-        <w:t>3. 提供鐵人三項選手在實務備賽、運動防傷與體能恢復上的具體應用指導。。</w:t>
-      </w:r>
-    </w:p>
-    <w:p>
-      <w:pPr>
-        <w:keepNext/>
-        <w:spacing w:before="160" w:after="40"/>
-      </w:pPr>
-      <w:r>
-        <w:rPr>
-          <w:rFonts w:ascii="Calibri" w:hAnsi="Calibri" w:eastAsia="Microsoft JhengHei"/>
-          <w:b/>
-          <w:color w:val="595959"/>
-          <w:sz w:val="19"/>
-        </w:rPr>
-        <w:t xml:space="preserve">【220 Triathlon | 2026-07-27】 </w:t>
-      </w:r>
-      <w:hyperlink w:rId="rId23">
-        <w:r>
-          <w:rPr>
-            <w:color w:val="1F4D78"/>
-            <w:u w:val="single"/>
-            <w:b/>
-            <w:rFonts w:ascii="Calibri" w:hAnsi="Calibri" w:eastAsia="Microsoft JhengHei"/>
-            <w:sz w:val="22"/>
-          </w:rPr>
-          <w:t>2026 年最好的跑步短褲是什麼？我們的跑步團隊對 10 名進行了測試</w:t>
-        </w:r>
-      </w:hyperlink>
-    </w:p>
-    <w:p>
-      <w:pPr>
-        <w:spacing w:after="40"/>
-        <w:ind w:left="360"/>
-      </w:pPr>
-      <w:r>
-        <w:rPr>
-          <w:rFonts w:ascii="Calibri" w:hAnsi="Calibri" w:eastAsia="Microsoft JhengHei"/>
-          <w:b w:val="0"/>
-          <w:i/>
-          <w:color w:val="777777"/>
-          <w:sz w:val="17"/>
-        </w:rPr>
-        <w:t>原名: What are the best running shorts in 2026? Our team of runners put 10 to the test</w:t>
-      </w:r>
-    </w:p>
-    <w:p>
-      <w:pPr>
-        <w:spacing w:after="40"/>
-        <w:ind w:left="360"/>
-      </w:pPr>
-      <w:r>
-        <w:rPr>
-          <w:rFonts w:ascii="Calibri" w:hAnsi="Calibri" w:eastAsia="Microsoft JhengHei"/>
-          <w:b/>
-          <w:color w:val="1F4D78"/>
-          <w:sz w:val="19"/>
-        </w:rPr>
-        <w:t>💡 【繁體中文 3 大重點摘要】：</w:t>
-      </w:r>
-    </w:p>
-    <w:p>
-      <w:pPr>
-        <w:pStyle w:val="ListBullet"/>
-        <w:spacing w:after="40"/>
-        <w:ind w:left="576"/>
-      </w:pPr>
-      <w:r>
-        <w:rPr>
-          <w:rFonts w:ascii="Calibri" w:hAnsi="Calibri" w:eastAsia="Microsoft JhengHei"/>
-          <w:b w:val="0"/>
-          <w:color w:val="333333"/>
-          <w:sz w:val="19"/>
-        </w:rPr>
-        <w:t>1. 一條好的跑步長度應該是舒適、導電的，並且能夠為任何距離的跑步提供支撐；</w:t>
-      </w:r>
-    </w:p>
-    <w:p>
-      <w:pPr>
-        <w:pStyle w:val="ListBullet"/>
-        <w:spacing w:after="40"/>
-        <w:ind w:left="576"/>
-      </w:pPr>
-      <w:r>
-        <w:rPr>
-          <w:rFonts w:ascii="Calibri" w:hAnsi="Calibri" w:eastAsia="Microsoft JhengHei"/>
-          <w:b w:val="0"/>
-          <w:color w:val="333333"/>
-          <w:sz w:val="19"/>
-        </w:rPr>
-        <w:t>2. 我們的跑步團隊測試了可行的最佳選擇；</w:t>
-      </w:r>
-    </w:p>
-    <w:p>
-      <w:pPr>
-        <w:pStyle w:val="ListBullet"/>
-        <w:spacing w:after="40"/>
-        <w:ind w:left="576"/>
-      </w:pPr>
-      <w:r>
-        <w:rPr>
-          <w:rFonts w:ascii="Calibri" w:hAnsi="Calibri" w:eastAsia="Microsoft JhengHei"/>
-          <w:b w:val="0"/>
-          <w:color w:val="333333"/>
-          <w:sz w:val="19"/>
-        </w:rPr>
-        <w:t>3. 提供鐵人三項選手在實務備賽、運動防傷與體能恢復上的具體應用指導。。</w:t>
-      </w:r>
-    </w:p>
-    <w:p>
-      <w:pPr>
-        <w:keepNext/>
-        <w:spacing w:before="160" w:after="40"/>
-      </w:pPr>
-      <w:r>
-        <w:rPr>
-          <w:rFonts w:ascii="Calibri" w:hAnsi="Calibri" w:eastAsia="Microsoft JhengHei"/>
-          <w:b/>
-          <w:color w:val="595959"/>
-          <w:sz w:val="19"/>
-        </w:rPr>
-        <w:t xml:space="preserve">【Triathlete Magazine | 2026-07-27】 </w:t>
-      </w:r>
-      <w:hyperlink w:rId="rId24">
-        <w:r>
-          <w:rPr>
-            <w:color w:val="1F4D78"/>
-            <w:u w:val="single"/>
-            <w:b/>
-            <w:rFonts w:ascii="Calibri" w:hAnsi="Calibri" w:eastAsia="Microsoft JhengHei"/>
-            <w:sz w:val="22"/>
-          </w:rPr>
-          <w:t>Sam Long 統治自行車賽，Kirsten Kasper 強勢回歸，贏得 Ironman 70.3 Boise 冠軍</w:t>
-        </w:r>
-      </w:hyperlink>
-    </w:p>
-    <w:p>
-      <w:pPr>
-        <w:spacing w:after="40"/>
-        <w:ind w:left="360"/>
-      </w:pPr>
-      <w:r>
-        <w:rPr>
-          <w:rFonts w:ascii="Calibri" w:hAnsi="Calibri" w:eastAsia="Microsoft JhengHei"/>
-          <w:b w:val="0"/>
-          <w:i/>
-          <w:color w:val="777777"/>
-          <w:sz w:val="17"/>
-        </w:rPr>
-        <w:t>原名: Sam Long Dominates the Bike and Kirsten Kasper Storms Back on the Run to Claim Ironman 70.3 Boise Wins</w:t>
-      </w:r>
-    </w:p>
-    <w:p>
-      <w:pPr>
-        <w:spacing w:after="40"/>
-        <w:ind w:left="360"/>
-      </w:pPr>
-      <w:r>
-        <w:rPr>
-          <w:rFonts w:ascii="Calibri" w:hAnsi="Calibri" w:eastAsia="Microsoft JhengHei"/>
-          <w:b/>
-          <w:color w:val="1F4D78"/>
-          <w:sz w:val="19"/>
-        </w:rPr>
-        <w:t>💡 【繁體中文 3 大重點摘要】：</w:t>
-      </w:r>
-    </w:p>
-    <w:p>
-      <w:pPr>
-        <w:pStyle w:val="ListBullet"/>
-        <w:spacing w:after="40"/>
-        <w:ind w:left="576"/>
-      </w:pPr>
-      <w:r>
-        <w:rPr>
-          <w:rFonts w:ascii="Calibri" w:hAnsi="Calibri" w:eastAsia="Microsoft JhengHei"/>
-          <w:b w:val="0"/>
-          <w:color w:val="333333"/>
-          <w:sz w:val="19"/>
-        </w:rPr>
-        <w:t>1. 薩姆朗和克爾斯滕卡斯帕以四種不同的方式證明了他們在愛達荷州博伊西的鐵人三項職業系列賽場上的實力太強了；</w:t>
-      </w:r>
-    </w:p>
-    <w:p>
-      <w:pPr>
-        <w:pStyle w:val="ListBullet"/>
-        <w:spacing w:after="40"/>
-        <w:ind w:left="576"/>
-      </w:pPr>
-      <w:r>
-        <w:rPr>
-          <w:rFonts w:ascii="Calibri" w:hAnsi="Calibri" w:eastAsia="Microsoft JhengHei"/>
-          <w:b w:val="0"/>
-          <w:color w:val="333333"/>
-          <w:sz w:val="19"/>
-        </w:rPr>
-        <w:t>2. 閱讀 Sam Long 統治自行車和 Kirsten Kasper 的完整文章...；</w:t>
-      </w:r>
-    </w:p>
-    <w:p>
-      <w:pPr>
-        <w:pStyle w:val="ListBullet"/>
-        <w:spacing w:after="40"/>
-        <w:ind w:left="576"/>
-      </w:pPr>
-      <w:r>
-        <w:rPr>
-          <w:rFonts w:ascii="Calibri" w:hAnsi="Calibri" w:eastAsia="Microsoft JhengHei"/>
-          <w:b w:val="0"/>
-          <w:color w:val="333333"/>
-          <w:sz w:val="19"/>
-        </w:rPr>
-        <w:t>3. 提供鐵人三項選手在實務備賽、運動防傷與體能恢復上的具體應用指導。。</w:t>
-      </w:r>
-    </w:p>
-    <w:p>
-      <w:pPr>
-        <w:keepNext/>
-        <w:spacing w:before="320" w:after="160"/>
-      </w:pPr>
-      <w:r>
-        <w:rPr>
-          <w:rFonts w:ascii="Calibri" w:hAnsi="Calibri" w:eastAsia="Microsoft JhengHei"/>
-          <w:b/>
-          <w:color w:val="1F4D78"/>
-          <w:sz w:val="30"/>
-        </w:rPr>
-        <w:t>跑步 (Running)</w:t>
+        <w:t>3. 發布“最糟糕的空氣品質如何影響…”。</w:t>
       </w:r>
     </w:p>
     <w:p>
@@ -1575,7 +2635,7 @@
         </w:rPr>
         <w:t xml:space="preserve">【Slowtwitch | 2026-08-03】 </w:t>
       </w:r>
-      <w:hyperlink w:rId="rId25">
+      <w:hyperlink w:rId="rId35">
         <w:r>
           <w:rPr>
             <w:color w:val="1F4D78"/>
@@ -1648,7 +2708,7 @@
           <w:color w:val="333333"/>
           <w:sz w:val="19"/>
         </w:rPr>
-        <w:t>2. 貼文「關鍵時刻：挪威人渡輪的時刻」首次出現在 Slowtwitch News 上；</w:t>
+        <w:t>2. 貼文「關鍵時刻：挪威渡輪的時刻」首次出現在 Slowtwitch News 上；</w:t>
       </w:r>
     </w:p>
     <w:p>
@@ -1670,6 +2730,21 @@
     <w:p>
       <w:pPr>
         <w:keepNext/>
+        <w:spacing w:before="320" w:after="160"/>
+      </w:pPr>
+      <w:r>
+        <w:rPr>
+          <w:rFonts w:ascii="Calibri" w:hAnsi="Calibri" w:eastAsia="Microsoft JhengHei"/>
+          <w:b/>
+          <w:color w:val="1F4D78"/>
+          <w:sz w:val="30"/>
+        </w:rPr>
+        <w:t>補給與恢復 (Fueling &amp; Recovery)</w:t>
+      </w:r>
+    </w:p>
+    <w:p>
+      <w:pPr>
+        <w:keepNext/>
         <w:spacing w:before="160" w:after="40"/>
       </w:pPr>
       <w:r>
@@ -1679,9 +2754,9 @@
           <w:color w:val="595959"/>
           <w:sz w:val="19"/>
         </w:rPr>
-        <w:t xml:space="preserve">【Slowtwitch | 2026-08-01】 </w:t>
+        <w:t xml:space="preserve">【220 Triathlon | 2026-08-09】 </w:t>
       </w:r>
-      <w:hyperlink w:rId="rId26">
+      <w:hyperlink w:rId="rId36">
         <w:r>
           <w:rPr>
             <w:color w:val="1F4D78"/>
@@ -1690,7 +2765,7 @@
             <w:rFonts w:ascii="Calibri" w:hAnsi="Calibri" w:eastAsia="Microsoft JhengHei"/>
             <w:sz w:val="22"/>
           </w:rPr>
-          <w:t>一場關於勝肽的爭論正在激烈進行。接下來是鐵人三項嗎？</w:t>
+          <w:t>身為運動員，早餐該吃什麼？營養師分享最佳能量餐</w:t>
         </w:r>
       </w:hyperlink>
     </w:p>
@@ -1707,7 +2782,7 @@
           <w:color w:val="777777"/>
           <w:sz w:val="17"/>
         </w:rPr>
-        <w:t>原名: A Peptide Debate is Rocking Ultra-Running. Is Triathlon Next?</w:t>
+        <w:t>原名: What should you be eating for breakfast as an athlete? Nutritionist shares best energy-packed meals</w:t>
       </w:r>
     </w:p>
     <w:p>
@@ -1738,7 +2813,7 @@
           <w:color w:val="333333"/>
           <w:sz w:val="19"/>
         </w:rPr>
-        <w:t>1. 上週，超級跑世界發現自己成為反興奮劑領域的中心，一名破紀錄的運動員承認在比賽中使用了違禁藥物…；</w:t>
+        <w:t>1. 這些簡單的四種食譜，以嘗試提高早上運動的能量或在訓練後補充練習的能量水平儲存；</w:t>
       </w:r>
     </w:p>
     <w:p>
@@ -1754,7 +2829,7 @@
           <w:color w:val="333333"/>
           <w:sz w:val="19"/>
         </w:rPr>
-        <w:t>2. 分析來自 Slowtwitch 針對 跑步 (Running) 項目的關鍵訓練與器材建議。；</w:t>
+        <w:t>2. 分析來自 220 Triathlon 針對 補給與恢復 (Fueling &amp; Recovery) 項目的關鍵訓練與器材建議。；</w:t>
       </w:r>
     </w:p>
     <w:p>
@@ -1785,9 +2860,9 @@
           <w:color w:val="595959"/>
           <w:sz w:val="19"/>
         </w:rPr>
-        <w:t xml:space="preserve">【Triathlete Magazine | 2026-07-31】 </w:t>
+        <w:t xml:space="preserve">【Slowtwitch | 2026-08-08】 </w:t>
       </w:r>
-      <w:hyperlink w:rId="rId27">
+      <w:hyperlink w:rId="rId37">
         <w:r>
           <w:rPr>
             <w:color w:val="1F4D78"/>
@@ -1796,7 +2871,7 @@
             <w:rFonts w:ascii="Calibri" w:hAnsi="Calibri" w:eastAsia="Microsoft JhengHei"/>
             <w:sz w:val="22"/>
           </w:rPr>
-          <w:t>七月三項賽重點：世界巡迴賽的變化、超級鞋恐慌以及短程賽車的興起</w:t>
+          <w:t>我們注意到：Alpe d’Huez 鐵人三項賽、克里斯蒂安和古斯塔夫的新騎行等等</w:t>
         </w:r>
       </w:hyperlink>
     </w:p>
@@ -1813,7 +2888,7 @@
           <w:color w:val="777777"/>
           <w:sz w:val="17"/>
         </w:rPr>
-        <w:t>原名: July’s Tri Takeaways: World Tour Shifts, Supershoe Scares, and the Rise of Short-Course Racing</w:t>
+        <w:t>原名: We Noticed: Alpe d’Huez Triathlon, Kristian and Gustav’s New Ride and More</w:t>
       </w:r>
     </w:p>
     <w:p>
@@ -1844,7 +2919,7 @@
           <w:color w:val="333333"/>
           <w:sz w:val="19"/>
         </w:rPr>
-        <w:t>1. T100和世界鐵人三項賽衝鋒陷陣，傳奇人物走向日落，超級鞋給我們帶來了仲夏恐怖的案例 - 蒂姆·海明（Tim Heming）詳細剖析了本月的鐵人三項新聞；</w:t>
+        <w:t>1. 西弗特獲得第三個冠軍，莫塞爾灣將舉辦IRONMAN南非賽、Roka Multisport抽籤等新聞；</w:t>
       </w:r>
     </w:p>
     <w:p>
@@ -1860,7 +2935,7 @@
           <w:color w:val="333333"/>
           <w:sz w:val="19"/>
         </w:rPr>
-        <w:t>2. 分析來自 Triathlete Magazine 針對 跑步 (Running) 項目的關鍵訓練與器材建議。；</w:t>
+        <w:t>2. 我們注意到的帖子：Alpe d’Huez鐵人三項賽、克里斯蒂安和古斯塔夫的新騎行及更多首次亮相；</w:t>
       </w:r>
     </w:p>
     <w:p>
@@ -1891,9 +2966,9 @@
           <w:color w:val="595959"/>
           <w:sz w:val="19"/>
         </w:rPr>
-        <w:t xml:space="preserve">【220 Triathlon | 2026-07-31】 </w:t>
+        <w:t xml:space="preserve">【220 Triathlon | 2026-08-07】 </w:t>
       </w:r>
-      <w:hyperlink w:rId="rId28">
+      <w:hyperlink w:rId="rId38">
         <w:r>
           <w:rPr>
             <w:color w:val="1F4D78"/>
@@ -1902,7 +2977,7 @@
             <w:rFonts w:ascii="Calibri" w:hAnsi="Calibri" w:eastAsia="Microsoft JhengHei"/>
             <w:sz w:val="22"/>
           </w:rPr>
-          <w:t>年紀大了還能堅持跑步嗎？超級跑者達米安·霍爾說是的——如果你訓練得更聰明的話</w:t>
+          <w:t>使用這些經營養師批准的食譜從骨頭開始打造運動員的身體</w:t>
         </w:r>
       </w:hyperlink>
     </w:p>
@@ -1919,7 +2994,7 @@
           <w:color w:val="777777"/>
           <w:sz w:val="17"/>
         </w:rPr>
-        <w:t>原名: Can you keep running as you get older? Ultrarunner Damian Hall says yes – if you train smarter</w:t>
+        <w:t>原名: Build an athletes body from the bones up with these nutritionist-approved recipes</w:t>
       </w:r>
     </w:p>
     <w:p>
@@ -1950,7 +3025,7 @@
           <w:color w:val="333333"/>
           <w:sz w:val="19"/>
         </w:rPr>
-        <w:t>1. 超級運動員傳奇人物達米安·霍爾解釋了跑步者和鐵人三項運動員如何隨著年齡的增長而繼續保持表現，並提供有關恢復、力量訓練和保持胸部損傷的建議；</w:t>
+        <w:t>1. 無論您年齡有多大，關注雙重健康永遠不會太晚；</w:t>
       </w:r>
     </w:p>
     <w:p>
@@ -1966,7 +3041,113 @@
           <w:color w:val="333333"/>
           <w:sz w:val="19"/>
         </w:rPr>
-        <w:t>2. 分析來自 220 Triathlon 針對 跑步 (Running) 項目的關鍵訓練與器材建議。；</w:t>
+        <w:t>2. 你的飲食有幫助嗎；</w:t>
+      </w:r>
+    </w:p>
+    <w:p>
+      <w:pPr>
+        <w:pStyle w:val="ListBullet"/>
+        <w:spacing w:after="40"/>
+        <w:ind w:left="576"/>
+      </w:pPr>
+      <w:r>
+        <w:rPr>
+          <w:rFonts w:ascii="Calibri" w:hAnsi="Calibri" w:eastAsia="Microsoft JhengHei"/>
+          <w:b w:val="0"/>
+          <w:color w:val="333333"/>
+          <w:sz w:val="19"/>
+        </w:rPr>
+        <w:t>3. 很簡單，你需要維生素D、鈣和鎂。</w:t>
+      </w:r>
+    </w:p>
+    <w:p>
+      <w:pPr>
+        <w:keepNext/>
+        <w:spacing w:before="160" w:after="40"/>
+      </w:pPr>
+      <w:r>
+        <w:rPr>
+          <w:rFonts w:ascii="Calibri" w:hAnsi="Calibri" w:eastAsia="Microsoft JhengHei"/>
+          <w:b/>
+          <w:color w:val="595959"/>
+          <w:sz w:val="19"/>
+        </w:rPr>
+        <w:t xml:space="preserve">【220 Triathlon | 2026-08-06】 </w:t>
+      </w:r>
+      <w:hyperlink w:rId="rId39">
+        <w:r>
+          <w:rPr>
+            <w:color w:val="1F4D78"/>
+            <w:u w:val="single"/>
+            <w:b/>
+            <w:rFonts w:ascii="Calibri" w:hAnsi="Calibri" w:eastAsia="Microsoft JhengHei"/>
+            <w:sz w:val="22"/>
+          </w:rPr>
+          <w:t>透過這些 3 至 12 個月的免費鐵人三項訓練計劃，從 2027 年開始鐵人三項訓練</w:t>
+        </w:r>
+      </w:hyperlink>
+    </w:p>
+    <w:p>
+      <w:pPr>
+        <w:spacing w:after="40"/>
+        <w:ind w:left="360"/>
+      </w:pPr>
+      <w:r>
+        <w:rPr>
+          <w:rFonts w:ascii="Calibri" w:hAnsi="Calibri" w:eastAsia="Microsoft JhengHei"/>
+          <w:b w:val="0"/>
+          <w:i/>
+          <w:color w:val="777777"/>
+          <w:sz w:val="17"/>
+        </w:rPr>
+        <w:t>原名: Start training for an Ironman in 2027 with these free Ironman training plans from 3 to 12 months</w:t>
+      </w:r>
+    </w:p>
+    <w:p>
+      <w:pPr>
+        <w:spacing w:after="40"/>
+        <w:ind w:left="360"/>
+      </w:pPr>
+      <w:r>
+        <w:rPr>
+          <w:rFonts w:ascii="Calibri" w:hAnsi="Calibri" w:eastAsia="Microsoft JhengHei"/>
+          <w:b/>
+          <w:color w:val="1F4D78"/>
+          <w:sz w:val="19"/>
+        </w:rPr>
+        <w:t>💡 【繁體中文 3 大重點摘要】：</w:t>
+      </w:r>
+    </w:p>
+    <w:p>
+      <w:pPr>
+        <w:pStyle w:val="ListBullet"/>
+        <w:spacing w:after="40"/>
+        <w:ind w:left="576"/>
+      </w:pPr>
+      <w:r>
+        <w:rPr>
+          <w:rFonts w:ascii="Calibri" w:hAnsi="Calibri" w:eastAsia="Microsoft JhengHei"/>
+          <w:b w:val="0"/>
+          <w:color w:val="333333"/>
+          <w:sz w:val="19"/>
+        </w:rPr>
+        <w:t>1. 這些免費訓練計畫由鐵人三項訓練設計，將幫助您完成鐵人三項訓練的基礎、建造和高級階段；</w:t>
+      </w:r>
+    </w:p>
+    <w:p>
+      <w:pPr>
+        <w:pStyle w:val="ListBullet"/>
+        <w:spacing w:after="40"/>
+        <w:ind w:left="576"/>
+      </w:pPr>
+      <w:r>
+        <w:rPr>
+          <w:rFonts w:ascii="Calibri" w:hAnsi="Calibri" w:eastAsia="Microsoft JhengHei"/>
+          <w:b w:val="0"/>
+          <w:color w:val="333333"/>
+          <w:sz w:val="19"/>
+        </w:rPr>
+        <w:t>2. 分析來自 220 Triathlon 針對 補給與恢復 (Fueling &amp; Recovery) 項目的關鍵訓練與器材建議。；</w:t>
       </w:r>
     </w:p>
     <w:p>
@@ -1997,9 +3178,9 @@
           <w:color w:val="595959"/>
           <w:sz w:val="19"/>
         </w:rPr>
-        <w:t xml:space="preserve">【TrainingPeaks Blog | 2026-07-31】 </w:t>
+        <w:t xml:space="preserve">【Triathlete Magazine | 2026-08-05】 </w:t>
       </w:r>
-      <w:hyperlink w:rId="rId29">
+      <w:hyperlink w:rId="rId40">
         <w:r>
           <w:rPr>
             <w:color w:val="1F4D78"/>
@@ -2008,7 +3189,7 @@
             <w:rFonts w:ascii="Calibri" w:hAnsi="Calibri" w:eastAsia="Microsoft JhengHei"/>
             <w:sz w:val="22"/>
           </w:rPr>
-          <w:t>為什麼高溫會導致胃腸道壓力以及如何調整您的補充策略</w:t>
+          <w:t>史上最熱門的鐵人三項世界錦標賽</w:t>
         </w:r>
       </w:hyperlink>
     </w:p>
@@ -2025,7 +3206,7 @@
           <w:color w:val="777777"/>
           <w:sz w:val="17"/>
         </w:rPr>
-        <w:t>原名: Why Heat Causes GI Stress &amp; How to Adapt Your Fueling Strategy</w:t>
+        <w:t>原名: The Hottest Triathlon World Championship Races in History</w:t>
       </w:r>
     </w:p>
     <w:p>
@@ -2056,7 +3237,7 @@
           <w:color w:val="333333"/>
           <w:sz w:val="19"/>
         </w:rPr>
-        <w:t>1. 高溫風險會增加前期和胃腸道壓力的；</w:t>
+        <w:t>1. 從科納的熔岩地到巴黎正午的陽光，我們重溫了鐵人三項最殘酷、最汗流浹背的比賽，那裡的氣候是最嚴酷的競爭者；</w:t>
       </w:r>
     </w:p>
     <w:p>
@@ -2072,7 +3253,7 @@
           <w:color w:val="333333"/>
           <w:sz w:val="19"/>
         </w:rPr>
-        <w:t>2. 了解如何調整補充能量和補充水分的策略，以保持安全並儘量減少熱量對錶現的影響；</w:t>
+        <w:t>2. 閱讀最熱門的 T 的完整文章；</w:t>
       </w:r>
     </w:p>
     <w:p>
@@ -2088,7 +3269,7 @@
           <w:color w:val="333333"/>
           <w:sz w:val="19"/>
         </w:rPr>
-        <w:t>3. 為什麼高溫會導致胃腸道壓力。</w:t>
+        <w:t>3. 提供鐵人三項選手在實務備賽、運動防傷與體能恢復上的具體應用指導。。</w:t>
       </w:r>
     </w:p>
     <w:p>
@@ -2103,9 +3284,9 @@
           <w:color w:val="595959"/>
           <w:sz w:val="19"/>
         </w:rPr>
-        <w:t xml:space="preserve">【Triathlete Magazine | 2026-07-28】 </w:t>
+        <w:t xml:space="preserve">【Triathlete Magazine | 2026-08-05】 </w:t>
       </w:r>
-      <w:hyperlink w:rId="rId30">
+      <w:hyperlink w:rId="rId41">
         <w:r>
           <w:rPr>
             <w:color w:val="1F4D78"/>
@@ -2114,7 +3295,7 @@
             <w:rFonts w:ascii="Calibri" w:hAnsi="Calibri" w:eastAsia="Microsoft JhengHei"/>
             <w:sz w:val="22"/>
           </w:rPr>
-          <w:t>為什麼足底筋膜炎現在無所不在（以及跑步者可以採取什麼措施）</w:t>
+          <w:t>蒂莉·奧福德如何在一場幾乎致命的車禍中倖存下來並重返鐵人三項賽</w:t>
         </w:r>
       </w:hyperlink>
     </w:p>
@@ -2131,7 +3312,7 @@
           <w:color w:val="777777"/>
           <w:sz w:val="17"/>
         </w:rPr>
-        <w:t>原名: Why Plantar Fasciitis Is Everywhere Right Now (And What Runners Can Do About It)</w:t>
+        <w:t>原名: How Tilly Offord Survived a Near-Fatal Crash and Found Her Way Back to Triathlon</w:t>
       </w:r>
     </w:p>
     <w:p>
@@ -2162,7 +3343,7 @@
           <w:color w:val="333333"/>
           <w:sz w:val="19"/>
         </w:rPr>
-        <w:t>1. 從菁英運動員到運動員運動員，足底筋膜炎都讓跑者望而步；</w:t>
+        <w:t>1. 蒂莉·奧福德是精英鐵人三項賽中的後起之秀，直到與卡車相撞改變了一切；</w:t>
       </w:r>
     </w:p>
     <w:p>
@@ -2178,7 +3359,7 @@
           <w:color w:val="333333"/>
           <w:sz w:val="19"/>
         </w:rPr>
-        <w:t>2. 專家輔導將深入探討原因以及如何實際解決它；</w:t>
+        <w:t>2. 如今，距離致命的一天已經過去三年多了，她又回到了賽車場，並繼續堅持不懈的努力…；</w:t>
       </w:r>
     </w:p>
     <w:p>
@@ -2194,7 +3375,7 @@
           <w:color w:val="333333"/>
           <w:sz w:val="19"/>
         </w:rPr>
-        <w:t>3. 閱讀全文：為什麼足底筋膜炎無所不在。</w:t>
+        <w:t>3. 提供鐵人三項選手在實務備賽、運動防傷與體能恢復上的具體應用指導。。</w:t>
       </w:r>
     </w:p>
     <w:p>
@@ -2209,9 +3390,9 @@
           <w:color w:val="595959"/>
           <w:sz w:val="19"/>
         </w:rPr>
-        <w:t xml:space="preserve">【220 Triathlon | 2026-07-27】 </w:t>
+        <w:t xml:space="preserve">【220 Triathlon | 2026-08-05】 </w:t>
       </w:r>
-      <w:hyperlink w:rId="rId31">
+      <w:hyperlink w:rId="rId42">
         <w:r>
           <w:rPr>
             <w:color w:val="1F4D78"/>
@@ -2220,7 +3401,7 @@
             <w:rFonts w:ascii="Calibri" w:hAnsi="Calibri" w:eastAsia="Microsoft JhengHei"/>
             <w:sz w:val="22"/>
           </w:rPr>
-          <w:t>貝絲波特：背景、職業亮點、引言</w:t>
+          <w:t>從我們的免費奧運距離鐵人三項訓練計劃中進行選擇，並在下一場比賽中取得勝利</w:t>
         </w:r>
       </w:hyperlink>
     </w:p>
@@ -2237,7 +3418,7 @@
           <w:color w:val="777777"/>
           <w:sz w:val="17"/>
         </w:rPr>
-        <w:t>原名: Beth Potter: Background, career highlights, quotes</w:t>
+        <w:t>原名: Choose from our free Olympic-distance triathlon training plans and smash your next race</w:t>
       </w:r>
     </w:p>
     <w:p>
@@ -2268,7 +3449,7 @@
           <w:color w:val="333333"/>
           <w:sz w:val="19"/>
         </w:rPr>
-        <w:t>1. 貝絲波特參加鐵人三項比賽才幾年，但她已經是世界冠軍和兩枚奧運銅牌得主；</w:t>
+        <w:t>1. 日記裡有休息長距離鐵人三項嗎；</w:t>
       </w:r>
     </w:p>
     <w:p>
@@ -2284,7 +3465,7 @@
           <w:color w:val="333333"/>
           <w:sz w:val="19"/>
         </w:rPr>
-        <w:t>2. 以下是您需要了解的蘇格蘭運動員轉型三人組的資訊…；</w:t>
+        <w:t>2. 從我們的免費訓練計劃中選擇一個，立即為比賽做好準備；</w:t>
       </w:r>
     </w:p>
     <w:p>
@@ -2315,9 +3496,9 @@
           <w:color w:val="595959"/>
           <w:sz w:val="19"/>
         </w:rPr>
-        <w:t xml:space="preserve">【Triathlete Magazine | 2026-07-27】 </w:t>
+        <w:t xml:space="preserve">【Slowtwitch | 2026-08-04】 </w:t>
       </w:r>
-      <w:hyperlink w:rId="rId32">
+      <w:hyperlink w:rId="rId43">
         <w:r>
           <w:rPr>
             <w:color w:val="1F4D78"/>
@@ -2326,7 +3507,7 @@
             <w:rFonts w:ascii="Calibri" w:hAnsi="Calibri" w:eastAsia="Microsoft JhengHei"/>
             <w:sz w:val="22"/>
           </w:rPr>
-          <w:t>透過這個 5 分鐘跑步訓練來修正你的跑步姿勢（從而經濟）</w:t>
+          <w:t>Norseman 的女士節：4 個勵志故事</w:t>
         </w:r>
       </w:hyperlink>
     </w:p>
@@ -2343,7 +3524,7 @@
           <w:color w:val="777777"/>
           <w:sz w:val="17"/>
         </w:rPr>
-        <w:t>原名: Fix Your Running Posture (and Therefore Economy) with This 5-Minute Running Drill</w:t>
+        <w:t>原名: Ladies Day at the Norseman: 4 Inspirational Stories</w:t>
       </w:r>
     </w:p>
     <w:p>
@@ -2374,7 +3555,7 @@
           <w:color w:val="333333"/>
           <w:sz w:val="19"/>
         </w:rPr>
-        <w:t>1. 這個經典的訓練只需要幾分鐘，但它可以教導你的身體高大的姿勢和快速的地面接觸，直接轉化為更有效的互動日動作；</w:t>
+        <w:t>1. 我們完成了採訪四位極度女性、她們以時尚的方式完成了挪威人的任務；</w:t>
       </w:r>
     </w:p>
     <w:p>
@@ -2390,7 +3571,7 @@
           <w:color w:val="333333"/>
           <w:sz w:val="19"/>
         </w:rPr>
-        <w:t>2. 閱讀全文，請造訪；</w:t>
+        <w:t>2. 挪威人的女士節：4個勵志故事首次出現在Slowtwitch News上；</w:t>
       </w:r>
     </w:p>
     <w:p>
@@ -2412,16 +3593,107 @@
     <w:p>
       <w:pPr>
         <w:keepNext/>
-        <w:spacing w:before="320" w:after="160"/>
+        <w:spacing w:before="160" w:after="40"/>
+      </w:pPr>
+      <w:r>
+        <w:rPr>
+          <w:rFonts w:ascii="Calibri" w:hAnsi="Calibri" w:eastAsia="Microsoft JhengHei"/>
+          <w:b/>
+          <w:color w:val="595959"/>
+          <w:sz w:val="19"/>
+        </w:rPr>
+        <w:t xml:space="preserve">【220 Triathlon | 2026-08-03】 </w:t>
+      </w:r>
+      <w:hyperlink w:rId="rId44">
+        <w:r>
+          <w:rPr>
+            <w:color w:val="1F4D78"/>
+            <w:u w:val="single"/>
+            <w:b/>
+            <w:rFonts w:ascii="Calibri" w:hAnsi="Calibri" w:eastAsia="Microsoft JhengHei"/>
+            <w:sz w:val="22"/>
+          </w:rPr>
+          <w:t>如何觀看 T100 溫哥華女子職業比賽</w:t>
+        </w:r>
+      </w:hyperlink>
+    </w:p>
+    <w:p>
+      <w:pPr>
+        <w:spacing w:after="40"/>
+        <w:ind w:left="360"/>
+      </w:pPr>
+      <w:r>
+        <w:rPr>
+          <w:rFonts w:ascii="Calibri" w:hAnsi="Calibri" w:eastAsia="Microsoft JhengHei"/>
+          <w:b w:val="0"/>
+          <w:i/>
+          <w:color w:val="777777"/>
+          <w:sz w:val="17"/>
+        </w:rPr>
+        <w:t>原名: How to watch the T100 Vancouver Women’s Pro race</w:t>
+      </w:r>
+    </w:p>
+    <w:p>
+      <w:pPr>
+        <w:spacing w:after="40"/>
+        <w:ind w:left="360"/>
       </w:pPr>
       <w:r>
         <w:rPr>
           <w:rFonts w:ascii="Calibri" w:hAnsi="Calibri" w:eastAsia="Microsoft JhengHei"/>
           <w:b/>
           <w:color w:val="1F4D78"/>
-          <w:sz w:val="30"/>
+          <w:sz w:val="19"/>
         </w:rPr>
-        <w:t>補給與恢復 (Fueling &amp; Recovery)</w:t>
+        <w:t>💡 【繁體中文 3 大重點摘要】：</w:t>
+      </w:r>
+    </w:p>
+    <w:p>
+      <w:pPr>
+        <w:pStyle w:val="ListBullet"/>
+        <w:spacing w:after="40"/>
+        <w:ind w:left="576"/>
+      </w:pPr>
+      <w:r>
+        <w:rPr>
+          <w:rFonts w:ascii="Calibri" w:hAnsi="Calibri" w:eastAsia="Microsoft JhengHei"/>
+          <w:b w:val="0"/>
+          <w:color w:val="333333"/>
+          <w:sz w:val="19"/>
+        </w:rPr>
+        <w:t>1. 2026年T100鐵人三項世界巡迴賽將前往溫哥華進行本賽季的第三場女子比賽；</w:t>
+      </w:r>
+    </w:p>
+    <w:p>
+      <w:pPr>
+        <w:pStyle w:val="ListBullet"/>
+        <w:spacing w:after="40"/>
+        <w:ind w:left="576"/>
+      </w:pPr>
+      <w:r>
+        <w:rPr>
+          <w:rFonts w:ascii="Calibri" w:hAnsi="Calibri" w:eastAsia="Microsoft JhengHei"/>
+          <w:b w:val="0"/>
+          <w:color w:val="333333"/>
+          <w:sz w:val="19"/>
+        </w:rPr>
+        <w:t>2. 這裡有您需要了解的所有信息，包括開始列表、課程、開始時間以及如何觀看直播；</w:t>
+      </w:r>
+    </w:p>
+    <w:p>
+      <w:pPr>
+        <w:pStyle w:val="ListBullet"/>
+        <w:spacing w:after="40"/>
+        <w:ind w:left="576"/>
+      </w:pPr>
+      <w:r>
+        <w:rPr>
+          <w:rFonts w:ascii="Calibri" w:hAnsi="Calibri" w:eastAsia="Microsoft JhengHei"/>
+          <w:b w:val="0"/>
+          <w:color w:val="333333"/>
+          <w:sz w:val="19"/>
+        </w:rPr>
+        <w:t>3. 提供鐵人三項選手在實務備賽、運動防傷與體能恢復上的具體應用指導。。</w:t>
       </w:r>
     </w:p>
     <w:p>
@@ -2438,7 +3710,7 @@
         </w:rPr>
         <w:t xml:space="preserve">【Slowtwitch | 2026-08-03】 </w:t>
       </w:r>
-      <w:hyperlink w:rId="rId33">
+      <w:hyperlink w:rId="rId45">
         <w:r>
           <w:rPr>
             <w:color w:val="1F4D78"/>
@@ -2544,7 +3816,7 @@
         </w:rPr>
         <w:t xml:space="preserve">【220 Triathlon | 2026-08-03】 </w:t>
       </w:r>
-      <w:hyperlink w:rId="rId34">
+      <w:hyperlink w:rId="rId46">
         <w:r>
           <w:rPr>
             <w:color w:val="1F4D78"/>
@@ -2639,1278 +3911,6 @@
     <w:p>
       <w:pPr>
         <w:keepNext/>
-        <w:spacing w:before="160" w:after="40"/>
-      </w:pPr>
-      <w:r>
-        <w:rPr>
-          <w:rFonts w:ascii="Calibri" w:hAnsi="Calibri" w:eastAsia="Microsoft JhengHei"/>
-          <w:b/>
-          <w:color w:val="595959"/>
-          <w:sz w:val="19"/>
-        </w:rPr>
-        <w:t xml:space="preserve">【Slowtwitch | 2026-08-02】 </w:t>
-      </w:r>
-      <w:hyperlink w:rId="rId35">
-        <w:r>
-          <w:rPr>
-            <w:color w:val="1F4D78"/>
-            <w:u w:val="single"/>
-            <w:b/>
-            <w:rFonts w:ascii="Calibri" w:hAnsi="Calibri" w:eastAsia="Microsoft JhengHei"/>
-            <w:sz w:val="22"/>
-          </w:rPr>
-          <w:t>Sam Laidlow 跳過 70.3 世界賽的決定會影響科納嗎？</w:t>
-        </w:r>
-      </w:hyperlink>
-    </w:p>
-    <w:p>
-      <w:pPr>
-        <w:spacing w:after="40"/>
-        <w:ind w:left="360"/>
-      </w:pPr>
-      <w:r>
-        <w:rPr>
-          <w:rFonts w:ascii="Calibri" w:hAnsi="Calibri" w:eastAsia="Microsoft JhengHei"/>
-          <w:b w:val="0"/>
-          <w:i/>
-          <w:color w:val="777777"/>
-          <w:sz w:val="17"/>
-        </w:rPr>
-        <w:t>原名: Will Sam Laidlow’s Decision to Skip 70.3 Worlds Be the Difference in Kona?</w:t>
-      </w:r>
-    </w:p>
-    <w:p>
-      <w:pPr>
-        <w:spacing w:after="40"/>
-        <w:ind w:left="360"/>
-      </w:pPr>
-      <w:r>
-        <w:rPr>
-          <w:rFonts w:ascii="Calibri" w:hAnsi="Calibri" w:eastAsia="Microsoft JhengHei"/>
-          <w:b/>
-          <w:color w:val="1F4D78"/>
-          <w:sz w:val="19"/>
-        </w:rPr>
-        <w:t>💡 【繁體中文 3 大重點摘要】：</w:t>
-      </w:r>
-    </w:p>
-    <w:p>
-      <w:pPr>
-        <w:pStyle w:val="ListBullet"/>
-        <w:spacing w:after="40"/>
-        <w:ind w:left="576"/>
-      </w:pPr>
-      <w:r>
-        <w:rPr>
-          <w:rFonts w:ascii="Calibri" w:hAnsi="Calibri" w:eastAsia="Microsoft JhengHei"/>
-          <w:b w:val="0"/>
-          <w:color w:val="333333"/>
-          <w:sz w:val="19"/>
-        </w:rPr>
-        <w:t>1. 2023年IRONMAN世界冠軍將參加撒馬爾罕挑戰賽，而其他大部分頂級職業選手將在尼斯一決高下；</w:t>
-      </w:r>
-    </w:p>
-    <w:p>
-      <w:pPr>
-        <w:pStyle w:val="ListBullet"/>
-        <w:spacing w:after="40"/>
-        <w:ind w:left="576"/>
-      </w:pPr>
-      <w:r>
-        <w:rPr>
-          <w:rFonts w:ascii="Calibri" w:hAnsi="Calibri" w:eastAsia="Microsoft JhengHei"/>
-          <w:b w:val="0"/>
-          <w:color w:val="333333"/>
-          <w:sz w:val="19"/>
-        </w:rPr>
-        <w:t>2. 薩姆·萊德洛 (Sam Laidlow) 跳過 70；</w:t>
-      </w:r>
-    </w:p>
-    <w:p>
-      <w:pPr>
-        <w:pStyle w:val="ListBullet"/>
-        <w:spacing w:after="40"/>
-        <w:ind w:left="576"/>
-      </w:pPr>
-      <w:r>
-        <w:rPr>
-          <w:rFonts w:ascii="Calibri" w:hAnsi="Calibri" w:eastAsia="Microsoft JhengHei"/>
-          <w:b w:val="0"/>
-          <w:color w:val="333333"/>
-          <w:sz w:val="19"/>
-        </w:rPr>
-        <w:t>3. 3世界賽的決定會影響科納嗎。</w:t>
-      </w:r>
-    </w:p>
-    <w:p>
-      <w:pPr>
-        <w:keepNext/>
-        <w:spacing w:before="160" w:after="40"/>
-      </w:pPr>
-      <w:r>
-        <w:rPr>
-          <w:rFonts w:ascii="Calibri" w:hAnsi="Calibri" w:eastAsia="Microsoft JhengHei"/>
-          <w:b/>
-          <w:color w:val="595959"/>
-          <w:sz w:val="19"/>
-        </w:rPr>
-        <w:t xml:space="preserve">【Slowtwitch | 2026-08-02】 </w:t>
-      </w:r>
-      <w:hyperlink w:rId="rId36">
-        <w:r>
-          <w:rPr>
-            <w:color w:val="1F4D78"/>
-            <w:u w:val="single"/>
-            <w:b/>
-            <w:rFonts w:ascii="Calibri" w:hAnsi="Calibri" w:eastAsia="Microsoft JhengHei"/>
-            <w:sz w:val="22"/>
-          </w:rPr>
-          <w:t>通格斯維克家族慶祝，雷加拉多奮戰到底，科爾多瓦贏得情感挪威人</w:t>
-        </w:r>
-      </w:hyperlink>
-    </w:p>
-    <w:p>
-      <w:pPr>
-        <w:spacing w:after="40"/>
-        <w:ind w:left="360"/>
-      </w:pPr>
-      <w:r>
-        <w:rPr>
-          <w:rFonts w:ascii="Calibri" w:hAnsi="Calibri" w:eastAsia="Microsoft JhengHei"/>
-          <w:b w:val="0"/>
-          <w:i/>
-          <w:color w:val="777777"/>
-          <w:sz w:val="17"/>
-        </w:rPr>
-        <w:t>原名: Cordoba Wins Emotional Norseman as Tungesvik Family Celebrates and Regalado Battles to the Wire</w:t>
-      </w:r>
-    </w:p>
-    <w:p>
-      <w:pPr>
-        <w:spacing w:after="40"/>
-        <w:ind w:left="360"/>
-      </w:pPr>
-      <w:r>
-        <w:rPr>
-          <w:rFonts w:ascii="Calibri" w:hAnsi="Calibri" w:eastAsia="Microsoft JhengHei"/>
-          <w:b/>
-          <w:color w:val="1F4D78"/>
-          <w:sz w:val="19"/>
-        </w:rPr>
-        <w:t>💡 【繁體中文 3 大重點摘要】：</w:t>
-      </w:r>
-    </w:p>
-    <w:p>
-      <w:pPr>
-        <w:pStyle w:val="ListBullet"/>
-        <w:spacing w:after="40"/>
-        <w:ind w:left="576"/>
-      </w:pPr>
-      <w:r>
-        <w:rPr>
-          <w:rFonts w:ascii="Calibri" w:hAnsi="Calibri" w:eastAsia="Microsoft JhengHei"/>
-          <w:b w:val="0"/>
-          <w:color w:val="333333"/>
-          <w:sz w:val="19"/>
-        </w:rPr>
-        <w:t>1. 當我們在挪威看到一場公平的女子比賽時，一位新的 XTRI 明星誕生了；</w:t>
-      </w:r>
-    </w:p>
-    <w:p>
-      <w:pPr>
-        <w:pStyle w:val="ListBullet"/>
-        <w:spacing w:after="40"/>
-        <w:ind w:left="576"/>
-      </w:pPr>
-      <w:r>
-        <w:rPr>
-          <w:rFonts w:ascii="Calibri" w:hAnsi="Calibri" w:eastAsia="Microsoft JhengHei"/>
-          <w:b w:val="0"/>
-          <w:color w:val="333333"/>
-          <w:sz w:val="19"/>
-        </w:rPr>
-        <w:t>2. 科爾多瓦贏得了挪威人的情感，通格斯維克家族慶祝和雷加拉多之戰首次出現；</w:t>
-      </w:r>
-    </w:p>
-    <w:p>
-      <w:pPr>
-        <w:pStyle w:val="ListBullet"/>
-        <w:spacing w:after="40"/>
-        <w:ind w:left="576"/>
-      </w:pPr>
-      <w:r>
-        <w:rPr>
-          <w:rFonts w:ascii="Calibri" w:hAnsi="Calibri" w:eastAsia="Microsoft JhengHei"/>
-          <w:b w:val="0"/>
-          <w:color w:val="333333"/>
-          <w:sz w:val="19"/>
-        </w:rPr>
-        <w:t>3. 提供鐵人三項選手在實務備賽、運動防傷與體能恢復上的具體應用指導。。</w:t>
-      </w:r>
-    </w:p>
-    <w:p>
-      <w:pPr>
-        <w:keepNext/>
-        <w:spacing w:before="160" w:after="40"/>
-      </w:pPr>
-      <w:r>
-        <w:rPr>
-          <w:rFonts w:ascii="Calibri" w:hAnsi="Calibri" w:eastAsia="Microsoft JhengHei"/>
-          <w:b/>
-          <w:color w:val="595959"/>
-          <w:sz w:val="19"/>
-        </w:rPr>
-        <w:t xml:space="preserve">【Slowtwitch | 2026-08-02】 </w:t>
-      </w:r>
-      <w:hyperlink w:rId="rId37">
-        <w:r>
-          <w:rPr>
-            <w:color w:val="1F4D78"/>
-            <w:u w:val="single"/>
-            <w:b/>
-            <w:rFonts w:ascii="Calibri" w:hAnsi="Calibri" w:eastAsia="Microsoft JhengHei"/>
-            <w:sz w:val="22"/>
-          </w:rPr>
-          <w:t>格魯防守、布朗利追擊、通格斯維克猛攻岩石，諾斯曼再創經典</w:t>
-        </w:r>
-      </w:hyperlink>
-    </w:p>
-    <w:p>
-      <w:pPr>
-        <w:spacing w:after="40"/>
-        <w:ind w:left="360"/>
-      </w:pPr>
-      <w:r>
-        <w:rPr>
-          <w:rFonts w:ascii="Calibri" w:hAnsi="Calibri" w:eastAsia="Microsoft JhengHei"/>
-          <w:b w:val="0"/>
-          <w:i/>
-          <w:color w:val="777777"/>
-          <w:sz w:val="17"/>
-        </w:rPr>
-        <w:t>原名: Norseman Delivers Another Classic as Grue Defends, Brownlee Chases and Tungesvik Storms the Rocks</w:t>
-      </w:r>
-    </w:p>
-    <w:p>
-      <w:pPr>
-        <w:spacing w:after="40"/>
-        <w:ind w:left="360"/>
-      </w:pPr>
-      <w:r>
-        <w:rPr>
-          <w:rFonts w:ascii="Calibri" w:hAnsi="Calibri" w:eastAsia="Microsoft JhengHei"/>
-          <w:b/>
-          <w:color w:val="1F4D78"/>
-          <w:sz w:val="19"/>
-        </w:rPr>
-        <w:t>💡 【繁體中文 3 大重點摘要】：</w:t>
-      </w:r>
-    </w:p>
-    <w:p>
-      <w:pPr>
-        <w:pStyle w:val="ListBullet"/>
-        <w:spacing w:after="40"/>
-        <w:ind w:left="576"/>
-      </w:pPr>
-      <w:r>
-        <w:rPr>
-          <w:rFonts w:ascii="Calibri" w:hAnsi="Calibri" w:eastAsia="Microsoft JhengHei"/>
-          <w:b w:val="0"/>
-          <w:color w:val="333333"/>
-          <w:sz w:val="19"/>
-        </w:rPr>
-        <w:t>1. 衛冕冠軍的救贖和頒獎台上的奮鬥為挪威比賽帶來了有趣的一天；</w:t>
-      </w:r>
-    </w:p>
-    <w:p>
-      <w:pPr>
-        <w:pStyle w:val="ListBullet"/>
-        <w:spacing w:after="40"/>
-        <w:ind w:left="576"/>
-      </w:pPr>
-      <w:r>
-        <w:rPr>
-          <w:rFonts w:ascii="Calibri" w:hAnsi="Calibri" w:eastAsia="Microsoft JhengHei"/>
-          <w:b w:val="0"/>
-          <w:color w:val="333333"/>
-          <w:sz w:val="19"/>
-        </w:rPr>
-        <w:t>2. 隨後諾斯曼帶來了另一個經典，格魯防守，布朗利眼球和；</w:t>
-      </w:r>
-    </w:p>
-    <w:p>
-      <w:pPr>
-        <w:pStyle w:val="ListBullet"/>
-        <w:spacing w:after="40"/>
-        <w:ind w:left="576"/>
-      </w:pPr>
-      <w:r>
-        <w:rPr>
-          <w:rFonts w:ascii="Calibri" w:hAnsi="Calibri" w:eastAsia="Microsoft JhengHei"/>
-          <w:b w:val="0"/>
-          <w:color w:val="333333"/>
-          <w:sz w:val="19"/>
-        </w:rPr>
-        <w:t>3. 提供鐵人三項選手在實務備賽、運動防傷與體能恢復上的具體應用指導。。</w:t>
-      </w:r>
-    </w:p>
-    <w:p>
-      <w:pPr>
-        <w:keepNext/>
-        <w:spacing w:before="160" w:after="40"/>
-      </w:pPr>
-      <w:r>
-        <w:rPr>
-          <w:rFonts w:ascii="Calibri" w:hAnsi="Calibri" w:eastAsia="Microsoft JhengHei"/>
-          <w:b/>
-          <w:color w:val="595959"/>
-          <w:sz w:val="19"/>
-        </w:rPr>
-        <w:t xml:space="preserve">【Slowtwitch | 2026-08-01】 </w:t>
-      </w:r>
-      <w:hyperlink w:rId="rId38">
-        <w:r>
-          <w:rPr>
-            <w:color w:val="1F4D78"/>
-            <w:u w:val="single"/>
-            <w:b/>
-            <w:rFonts w:ascii="Calibri" w:hAnsi="Calibri" w:eastAsia="Microsoft JhengHei"/>
-            <w:sz w:val="22"/>
-          </w:rPr>
-          <w:t>挪威人：充滿故事的峽灣第二部</w:t>
-        </w:r>
-      </w:hyperlink>
-    </w:p>
-    <w:p>
-      <w:pPr>
-        <w:spacing w:after="40"/>
-        <w:ind w:left="360"/>
-      </w:pPr>
-      <w:r>
-        <w:rPr>
-          <w:rFonts w:ascii="Calibri" w:hAnsi="Calibri" w:eastAsia="Microsoft JhengHei"/>
-          <w:b w:val="0"/>
-          <w:i/>
-          <w:color w:val="777777"/>
-          <w:sz w:val="17"/>
-        </w:rPr>
-        <w:t>原名: Norseman: A Fjord Full of Stories Part 2</w:t>
-      </w:r>
-    </w:p>
-    <w:p>
-      <w:pPr>
-        <w:spacing w:after="40"/>
-        <w:ind w:left="360"/>
-      </w:pPr>
-      <w:r>
-        <w:rPr>
-          <w:rFonts w:ascii="Calibri" w:hAnsi="Calibri" w:eastAsia="Microsoft JhengHei"/>
-          <w:b/>
-          <w:color w:val="1F4D78"/>
-          <w:sz w:val="19"/>
-        </w:rPr>
-        <w:t>💡 【繁體中文 3 大重點摘要】：</w:t>
-      </w:r>
-    </w:p>
-    <w:p>
-      <w:pPr>
-        <w:pStyle w:val="ListBullet"/>
-        <w:spacing w:after="40"/>
-        <w:ind w:left="576"/>
-      </w:pPr>
-      <w:r>
-        <w:rPr>
-          <w:rFonts w:ascii="Calibri" w:hAnsi="Calibri" w:eastAsia="Microsoft JhengHei"/>
-          <w:b w:val="0"/>
-          <w:color w:val="333333"/>
-          <w:sz w:val="19"/>
-        </w:rPr>
-        <w:t>1. 諾斯曼有什麼特別之處；</w:t>
-      </w:r>
-    </w:p>
-    <w:p>
-      <w:pPr>
-        <w:pStyle w:val="ListBullet"/>
-        <w:spacing w:after="40"/>
-        <w:ind w:left="576"/>
-      </w:pPr>
-      <w:r>
-        <w:rPr>
-          <w:rFonts w:ascii="Calibri" w:hAnsi="Calibri" w:eastAsia="Microsoft JhengHei"/>
-          <w:b w:val="0"/>
-          <w:color w:val="333333"/>
-          <w:sz w:val="19"/>
-        </w:rPr>
-        <w:t>2. 球場、條件、壯觀的風景，但歸根究底還是人；</w:t>
-      </w:r>
-    </w:p>
-    <w:p>
-      <w:pPr>
-        <w:pStyle w:val="ListBullet"/>
-        <w:spacing w:after="40"/>
-        <w:ind w:left="576"/>
-      </w:pPr>
-      <w:r>
-        <w:rPr>
-          <w:rFonts w:ascii="Calibri" w:hAnsi="Calibri" w:eastAsia="Microsoft JhengHei"/>
-          <w:b w:val="0"/>
-          <w:color w:val="333333"/>
-          <w:sz w:val="19"/>
-        </w:rPr>
-        <w:t>3. 北歐人：充滿故事的峽灣第2部分首次出現在Slowtwitch News上…。</w:t>
-      </w:r>
-    </w:p>
-    <w:p>
-      <w:pPr>
-        <w:keepNext/>
-        <w:spacing w:before="160" w:after="40"/>
-      </w:pPr>
-      <w:r>
-        <w:rPr>
-          <w:rFonts w:ascii="Calibri" w:hAnsi="Calibri" w:eastAsia="Microsoft JhengHei"/>
-          <w:b/>
-          <w:color w:val="595959"/>
-          <w:sz w:val="19"/>
-        </w:rPr>
-        <w:t xml:space="preserve">【Slowtwitch | 2026-08-01】 </w:t>
-      </w:r>
-      <w:hyperlink w:rId="rId39">
-        <w:r>
-          <w:rPr>
-            <w:color w:val="1F4D78"/>
-            <w:u w:val="single"/>
-            <w:b/>
-            <w:rFonts w:ascii="Calibri" w:hAnsi="Calibri" w:eastAsia="Microsoft JhengHei"/>
-            <w:sz w:val="22"/>
-          </w:rPr>
-          <w:t>時尚慶祝 50 週年——三屆冠軍回歸 Norseman</w:t>
-        </w:r>
-      </w:hyperlink>
-    </w:p>
-    <w:p>
-      <w:pPr>
-        <w:spacing w:after="40"/>
-        <w:ind w:left="360"/>
-      </w:pPr>
-      <w:r>
-        <w:rPr>
-          <w:rFonts w:ascii="Calibri" w:hAnsi="Calibri" w:eastAsia="Microsoft JhengHei"/>
-          <w:b w:val="0"/>
-          <w:i/>
-          <w:color w:val="777777"/>
-          <w:sz w:val="17"/>
-        </w:rPr>
-        <w:t>原名: Celebrating 50 in Style – Three-Time Champion Returns to Norseman</w:t>
-      </w:r>
-    </w:p>
-    <w:p>
-      <w:pPr>
-        <w:spacing w:after="40"/>
-        <w:ind w:left="360"/>
-      </w:pPr>
-      <w:r>
-        <w:rPr>
-          <w:rFonts w:ascii="Calibri" w:hAnsi="Calibri" w:eastAsia="Microsoft JhengHei"/>
-          <w:b/>
-          <w:color w:val="1F4D78"/>
-          <w:sz w:val="19"/>
-        </w:rPr>
-        <w:t>💡 【繁體中文 3 大重點摘要】：</w:t>
-      </w:r>
-    </w:p>
-    <w:p>
-      <w:pPr>
-        <w:pStyle w:val="ListBullet"/>
-        <w:spacing w:after="40"/>
-        <w:ind w:left="576"/>
-      </w:pPr>
-      <w:r>
-        <w:rPr>
-          <w:rFonts w:ascii="Calibri" w:hAnsi="Calibri" w:eastAsia="Microsoft JhengHei"/>
-          <w:b w:val="0"/>
-          <w:color w:val="333333"/>
-          <w:sz w:val="19"/>
-        </w:rPr>
-        <w:t>1. 她回來了一個慶祝里程碑式的生日；</w:t>
-      </w:r>
-    </w:p>
-    <w:p>
-      <w:pPr>
-        <w:pStyle w:val="ListBullet"/>
-        <w:spacing w:after="40"/>
-        <w:ind w:left="576"/>
-      </w:pPr>
-      <w:r>
-        <w:rPr>
-          <w:rFonts w:ascii="Calibri" w:hAnsi="Calibri" w:eastAsia="Microsoft JhengHei"/>
-          <w:b w:val="0"/>
-          <w:color w:val="333333"/>
-          <w:sz w:val="19"/>
-        </w:rPr>
-        <w:t>2. 風格慶祝50歲——三屆冠軍回歸Norseman的帖子首次出現在Slowtwitch News上；</w:t>
-      </w:r>
-    </w:p>
-    <w:p>
-      <w:pPr>
-        <w:pStyle w:val="ListBullet"/>
-        <w:spacing w:after="40"/>
-        <w:ind w:left="576"/>
-      </w:pPr>
-      <w:r>
-        <w:rPr>
-          <w:rFonts w:ascii="Calibri" w:hAnsi="Calibri" w:eastAsia="Microsoft JhengHei"/>
-          <w:b w:val="0"/>
-          <w:color w:val="333333"/>
-          <w:sz w:val="19"/>
-        </w:rPr>
-        <w:t>3. 提供鐵人三項選手在實務備賽、運動防傷與體能恢復上的具體應用指導。。</w:t>
-      </w:r>
-    </w:p>
-    <w:p>
-      <w:pPr>
-        <w:keepNext/>
-        <w:spacing w:before="160" w:after="40"/>
-      </w:pPr>
-      <w:r>
-        <w:rPr>
-          <w:rFonts w:ascii="Calibri" w:hAnsi="Calibri" w:eastAsia="Microsoft JhengHei"/>
-          <w:b/>
-          <w:color w:val="595959"/>
-          <w:sz w:val="19"/>
-        </w:rPr>
-        <w:t xml:space="preserve">【220 Triathlon | 2026-08-01】 </w:t>
-      </w:r>
-      <w:hyperlink w:rId="rId40">
-        <w:r>
-          <w:rPr>
-            <w:color w:val="1F4D78"/>
-            <w:u w:val="single"/>
-            <w:b/>
-            <w:rFonts w:ascii="Calibri" w:hAnsi="Calibri" w:eastAsia="Microsoft JhengHei"/>
-            <w:sz w:val="22"/>
-          </w:rPr>
-          <w:t>比賽日近？以下是如何充分利用鐵人三項訓練的最後幾週</w:t>
-        </w:r>
-      </w:hyperlink>
-    </w:p>
-    <w:p>
-      <w:pPr>
-        <w:spacing w:after="40"/>
-        <w:ind w:left="360"/>
-      </w:pPr>
-      <w:r>
-        <w:rPr>
-          <w:rFonts w:ascii="Calibri" w:hAnsi="Calibri" w:eastAsia="Microsoft JhengHei"/>
-          <w:b w:val="0"/>
-          <w:i/>
-          <w:color w:val="777777"/>
-          <w:sz w:val="17"/>
-        </w:rPr>
-        <w:t>原名: Race day approaching? Here’s how to make the most of the final weeks of triathlon training</w:t>
-      </w:r>
-    </w:p>
-    <w:p>
-      <w:pPr>
-        <w:spacing w:after="40"/>
-        <w:ind w:left="360"/>
-      </w:pPr>
-      <w:r>
-        <w:rPr>
-          <w:rFonts w:ascii="Calibri" w:hAnsi="Calibri" w:eastAsia="Microsoft JhengHei"/>
-          <w:b/>
-          <w:color w:val="1F4D78"/>
-          <w:sz w:val="19"/>
-        </w:rPr>
-        <w:t>💡 【繁體中文 3 大重點摘要】：</w:t>
-      </w:r>
-    </w:p>
-    <w:p>
-      <w:pPr>
-        <w:pStyle w:val="ListBullet"/>
-        <w:spacing w:after="40"/>
-        <w:ind w:left="576"/>
-      </w:pPr>
-      <w:r>
-        <w:rPr>
-          <w:rFonts w:ascii="Calibri" w:hAnsi="Calibri" w:eastAsia="Microsoft JhengHei"/>
-          <w:b w:val="0"/>
-          <w:color w:val="333333"/>
-          <w:sz w:val="19"/>
-        </w:rPr>
-        <w:t>1. 如果比賽日表格，但你的訓練沒有照計畫進行，恐慌可能是正常的；</w:t>
-      </w:r>
-    </w:p>
-    <w:p>
-      <w:pPr>
-        <w:pStyle w:val="ListBullet"/>
-        <w:spacing w:after="40"/>
-        <w:ind w:left="576"/>
-      </w:pPr>
-      <w:r>
-        <w:rPr>
-          <w:rFonts w:ascii="Calibri" w:hAnsi="Calibri" w:eastAsia="Microsoft JhengHei"/>
-          <w:b w:val="0"/>
-          <w:color w:val="333333"/>
-          <w:sz w:val="19"/>
-        </w:rPr>
-        <w:t>2. 但值得慶幸的是，我們在這裡幫助您避免最後一刻的錯誤，獲得有意義的收穫並實現目標；</w:t>
-      </w:r>
-    </w:p>
-    <w:p>
-      <w:pPr>
-        <w:pStyle w:val="ListBullet"/>
-        <w:spacing w:after="40"/>
-        <w:ind w:left="576"/>
-      </w:pPr>
-      <w:r>
-        <w:rPr>
-          <w:rFonts w:ascii="Calibri" w:hAnsi="Calibri" w:eastAsia="Microsoft JhengHei"/>
-          <w:b w:val="0"/>
-          <w:color w:val="333333"/>
-          <w:sz w:val="19"/>
-        </w:rPr>
-        <w:t>3. 提供鐵人三項選手在實務備賽、運動防傷與體能恢復上的具體應用指導。。</w:t>
-      </w:r>
-    </w:p>
-    <w:p>
-      <w:pPr>
-        <w:keepNext/>
-        <w:spacing w:before="160" w:after="40"/>
-      </w:pPr>
-      <w:r>
-        <w:rPr>
-          <w:rFonts w:ascii="Calibri" w:hAnsi="Calibri" w:eastAsia="Microsoft JhengHei"/>
-          <w:b/>
-          <w:color w:val="595959"/>
-          <w:sz w:val="19"/>
-        </w:rPr>
-        <w:t xml:space="preserve">【Slowtwitch | 2026-07-31】 </w:t>
-      </w:r>
-      <w:hyperlink w:rId="rId41">
-        <w:r>
-          <w:rPr>
-            <w:color w:val="1F4D78"/>
-            <w:u w:val="single"/>
-            <w:b/>
-            <w:rFonts w:ascii="Calibri" w:hAnsi="Calibri" w:eastAsia="Microsoft JhengHei"/>
-            <w:sz w:val="22"/>
-          </w:rPr>
-          <w:t>克里斯蒂安·格魯 (Kristian Grue) 衛冕北歐冠軍頭銜之路漫漫</w:t>
-        </w:r>
-      </w:hyperlink>
-    </w:p>
-    <w:p>
-      <w:pPr>
-        <w:spacing w:after="40"/>
-        <w:ind w:left="360"/>
-      </w:pPr>
-      <w:r>
-        <w:rPr>
-          <w:rFonts w:ascii="Calibri" w:hAnsi="Calibri" w:eastAsia="Microsoft JhengHei"/>
-          <w:b w:val="0"/>
-          <w:i/>
-          <w:color w:val="777777"/>
-          <w:sz w:val="17"/>
-        </w:rPr>
-        <w:t>原名: Kristian Grue’s Long Way Back to Defending His Norseman Title</w:t>
-      </w:r>
-    </w:p>
-    <w:p>
-      <w:pPr>
-        <w:spacing w:after="40"/>
-        <w:ind w:left="360"/>
-      </w:pPr>
-      <w:r>
-        <w:rPr>
-          <w:rFonts w:ascii="Calibri" w:hAnsi="Calibri" w:eastAsia="Microsoft JhengHei"/>
-          <w:b/>
-          <w:color w:val="1F4D78"/>
-          <w:sz w:val="19"/>
-        </w:rPr>
-        <w:t>💡 【繁體中文 3 大重點摘要】：</w:t>
-      </w:r>
-    </w:p>
-    <w:p>
-      <w:pPr>
-        <w:pStyle w:val="ListBullet"/>
-        <w:spacing w:after="40"/>
-        <w:ind w:left="576"/>
-      </w:pPr>
-      <w:r>
-        <w:rPr>
-          <w:rFonts w:ascii="Calibri" w:hAnsi="Calibri" w:eastAsia="Microsoft JhengHei"/>
-          <w:b w:val="0"/>
-          <w:color w:val="333333"/>
-          <w:sz w:val="19"/>
-        </w:rPr>
-        <w:t>1. 與挪威衛冕冠軍以及他2026年的新坐騎進行交流；</w:t>
-      </w:r>
-    </w:p>
-    <w:p>
-      <w:pPr>
-        <w:pStyle w:val="ListBullet"/>
-        <w:spacing w:after="40"/>
-        <w:ind w:left="576"/>
-      </w:pPr>
-      <w:r>
-        <w:rPr>
-          <w:rFonts w:ascii="Calibri" w:hAnsi="Calibri" w:eastAsia="Microsoft JhengHei"/>
-          <w:b w:val="0"/>
-          <w:color w:val="333333"/>
-          <w:sz w:val="19"/>
-        </w:rPr>
-        <w:t>2. 克里斯蒂安·格魯（Kristian Grue）涉足成功衛冕冠軍糾紛的首次出現在 Slowtwitch News 上；</w:t>
-      </w:r>
-    </w:p>
-    <w:p>
-      <w:pPr>
-        <w:pStyle w:val="ListBullet"/>
-        <w:spacing w:after="40"/>
-        <w:ind w:left="576"/>
-      </w:pPr>
-      <w:r>
-        <w:rPr>
-          <w:rFonts w:ascii="Calibri" w:hAnsi="Calibri" w:eastAsia="Microsoft JhengHei"/>
-          <w:b w:val="0"/>
-          <w:color w:val="333333"/>
-          <w:sz w:val="19"/>
-        </w:rPr>
-        <w:t>3. 提供鐵人三項選手在實務備賽、運動防傷與體能恢復上的具體應用指導。。</w:t>
-      </w:r>
-    </w:p>
-    <w:p>
-      <w:pPr>
-        <w:keepNext/>
-        <w:spacing w:before="160" w:after="40"/>
-      </w:pPr>
-      <w:r>
-        <w:rPr>
-          <w:rFonts w:ascii="Calibri" w:hAnsi="Calibri" w:eastAsia="Microsoft JhengHei"/>
-          <w:b/>
-          <w:color w:val="595959"/>
-          <w:sz w:val="19"/>
-        </w:rPr>
-        <w:t xml:space="preserve">【220 Triathlon | 2026-07-31】 </w:t>
-      </w:r>
-      <w:hyperlink w:rId="rId42">
-        <w:r>
-          <w:rPr>
-            <w:color w:val="1F4D78"/>
-            <w:u w:val="single"/>
-            <w:b/>
-            <w:rFonts w:ascii="Calibri" w:hAnsi="Calibri" w:eastAsia="Microsoft JhengHei"/>
-            <w:sz w:val="22"/>
-          </w:rPr>
-          <w:t>「我與水泡、癤子和持續的疼痛作鬥爭」——殘奧會運動員穆罕默德·拉赫納 (Mohamed Lahna) 如何征服全美 3,300 英里的鐵人三項賽</w:t>
-        </w:r>
-      </w:hyperlink>
-    </w:p>
-    <w:p>
-      <w:pPr>
-        <w:spacing w:after="40"/>
-        <w:ind w:left="360"/>
-      </w:pPr>
-      <w:r>
-        <w:rPr>
-          <w:rFonts w:ascii="Calibri" w:hAnsi="Calibri" w:eastAsia="Microsoft JhengHei"/>
-          <w:b w:val="0"/>
-          <w:i/>
-          <w:color w:val="777777"/>
-          <w:sz w:val="17"/>
-        </w:rPr>
-        <w:t>原名: ‘I battled blisters, boils and constant pain’ – How Paralympian Mohamed Lahna conquered a 3,300-mile triathlon across America</w:t>
-      </w:r>
-    </w:p>
-    <w:p>
-      <w:pPr>
-        <w:spacing w:after="40"/>
-        <w:ind w:left="360"/>
-      </w:pPr>
-      <w:r>
-        <w:rPr>
-          <w:rFonts w:ascii="Calibri" w:hAnsi="Calibri" w:eastAsia="Microsoft JhengHei"/>
-          <w:b/>
-          <w:color w:val="1F4D78"/>
-          <w:sz w:val="19"/>
-        </w:rPr>
-        <w:t>💡 【繁體中文 3 大重點摘要】：</w:t>
-      </w:r>
-    </w:p>
-    <w:p>
-      <w:pPr>
-        <w:pStyle w:val="ListBullet"/>
-        <w:spacing w:after="40"/>
-        <w:ind w:left="576"/>
-      </w:pPr>
-      <w:r>
-        <w:rPr>
-          <w:rFonts w:ascii="Calibri" w:hAnsi="Calibri" w:eastAsia="Microsoft JhengHei"/>
-          <w:b w:val="0"/>
-          <w:color w:val="333333"/>
-          <w:sz w:val="19"/>
-        </w:rPr>
-        <w:t>1. 奧會運動員穆罕默德·拉赫納（Mohamed Lahna）完成了攀登殘美國的3,300英里鐵人三項賽，在強制47天的耐力挑戰中，他克服了沙漠炎熱、水泡和超過100,000英尺的攀爬距離；</w:t>
-      </w:r>
-    </w:p>
-    <w:p>
-      <w:pPr>
-        <w:pStyle w:val="ListBullet"/>
-        <w:spacing w:after="40"/>
-        <w:ind w:left="576"/>
-      </w:pPr>
-      <w:r>
-        <w:rPr>
-          <w:rFonts w:ascii="Calibri" w:hAnsi="Calibri" w:eastAsia="Microsoft JhengHei"/>
-          <w:b w:val="0"/>
-          <w:color w:val="333333"/>
-          <w:sz w:val="19"/>
-        </w:rPr>
-        <w:t>2. 分析來自 220 Triathlon 針對 補給與恢復 (Fueling &amp; Recovery) 項目的關鍵訓練與器材建議。；</w:t>
-      </w:r>
-    </w:p>
-    <w:p>
-      <w:pPr>
-        <w:pStyle w:val="ListBullet"/>
-        <w:spacing w:after="40"/>
-        <w:ind w:left="576"/>
-      </w:pPr>
-      <w:r>
-        <w:rPr>
-          <w:rFonts w:ascii="Calibri" w:hAnsi="Calibri" w:eastAsia="Microsoft JhengHei"/>
-          <w:b w:val="0"/>
-          <w:color w:val="333333"/>
-          <w:sz w:val="19"/>
-        </w:rPr>
-        <w:t>3. 提供鐵人三項選手在實務備賽、運動防傷與體能恢復上的具體應用指導。。</w:t>
-      </w:r>
-    </w:p>
-    <w:p>
-      <w:pPr>
-        <w:keepNext/>
-        <w:spacing w:before="160" w:after="40"/>
-      </w:pPr>
-      <w:r>
-        <w:rPr>
-          <w:rFonts w:ascii="Calibri" w:hAnsi="Calibri" w:eastAsia="Microsoft JhengHei"/>
-          <w:b/>
-          <w:color w:val="595959"/>
-          <w:sz w:val="19"/>
-        </w:rPr>
-        <w:t xml:space="preserve">【Triathlete Magazine | 2026-07-29】 </w:t>
-      </w:r>
-      <w:hyperlink w:rId="rId43">
-        <w:r>
-          <w:rPr>
-            <w:color w:val="1F4D78"/>
-            <w:u w:val="single"/>
-            <w:b/>
-            <w:rFonts w:ascii="Calibri" w:hAnsi="Calibri" w:eastAsia="Microsoft JhengHei"/>
-            <w:sz w:val="22"/>
-          </w:rPr>
-          <w:t>多爾縣鐵人三項賽拯救當地賽車的大膽舉措</w:t>
-        </w:r>
-      </w:hyperlink>
-    </w:p>
-    <w:p>
-      <w:pPr>
-        <w:spacing w:after="40"/>
-        <w:ind w:left="360"/>
-      </w:pPr>
-      <w:r>
-        <w:rPr>
-          <w:rFonts w:ascii="Calibri" w:hAnsi="Calibri" w:eastAsia="Microsoft JhengHei"/>
-          <w:b w:val="0"/>
-          <w:i/>
-          <w:color w:val="777777"/>
-          <w:sz w:val="17"/>
-        </w:rPr>
-        <w:t>原名: The Door County Triathlon’s Bold Move to Save Local Racing</w:t>
-      </w:r>
-    </w:p>
-    <w:p>
-      <w:pPr>
-        <w:spacing w:after="40"/>
-        <w:ind w:left="360"/>
-      </w:pPr>
-      <w:r>
-        <w:rPr>
-          <w:rFonts w:ascii="Calibri" w:hAnsi="Calibri" w:eastAsia="Microsoft JhengHei"/>
-          <w:b/>
-          <w:color w:val="1F4D78"/>
-          <w:sz w:val="19"/>
-        </w:rPr>
-        <w:t>💡 【繁體中文 3 大重點摘要】：</w:t>
-      </w:r>
-    </w:p>
-    <w:p>
-      <w:pPr>
-        <w:pStyle w:val="ListBullet"/>
-        <w:spacing w:after="40"/>
-        <w:ind w:left="576"/>
-      </w:pPr>
-      <w:r>
-        <w:rPr>
-          <w:rFonts w:ascii="Calibri" w:hAnsi="Calibri" w:eastAsia="Microsoft JhengHei"/>
-          <w:b w:val="0"/>
-          <w:color w:val="333333"/>
-          <w:sz w:val="19"/>
-        </w:rPr>
-        <w:t>1. 隨著長距離賽參賽隊青年的變化，像多爾縣鐵人三項賽這樣的賽事當地正在進行轉向短距離賽，以保持與企業分區的競爭；</w:t>
-      </w:r>
-    </w:p>
-    <w:p>
-      <w:pPr>
-        <w:pStyle w:val="ListBullet"/>
-        <w:spacing w:after="40"/>
-        <w:ind w:left="576"/>
-      </w:pPr>
-      <w:r>
-        <w:rPr>
-          <w:rFonts w:ascii="Calibri" w:hAnsi="Calibri" w:eastAsia="Microsoft JhengHei"/>
-          <w:b w:val="0"/>
-          <w:color w:val="333333"/>
-          <w:sz w:val="19"/>
-        </w:rPr>
-        <w:t>2. 分析來自 Triathlete Magazine 針對 補給與恢復 (Fueling &amp; Recovery) 項目的關鍵訓練與器材建議。；</w:t>
-      </w:r>
-    </w:p>
-    <w:p>
-      <w:pPr>
-        <w:pStyle w:val="ListBullet"/>
-        <w:spacing w:after="40"/>
-        <w:ind w:left="576"/>
-      </w:pPr>
-      <w:r>
-        <w:rPr>
-          <w:rFonts w:ascii="Calibri" w:hAnsi="Calibri" w:eastAsia="Microsoft JhengHei"/>
-          <w:b w:val="0"/>
-          <w:color w:val="333333"/>
-          <w:sz w:val="19"/>
-        </w:rPr>
-        <w:t>3. 提供鐵人三項選手在實務備賽、運動防傷與體能恢復上的具體應用指導。。</w:t>
-      </w:r>
-    </w:p>
-    <w:p>
-      <w:pPr>
-        <w:keepNext/>
-        <w:spacing w:before="160" w:after="40"/>
-      </w:pPr>
-      <w:r>
-        <w:rPr>
-          <w:rFonts w:ascii="Calibri" w:hAnsi="Calibri" w:eastAsia="Microsoft JhengHei"/>
-          <w:b/>
-          <w:color w:val="595959"/>
-          <w:sz w:val="19"/>
-        </w:rPr>
-        <w:t xml:space="preserve">【220 Triathlon | 2026-07-28】 </w:t>
-      </w:r>
-      <w:hyperlink w:rId="rId44">
-        <w:r>
-          <w:rPr>
-            <w:color w:val="1F4D78"/>
-            <w:u w:val="single"/>
-            <w:b/>
-            <w:rFonts w:ascii="Calibri" w:hAnsi="Calibri" w:eastAsia="Microsoft JhengHei"/>
-            <w:sz w:val="22"/>
-          </w:rPr>
-          <w:t>泰勒·米斯洛丘克 (Tyler Mislawchuk) 和祖扎娜·米哈利科娃 (Zuzana Michaličková) 宣稱多倫多隊獲勝，Supertri Pro Series 晉級新澤西決賽</w:t>
-        </w:r>
-      </w:hyperlink>
-    </w:p>
-    <w:p>
-      <w:pPr>
-        <w:spacing w:after="40"/>
-        <w:ind w:left="360"/>
-      </w:pPr>
-      <w:r>
-        <w:rPr>
-          <w:rFonts w:ascii="Calibri" w:hAnsi="Calibri" w:eastAsia="Microsoft JhengHei"/>
-          <w:b w:val="0"/>
-          <w:i/>
-          <w:color w:val="777777"/>
-          <w:sz w:val="17"/>
-        </w:rPr>
-        <w:t>原名: Tyler Mislawchuk and Zuzana Michaličková claim Toronto wins as Supertri Pro Series heads to New Jersey final</w:t>
-      </w:r>
-    </w:p>
-    <w:p>
-      <w:pPr>
-        <w:spacing w:after="40"/>
-        <w:ind w:left="360"/>
-      </w:pPr>
-      <w:r>
-        <w:rPr>
-          <w:rFonts w:ascii="Calibri" w:hAnsi="Calibri" w:eastAsia="Microsoft JhengHei"/>
-          <w:b/>
-          <w:color w:val="1F4D78"/>
-          <w:sz w:val="19"/>
-        </w:rPr>
-        <w:t>💡 【繁體中文 3 大重點摘要】：</w:t>
-      </w:r>
-    </w:p>
-    <w:p>
-      <w:pPr>
-        <w:pStyle w:val="ListBullet"/>
-        <w:spacing w:after="40"/>
-        <w:ind w:left="576"/>
-      </w:pPr>
-      <w:r>
-        <w:rPr>
-          <w:rFonts w:ascii="Calibri" w:hAnsi="Calibri" w:eastAsia="Microsoft JhengHei"/>
-          <w:b w:val="0"/>
-          <w:color w:val="333333"/>
-          <w:sz w:val="19"/>
-        </w:rPr>
-        <w:t>1. 在多倫多舉辦的 Supertri Pro 系列賽的最後一場比賽中，Tyler Mislawchuk 和 Zuzana Michaličková 在馬拉鬆比賽前取得了令人印象深刻的勝利；</w:t>
-      </w:r>
-    </w:p>
-    <w:p>
-      <w:pPr>
-        <w:pStyle w:val="ListBullet"/>
-        <w:spacing w:after="40"/>
-        <w:ind w:left="576"/>
-      </w:pPr>
-      <w:r>
-        <w:rPr>
-          <w:rFonts w:ascii="Calibri" w:hAnsi="Calibri" w:eastAsia="Microsoft JhengHei"/>
-          <w:b w:val="0"/>
-          <w:color w:val="333333"/>
-          <w:sz w:val="19"/>
-        </w:rPr>
-        <w:t>2. 分析來自 220 Triathlon 針對 補給與恢復 (Fueling &amp; Recovery) 項目的關鍵訓練與器材建議。；</w:t>
-      </w:r>
-    </w:p>
-    <w:p>
-      <w:pPr>
-        <w:pStyle w:val="ListBullet"/>
-        <w:spacing w:after="40"/>
-        <w:ind w:left="576"/>
-      </w:pPr>
-      <w:r>
-        <w:rPr>
-          <w:rFonts w:ascii="Calibri" w:hAnsi="Calibri" w:eastAsia="Microsoft JhengHei"/>
-          <w:b w:val="0"/>
-          <w:color w:val="333333"/>
-          <w:sz w:val="19"/>
-        </w:rPr>
-        <w:t>3. 提供鐵人三項選手在實務備賽、運動防傷與體能恢復上的具體應用指導。。</w:t>
-      </w:r>
-    </w:p>
-    <w:p>
-      <w:pPr>
-        <w:keepNext/>
-        <w:spacing w:before="160" w:after="40"/>
-      </w:pPr>
-      <w:r>
-        <w:rPr>
-          <w:rFonts w:ascii="Calibri" w:hAnsi="Calibri" w:eastAsia="Microsoft JhengHei"/>
-          <w:b/>
-          <w:color w:val="595959"/>
-          <w:sz w:val="19"/>
-        </w:rPr>
-        <w:t xml:space="preserve">【220 Triathlon | 2026-07-28】 </w:t>
-      </w:r>
-      <w:hyperlink w:rId="rId45">
-        <w:r>
-          <w:rPr>
-            <w:color w:val="1F4D78"/>
-            <w:u w:val="single"/>
-            <w:b/>
-            <w:rFonts w:ascii="Calibri" w:hAnsi="Calibri" w:eastAsia="Microsoft JhengHei"/>
-            <w:sz w:val="22"/>
-          </w:rPr>
-          <w:t>挑戰羅斯仍然是這項運動的獨角獸</w:t>
-        </w:r>
-      </w:hyperlink>
-    </w:p>
-    <w:p>
-      <w:pPr>
-        <w:spacing w:after="40"/>
-        <w:ind w:left="360"/>
-      </w:pPr>
-      <w:r>
-        <w:rPr>
-          <w:rFonts w:ascii="Calibri" w:hAnsi="Calibri" w:eastAsia="Microsoft JhengHei"/>
-          <w:b w:val="0"/>
-          <w:i/>
-          <w:color w:val="777777"/>
-          <w:sz w:val="17"/>
-        </w:rPr>
-        <w:t>原名: Challenge Roth remains the sport’s unicorn</w:t>
-      </w:r>
-    </w:p>
-    <w:p>
-      <w:pPr>
-        <w:spacing w:after="40"/>
-        <w:ind w:left="360"/>
-      </w:pPr>
-      <w:r>
-        <w:rPr>
-          <w:rFonts w:ascii="Calibri" w:hAnsi="Calibri" w:eastAsia="Microsoft JhengHei"/>
-          <w:b/>
-          <w:color w:val="1F4D78"/>
-          <w:sz w:val="19"/>
-        </w:rPr>
-        <w:t>💡 【繁體中文 3 大重點摘要】：</w:t>
-      </w:r>
-    </w:p>
-    <w:p>
-      <w:pPr>
-        <w:pStyle w:val="ListBullet"/>
-        <w:spacing w:after="40"/>
-        <w:ind w:left="576"/>
-      </w:pPr>
-      <w:r>
-        <w:rPr>
-          <w:rFonts w:ascii="Calibri" w:hAnsi="Calibri" w:eastAsia="Microsoft JhengHei"/>
-          <w:b w:val="0"/>
-          <w:color w:val="333333"/>
-          <w:sz w:val="19"/>
-        </w:rPr>
-        <w:t>1. 儘管鐵人三項賽的競爭激烈，情況也發生了變化，但這個世界上最受支持的長距離競賽的吸引力仍然不可否認；</w:t>
-      </w:r>
-    </w:p>
-    <w:p>
-      <w:pPr>
-        <w:pStyle w:val="ListBullet"/>
-        <w:spacing w:after="40"/>
-        <w:ind w:left="576"/>
-      </w:pPr>
-      <w:r>
-        <w:rPr>
-          <w:rFonts w:ascii="Calibri" w:hAnsi="Calibri" w:eastAsia="Microsoft JhengHei"/>
-          <w:b w:val="0"/>
-          <w:color w:val="333333"/>
-          <w:sz w:val="19"/>
-        </w:rPr>
-        <w:t>2. 分析來自 220 Triathlon 針對 補給與恢復 (Fueling &amp; Recovery) 項目的關鍵訓練與器材建議。；</w:t>
-      </w:r>
-    </w:p>
-    <w:p>
-      <w:pPr>
-        <w:pStyle w:val="ListBullet"/>
-        <w:spacing w:after="40"/>
-        <w:ind w:left="576"/>
-      </w:pPr>
-      <w:r>
-        <w:rPr>
-          <w:rFonts w:ascii="Calibri" w:hAnsi="Calibri" w:eastAsia="Microsoft JhengHei"/>
-          <w:b w:val="0"/>
-          <w:color w:val="333333"/>
-          <w:sz w:val="19"/>
-        </w:rPr>
-        <w:t>3. 提供鐵人三項選手在實務備賽、運動防傷與體能恢復上的具體應用指導。。</w:t>
-      </w:r>
-    </w:p>
-    <w:p>
-      <w:pPr>
-        <w:keepNext/>
-        <w:spacing w:before="160" w:after="40"/>
-      </w:pPr>
-      <w:r>
-        <w:rPr>
-          <w:rFonts w:ascii="Calibri" w:hAnsi="Calibri" w:eastAsia="Microsoft JhengHei"/>
-          <w:b/>
-          <w:color w:val="595959"/>
-          <w:sz w:val="19"/>
-        </w:rPr>
-        <w:t xml:space="preserve">【220 Triathlon | 2026-07-27】 </w:t>
-      </w:r>
-      <w:hyperlink w:rId="rId46">
-        <w:r>
-          <w:rPr>
-            <w:color w:val="1F4D78"/>
-            <w:u w:val="single"/>
-            <w:b/>
-            <w:rFonts w:ascii="Calibri" w:hAnsi="Calibri" w:eastAsia="Microsoft JhengHei"/>
-            <w:sz w:val="22"/>
-          </w:rPr>
-          <w:t>卡桑德爾·博格蘭德：背景、職業亮點、引言</w:t>
-        </w:r>
-      </w:hyperlink>
-    </w:p>
-    <w:p>
-      <w:pPr>
-        <w:spacing w:after="40"/>
-        <w:ind w:left="360"/>
-      </w:pPr>
-      <w:r>
-        <w:rPr>
-          <w:rFonts w:ascii="Calibri" w:hAnsi="Calibri" w:eastAsia="Microsoft JhengHei"/>
-          <w:b w:val="0"/>
-          <w:i/>
-          <w:color w:val="777777"/>
-          <w:sz w:val="17"/>
-        </w:rPr>
-        <w:t>原名: Cassandre Beaugrand: Background, career highlights, quotes</w:t>
-      </w:r>
-    </w:p>
-    <w:p>
-      <w:pPr>
-        <w:spacing w:after="40"/>
-        <w:ind w:left="360"/>
-      </w:pPr>
-      <w:r>
-        <w:rPr>
-          <w:rFonts w:ascii="Calibri" w:hAnsi="Calibri" w:eastAsia="Microsoft JhengHei"/>
-          <w:b/>
-          <w:color w:val="1F4D78"/>
-          <w:sz w:val="19"/>
-        </w:rPr>
-        <w:t>💡 【繁體中文 3 大重點摘要】：</w:t>
-      </w:r>
-    </w:p>
-    <w:p>
-      <w:pPr>
-        <w:pStyle w:val="ListBullet"/>
-        <w:spacing w:after="40"/>
-        <w:ind w:left="576"/>
-      </w:pPr>
-      <w:r>
-        <w:rPr>
-          <w:rFonts w:ascii="Calibri" w:hAnsi="Calibri" w:eastAsia="Microsoft JhengHei"/>
-          <w:b w:val="0"/>
-          <w:color w:val="333333"/>
-          <w:sz w:val="19"/>
-        </w:rPr>
-        <w:t>1. 卡桑德爾·博格蘭德（Cassandre Beaugrand）是在祖國贏得奧運金牌的女性鐵人三項運動員；</w:t>
-      </w:r>
-    </w:p>
-    <w:p>
-      <w:pPr>
-        <w:pStyle w:val="ListBullet"/>
-        <w:spacing w:after="40"/>
-        <w:ind w:left="576"/>
-      </w:pPr>
-      <w:r>
-        <w:rPr>
-          <w:rFonts w:ascii="Calibri" w:hAnsi="Calibri" w:eastAsia="Microsoft JhengHei"/>
-          <w:b w:val="0"/>
-          <w:color w:val="333333"/>
-          <w:sz w:val="19"/>
-        </w:rPr>
-        <w:t>2. 以下是她如何登上三強的頂峰…；</w:t>
-      </w:r>
-    </w:p>
-    <w:p>
-      <w:pPr>
-        <w:pStyle w:val="ListBullet"/>
-        <w:spacing w:after="40"/>
-        <w:ind w:left="576"/>
-      </w:pPr>
-      <w:r>
-        <w:rPr>
-          <w:rFonts w:ascii="Calibri" w:hAnsi="Calibri" w:eastAsia="Microsoft JhengHei"/>
-          <w:b w:val="0"/>
-          <w:color w:val="333333"/>
-          <w:sz w:val="19"/>
-        </w:rPr>
-        <w:t>3. 提供鐵人三項選手在實務備賽、運動防傷與體能恢復上的具體應用指導。。</w:t>
-      </w:r>
-    </w:p>
-    <w:p>
-      <w:pPr>
-        <w:keepNext/>
         <w:spacing w:before="400" w:after="200"/>
       </w:pPr>
       <w:r>
@@ -3951,7 +3951,7 @@
           <w:color w:val="333333"/>
           <w:sz w:val="20"/>
         </w:rPr>
-        <w:t>克里斯蒂安·格魯衛冕挪威人冠軍，但阿利斯泰爾·布朗利讓他為之奮鬥</w:t>
+        <w:t>我把肌力訓練換成了鐵人三項訓練──我失去了力量嗎？</w:t>
       </w:r>
       <w:r>
         <w:rPr>
@@ -3960,7 +3960,7 @@
           <w:color w:val="333333"/>
           <w:sz w:val="20"/>
         </w:rPr>
-        <w:t>：1. 挪威運動員克里斯蒂安·格魯（Kristian Grue）在昨天的2026年比賽中成功衛冕挪威男子冠軍，但在他的首次亮相中，奧運選手阿利斯泰爾·布朗利（Alistair Brownlee）無疑讓他為此付出了努力了；</w:t>
+        <w:t>：1. 經過數月的追逐力量個人最佳成績後，訓練220米鐵人三項賽作家India Paine將舉重改為游泳、騎自行車和跑步，為她的第一個T100進行；</w:t>
       </w:r>
     </w:p>
     <w:p>
@@ -3974,7 +3974,7 @@
           <w:color w:val="333333"/>
           <w:sz w:val="20"/>
         </w:rPr>
-        <w:t>2. 分析來自 220 Triathlon 針對 游泳 (Swimming) 項目的關鍵訓練與器材建議。；</w:t>
+        <w:t>2. 但三個月後減少；</w:t>
       </w:r>
     </w:p>
     <w:p>
@@ -4004,7 +4004,7 @@
           <w:color w:val="333333"/>
           <w:sz w:val="20"/>
         </w:rPr>
-        <w:t>鐵人三項裝備回顧：2026 年 7 月編輯推薦</w:t>
+        <w:t>H2O Audio TRI 2 PRO 和 TRI Run：適合長途的聲音</w:t>
       </w:r>
       <w:r>
         <w:rPr>
@@ -4013,7 +4013,7 @@
           <w:color w:val="333333"/>
           <w:sz w:val="20"/>
         </w:rPr>
-        <w:t>：1. 從「非法」超長跑鞋到帶有支撐訓練和旅行恢復工具的泳衣，我們的編輯本月分享了為他們提供動力的裝備；</w:t>
+        <w:t>：1. H2O Audio TRI 2 PRO 與 TRI Run：雙人開放式骨耳機經過游泳、騎乘和跑步測試；</w:t>
       </w:r>
     </w:p>
     <w:p>
@@ -4027,7 +4027,60 @@
           <w:color w:val="333333"/>
           <w:sz w:val="20"/>
         </w:rPr>
-        <w:t>2. 閱讀 Triathlon Gea 的完整文章；</w:t>
+        <w:t>2. 您屬於哪一個訓練週；</w:t>
+      </w:r>
+    </w:p>
+    <w:p>
+      <w:pPr>
+        <w:spacing w:after="120"/>
+      </w:pPr>
+      <w:r>
+        <w:rPr>
+          <w:rFonts w:ascii="Calibri" w:hAnsi="Calibri" w:eastAsia="Microsoft JhengHei"/>
+          <w:b w:val="0"/>
+          <w:color w:val="333333"/>
+          <w:sz w:val="20"/>
+        </w:rPr>
+        <w:t>3. H2O Audio TRI 2 PRO 和 TRI Run 後：聲音。</w:t>
+      </w:r>
+    </w:p>
+    <w:p>
+      <w:pPr>
+        <w:pStyle w:val="ListBullet"/>
+        <w:spacing w:after="60"/>
+        <w:ind w:left="360"/>
+      </w:pPr>
+      <w:r>
+        <w:rPr>
+          <w:rFonts w:ascii="Calibri" w:hAnsi="Calibri" w:eastAsia="Microsoft JhengHei"/>
+          <w:b/>
+          <w:color w:val="333333"/>
+          <w:sz w:val="20"/>
+        </w:rPr>
+        <w:t>什麼是最好的游泳換衣袍？我是一名游泳教練，這是我穿著以保持溫暖和乾燥的 10 件長袍</w:t>
+      </w:r>
+      <w:r>
+        <w:rPr>
+          <w:rFonts w:ascii="Calibri" w:hAnsi="Calibri" w:eastAsia="Microsoft JhengHei"/>
+          <w:b w:val="0"/>
+          <w:color w:val="333333"/>
+          <w:sz w:val="20"/>
+        </w:rPr>
+        <w:t>：1. 在戶外游泳並需要一件優質的換尿布來保持溫暖和乾燥；</w:t>
+      </w:r>
+    </w:p>
+    <w:p>
+      <w:pPr>
+        <w:spacing w:after="120"/>
+      </w:pPr>
+      <w:r>
+        <w:rPr>
+          <w:rFonts w:ascii="Calibri" w:hAnsi="Calibri" w:eastAsia="Microsoft JhengHei"/>
+          <w:b w:val="0"/>
+          <w:color w:val="333333"/>
+          <w:sz w:val="20"/>
+        </w:rPr>
+        <w:t>2. 戶外游泳教練海倫·韋伯斯特測試了市場上最好的一些；</w:t>
       </w:r>
     </w:p>
     <w:p>
@@ -4046,6 +4099,21 @@
     </w:p>
     <w:p>
       <w:pPr>
+        <w:keepNext/>
+        <w:spacing w:before="200" w:after="80"/>
+      </w:pPr>
+      <w:r>
+        <w:rPr>
+          <w:rFonts w:ascii="Calibri" w:hAnsi="Calibri" w:eastAsia="Microsoft JhengHei"/>
+          <w:b/>
+          <w:color w:val="2E74B5"/>
+          <w:sz w:val="24"/>
+        </w:rPr>
+        <w:t>騎車 (Cycling)核心要點</w:t>
+      </w:r>
+    </w:p>
+    <w:p>
+      <w:pPr>
         <w:pStyle w:val="ListBullet"/>
         <w:spacing w:after="60"/>
         <w:ind w:left="360"/>
@@ -4057,7 +4125,7 @@
           <w:color w:val="333333"/>
           <w:sz w:val="20"/>
         </w:rPr>
-        <w:t>殘酷的事實：你的護目鏡不是問題，問題是你的視線</w:t>
+        <w:t>FastTT 的鐵人三項空氣動力桿專為速度、舒適性和穩定性而設計</w:t>
       </w:r>
       <w:r>
         <w:rPr>
@@ -4066,7 +4134,7 @@
           <w:color w:val="333333"/>
           <w:sz w:val="20"/>
         </w:rPr>
-        <w:t>：1. 游泳教練海倫·韋伯斯特（Helen Webster）認為，劣質護目鏡不應該成為不看清水中行進方向的藉口；</w:t>
+        <w:t>：1. 我不是自行車整合工，也不是風洞專家；</w:t>
       </w:r>
     </w:p>
     <w:p>
@@ -4080,7 +4148,60 @@
           <w:color w:val="333333"/>
           <w:sz w:val="20"/>
         </w:rPr>
-        <w:t>2. 你能聯繫起來嗎；</w:t>
+        <w:t>2. 我只是一名普通鐵人三項運動員，正在尋找我現有隊長的升級，組成成為一名普通鐵人三項運動員；</w:t>
+      </w:r>
+    </w:p>
+    <w:p>
+      <w:pPr>
+        <w:spacing w:after="120"/>
+      </w:pPr>
+      <w:r>
+        <w:rPr>
+          <w:rFonts w:ascii="Calibri" w:hAnsi="Calibri" w:eastAsia="Microsoft JhengHei"/>
+          <w:b w:val="0"/>
+          <w:color w:val="333333"/>
+          <w:sz w:val="20"/>
+        </w:rPr>
+        <w:t>3. Post FastTT 的 Triathlon Aero Bar 的設計。</w:t>
+      </w:r>
+    </w:p>
+    <w:p>
+      <w:pPr>
+        <w:pStyle w:val="ListBullet"/>
+        <w:spacing w:after="60"/>
+        <w:ind w:left="360"/>
+      </w:pPr>
+      <w:r>
+        <w:rPr>
+          <w:rFonts w:ascii="Calibri" w:hAnsi="Calibri" w:eastAsia="Microsoft JhengHei"/>
+          <w:b/>
+          <w:color w:val="333333"/>
+          <w:sz w:val="20"/>
+        </w:rPr>
+        <w:t>通往偉大的四條路：世巡賽球隊的教練理念</w:t>
+      </w:r>
+      <w:r>
+        <w:rPr>
+          <w:rFonts w:ascii="Calibri" w:hAnsi="Calibri" w:eastAsia="Microsoft JhengHei"/>
+          <w:b w:val="0"/>
+          <w:color w:val="333333"/>
+          <w:sz w:val="20"/>
+        </w:rPr>
+        <w:t>：1. 每個團隊都在追求偉大，但並不代表他們都走同樣的路；</w:t>
+      </w:r>
+    </w:p>
+    <w:p>
+      <w:pPr>
+        <w:spacing w:after="120"/>
+      </w:pPr>
+      <w:r>
+        <w:rPr>
+          <w:rFonts w:ascii="Calibri" w:hAnsi="Calibri" w:eastAsia="Microsoft JhengHei"/>
+          <w:b w:val="0"/>
+          <w:color w:val="333333"/>
+          <w:sz w:val="20"/>
+        </w:rPr>
+        <w:t>2. 四位世巡賽教練分享了他們為世界上最大的自行車比賽做準備的理念之一；</w:t>
       </w:r>
     </w:p>
     <w:p>
@@ -4099,21 +4220,6 @@
     </w:p>
     <w:p>
       <w:pPr>
-        <w:keepNext/>
-        <w:spacing w:before="200" w:after="80"/>
-      </w:pPr>
-      <w:r>
-        <w:rPr>
-          <w:rFonts w:ascii="Calibri" w:hAnsi="Calibri" w:eastAsia="Microsoft JhengHei"/>
-          <w:b/>
-          <w:color w:val="2E74B5"/>
-          <w:sz w:val="24"/>
-        </w:rPr>
-        <w:t>騎車 (Cycling)核心要點</w:t>
-      </w:r>
-    </w:p>
-    <w:p>
-      <w:pPr>
         <w:pStyle w:val="ListBullet"/>
         <w:spacing w:after="60"/>
         <w:ind w:left="360"/>
@@ -4125,7 +4231,7 @@
           <w:color w:val="333333"/>
           <w:sz w:val="20"/>
         </w:rPr>
-        <w:t>我們注意到：Sanders 不再使用 Kona、Garmin 智慧手環首次亮相、Dropbar Tri 成為主流等等</w:t>
+        <w:t>職業鐵人三項運動員分享他們在炎熱天氣下比賽的秘密</w:t>
       </w:r>
       <w:r>
         <w:rPr>
@@ -4134,7 +4240,7 @@
           <w:color w:val="333333"/>
           <w:sz w:val="20"/>
         </w:rPr>
-        <w:t>：1. 耐力世界中正在發生（或即將發生）一些有趣的事情；</w:t>
+        <w:t>：1. 即使是最健康的鐵人三項運動員在炎熱的天氣下比賽；</w:t>
       </w:r>
     </w:p>
     <w:p>
@@ -4148,7 +4254,7 @@
           <w:color w:val="333333"/>
           <w:sz w:val="20"/>
         </w:rPr>
-        <w:t>2. 萊德維爾（Leadville）路線變更萊德維爾Trail 100 MTB比賽已結束週末（8月15日），並在中爆發；</w:t>
+        <w:t>2. 我們邀請職業選手分享他們的適應、補充方式和節奏的秘訣，以確保比賽日成功；</w:t>
       </w:r>
     </w:p>
     <w:p>
@@ -4162,7 +4268,22 @@
           <w:color w:val="333333"/>
           <w:sz w:val="20"/>
         </w:rPr>
-        <w:t>3. 我們注意到的貼文：N。</w:t>
+        <w:t>3. 閱讀全文，請造訪。</w:t>
+      </w:r>
+    </w:p>
+    <w:p>
+      <w:pPr>
+        <w:keepNext/>
+        <w:spacing w:before="200" w:after="80"/>
+      </w:pPr>
+      <w:r>
+        <w:rPr>
+          <w:rFonts w:ascii="Calibri" w:hAnsi="Calibri" w:eastAsia="Microsoft JhengHei"/>
+          <w:b/>
+          <w:color w:val="2E74B5"/>
+          <w:sz w:val="24"/>
+        </w:rPr>
+        <w:t>跑步 (Running)核心要點</w:t>
       </w:r>
     </w:p>
     <w:p>
@@ -4178,7 +4299,7 @@
           <w:color w:val="333333"/>
           <w:sz w:val="20"/>
         </w:rPr>
-        <w:t>最適合鐵人三項的自行車鞋是？我們的自行車手在訓練和比賽中進行了 8 項測試</w:t>
+        <w:t>運動員的呼吸：表現、恢復與呼吸練習</w:t>
       </w:r>
       <w:r>
         <w:rPr>
@@ -4187,7 +4308,7 @@
           <w:color w:val="333333"/>
           <w:sz w:val="20"/>
         </w:rPr>
-        <w:t>：1. 我們的專家評審員對8款鐵人三項自行車鞋進行了嚴格測試，以幫助您找到最適合您的款式；</w:t>
+        <w:t>：1. 呼吸練習可以改善健康指標、運動表現和恢復；</w:t>
       </w:r>
     </w:p>
     <w:p>
@@ -4201,7 +4322,60 @@
           <w:color w:val="333333"/>
           <w:sz w:val="20"/>
         </w:rPr>
-        <w:t>2. 分析來自 220 Triathlon 針對 騎車 (Cycling) 項目的關鍵訓練與器材建議。；</w:t>
+        <w:t>2. 以下是如何將它們添加到您的訓練中；</w:t>
+      </w:r>
+    </w:p>
+    <w:p>
+      <w:pPr>
+        <w:spacing w:after="120"/>
+      </w:pPr>
+      <w:r>
+        <w:rPr>
+          <w:rFonts w:ascii="Calibri" w:hAnsi="Calibri" w:eastAsia="Microsoft JhengHei"/>
+          <w:b w:val="0"/>
+          <w:color w:val="333333"/>
+          <w:sz w:val="20"/>
+        </w:rPr>
+        <w:t>3. 運動員的後呼吸：運動、恢復與呼吸練習。</w:t>
+      </w:r>
+    </w:p>
+    <w:p>
+      <w:pPr>
+        <w:pStyle w:val="ListBullet"/>
+        <w:spacing w:after="60"/>
+        <w:ind w:left="360"/>
+      </w:pPr>
+      <w:r>
+        <w:rPr>
+          <w:rFonts w:ascii="Calibri" w:hAnsi="Calibri" w:eastAsia="Microsoft JhengHei"/>
+          <w:b/>
+          <w:color w:val="333333"/>
+          <w:sz w:val="20"/>
+        </w:rPr>
+        <w:t>第一眼：Topo Athletic Spectre Elite</w:t>
+      </w:r>
+      <w:r>
+        <w:rPr>
+          <w:rFonts w:ascii="Calibri" w:hAnsi="Calibri" w:eastAsia="Microsoft JhengHei"/>
+          <w:b w:val="0"/>
+          <w:color w:val="333333"/>
+          <w:sz w:val="20"/>
+        </w:rPr>
+        <w:t>：1. 首次亮相的鍍鉻賽車鞋直接身前列；</w:t>
+      </w:r>
+    </w:p>
+    <w:p>
+      <w:pPr>
+        <w:spacing w:after="120"/>
+      </w:pPr>
+      <w:r>
+        <w:rPr>
+          <w:rFonts w:ascii="Calibri" w:hAnsi="Calibri" w:eastAsia="Microsoft JhengHei"/>
+          <w:b w:val="0"/>
+          <w:color w:val="333333"/>
+          <w:sz w:val="20"/>
+        </w:rPr>
+        <w:t>2. 請閱讀全文：《初看：鐵人三項賽上的Topo競技幽靈精英》；</w:t>
       </w:r>
     </w:p>
     <w:p>
@@ -4231,7 +4405,7 @@
           <w:color w:val="333333"/>
           <w:sz w:val="20"/>
         </w:rPr>
-        <w:t>2026 年最佳跑步耳機和耳機為您的鍛鍊配樂</w:t>
+        <w:t>糟糕的空氣品質如何影響表現以及運動員可以採取哪些措施</w:t>
       </w:r>
       <w:r>
         <w:rPr>
@@ -4240,7 +4414,7 @@
           <w:color w:val="333333"/>
           <w:sz w:val="20"/>
         </w:rPr>
-        <w:t>：1. 事實證明，隨著音樂跑步可以為您的訓練帶來一系列好處；</w:t>
+        <w:t>：1. 空氣污染為運動員帶來短期和長期；</w:t>
       </w:r>
     </w:p>
     <w:p>
@@ -4254,7 +4428,75 @@
           <w:color w:val="333333"/>
           <w:sz w:val="20"/>
         </w:rPr>
-        <w:t>2. 在這裡，我們的專家對 9 套運動員耳機進行了測試；</w:t>
+        <w:t>2. 在規劃 TrainingPeaks 課程時使用 AirTrack 可以幫助減少您的空氣污染暴露；</w:t>
+      </w:r>
+    </w:p>
+    <w:p>
+      <w:pPr>
+        <w:spacing w:after="120"/>
+      </w:pPr>
+      <w:r>
+        <w:rPr>
+          <w:rFonts w:ascii="Calibri" w:hAnsi="Calibri" w:eastAsia="Microsoft JhengHei"/>
+          <w:b w:val="0"/>
+          <w:color w:val="333333"/>
+          <w:sz w:val="20"/>
+        </w:rPr>
+        <w:t>3. 發布“最糟糕的空氣品質如何影響…”。</w:t>
+      </w:r>
+    </w:p>
+    <w:p>
+      <w:pPr>
+        <w:keepNext/>
+        <w:spacing w:before="200" w:after="80"/>
+      </w:pPr>
+      <w:r>
+        <w:rPr>
+          <w:rFonts w:ascii="Calibri" w:hAnsi="Calibri" w:eastAsia="Microsoft JhengHei"/>
+          <w:b/>
+          <w:color w:val="2E74B5"/>
+          <w:sz w:val="24"/>
+        </w:rPr>
+        <w:t>補給與恢復 (Fueling &amp; Recovery)核心要點</w:t>
+      </w:r>
+    </w:p>
+    <w:p>
+      <w:pPr>
+        <w:pStyle w:val="ListBullet"/>
+        <w:spacing w:after="60"/>
+        <w:ind w:left="360"/>
+      </w:pPr>
+      <w:r>
+        <w:rPr>
+          <w:rFonts w:ascii="Calibri" w:hAnsi="Calibri" w:eastAsia="Microsoft JhengHei"/>
+          <w:b/>
+          <w:color w:val="333333"/>
+          <w:sz w:val="20"/>
+        </w:rPr>
+        <w:t>身為運動員，早餐該吃什麼？營養師分享最佳能量餐</w:t>
+      </w:r>
+      <w:r>
+        <w:rPr>
+          <w:rFonts w:ascii="Calibri" w:hAnsi="Calibri" w:eastAsia="Microsoft JhengHei"/>
+          <w:b w:val="0"/>
+          <w:color w:val="333333"/>
+          <w:sz w:val="20"/>
+        </w:rPr>
+        <w:t>：1. 這些簡單的四種食譜，以嘗試提高早上運動的能量或在訓練後補充練習的能量水平儲存；</w:t>
+      </w:r>
+    </w:p>
+    <w:p>
+      <w:pPr>
+        <w:spacing w:after="120"/>
+      </w:pPr>
+      <w:r>
+        <w:rPr>
+          <w:rFonts w:ascii="Calibri" w:hAnsi="Calibri" w:eastAsia="Microsoft JhengHei"/>
+          <w:b w:val="0"/>
+          <w:color w:val="333333"/>
+          <w:sz w:val="20"/>
+        </w:rPr>
+        <w:t>2. 分析來自 220 Triathlon 針對 補給與恢復 (Fueling &amp; Recovery) 項目的關鍵訓練與器材建議。；</w:t>
       </w:r>
     </w:p>
     <w:p>
@@ -4273,21 +4515,6 @@
     </w:p>
     <w:p>
       <w:pPr>
-        <w:keepNext/>
-        <w:spacing w:before="200" w:after="80"/>
-      </w:pPr>
-      <w:r>
-        <w:rPr>
-          <w:rFonts w:ascii="Calibri" w:hAnsi="Calibri" w:eastAsia="Microsoft JhengHei"/>
-          <w:b/>
-          <w:color w:val="2E74B5"/>
-          <w:sz w:val="24"/>
-        </w:rPr>
-        <w:t>跑步 (Running)核心要點</w:t>
-      </w:r>
-    </w:p>
-    <w:p>
-      <w:pPr>
         <w:pStyle w:val="ListBullet"/>
         <w:spacing w:after="60"/>
         <w:ind w:left="360"/>
@@ -4299,7 +4526,7 @@
           <w:color w:val="333333"/>
           <w:sz w:val="20"/>
         </w:rPr>
-        <w:t>關鍵時刻：諾斯曼渡輪的時刻</w:t>
+        <w:t>我們注意到：Alpe d’Huez 鐵人三項賽、克里斯蒂安和古斯塔夫的新騎行等等</w:t>
       </w:r>
       <w:r>
         <w:rPr>
@@ -4308,7 +4535,7 @@
           <w:color w:val="333333"/>
           <w:sz w:val="20"/>
         </w:rPr>
-        <w:t>：1. 來看看 Norseman Xtreme 鐵人三項賽開始前令人緊張的旅程；</w:t>
+        <w:t>：1. 西弗特獲得第三個冠軍，莫塞爾灣將舉辦IRONMAN南非賽、Roka Multisport抽籤等新聞；</w:t>
       </w:r>
     </w:p>
     <w:p>
@@ -4322,7 +4549,7 @@
           <w:color w:val="333333"/>
           <w:sz w:val="20"/>
         </w:rPr>
-        <w:t>2. 貼文「關鍵時刻：挪威人渡輪的時刻」首次出現在 Slowtwitch News 上；</w:t>
+        <w:t>2. 我們注意到的帖子：Alpe d’Huez鐵人三項賽、克里斯蒂安和古斯塔夫的新騎行及更多首次亮相；</w:t>
       </w:r>
     </w:p>
     <w:p>
@@ -4352,7 +4579,7 @@
           <w:color w:val="333333"/>
           <w:sz w:val="20"/>
         </w:rPr>
-        <w:t>一場關於勝肽的爭論正在激烈進行。接下來是鐵人三項嗎？</w:t>
+        <w:t>使用這些經營養師批准的食譜從骨頭開始打造運動員的身體</w:t>
       </w:r>
       <w:r>
         <w:rPr>
@@ -4361,7 +4588,7 @@
           <w:color w:val="333333"/>
           <w:sz w:val="20"/>
         </w:rPr>
-        <w:t>：1. 上週，超級跑世界發現自己成為反興奮劑領域的中心，一名破紀錄的運動員承認在比賽中使用了違禁藥物…；</w:t>
+        <w:t>：1. 無論您年齡有多大，關注雙重健康永遠不會太晚；</w:t>
       </w:r>
     </w:p>
     <w:p>
@@ -4375,7 +4602,7 @@
           <w:color w:val="333333"/>
           <w:sz w:val="20"/>
         </w:rPr>
-        <w:t>2. 分析來自 Slowtwitch 針對 跑步 (Running) 項目的關鍵訓練與器材建議。；</w:t>
+        <w:t>2. 你的飲食有幫助嗎；</w:t>
       </w:r>
     </w:p>
     <w:p>
@@ -4389,234 +4616,7 @@
           <w:color w:val="333333"/>
           <w:sz w:val="20"/>
         </w:rPr>
-        <w:t>3. 提供鐵人三項選手在實務備賽、運動防傷與體能恢復上的具體應用指導。。</w:t>
-      </w:r>
-    </w:p>
-    <w:p>
-      <w:pPr>
-        <w:pStyle w:val="ListBullet"/>
-        <w:spacing w:after="60"/>
-        <w:ind w:left="360"/>
-      </w:pPr>
-      <w:r>
-        <w:rPr>
-          <w:rFonts w:ascii="Calibri" w:hAnsi="Calibri" w:eastAsia="Microsoft JhengHei"/>
-          <w:b/>
-          <w:color w:val="333333"/>
-          <w:sz w:val="20"/>
-        </w:rPr>
-        <w:t>七月三項賽重點：世界巡迴賽的變化、超級鞋恐慌以及短程賽車的興起</w:t>
-      </w:r>
-      <w:r>
-        <w:rPr>
-          <w:rFonts w:ascii="Calibri" w:hAnsi="Calibri" w:eastAsia="Microsoft JhengHei"/>
-          <w:b w:val="0"/>
-          <w:color w:val="333333"/>
-          <w:sz w:val="20"/>
-        </w:rPr>
-        <w:t>：1. T100和世界鐵人三項賽衝鋒陷陣，傳奇人物走向日落，超級鞋給我們帶來了仲夏恐怖的案例 - 蒂姆·海明（Tim Heming）詳細剖析了本月的鐵人三項新聞；</w:t>
-      </w:r>
-    </w:p>
-    <w:p>
-      <w:pPr>
-        <w:spacing w:after="120"/>
-      </w:pPr>
-      <w:r>
-        <w:rPr>
-          <w:rFonts w:ascii="Calibri" w:hAnsi="Calibri" w:eastAsia="Microsoft JhengHei"/>
-          <w:b w:val="0"/>
-          <w:color w:val="333333"/>
-          <w:sz w:val="20"/>
-        </w:rPr>
-        <w:t>2. 分析來自 Triathlete Magazine 針對 跑步 (Running) 項目的關鍵訓練與器材建議。；</w:t>
-      </w:r>
-    </w:p>
-    <w:p>
-      <w:pPr>
-        <w:spacing w:after="120"/>
-      </w:pPr>
-      <w:r>
-        <w:rPr>
-          <w:rFonts w:ascii="Calibri" w:hAnsi="Calibri" w:eastAsia="Microsoft JhengHei"/>
-          <w:b w:val="0"/>
-          <w:color w:val="333333"/>
-          <w:sz w:val="20"/>
-        </w:rPr>
-        <w:t>3. 提供鐵人三項選手在實務備賽、運動防傷與體能恢復上的具體應用指導。。</w:t>
-      </w:r>
-    </w:p>
-    <w:p>
-      <w:pPr>
-        <w:keepNext/>
-        <w:spacing w:before="200" w:after="80"/>
-      </w:pPr>
-      <w:r>
-        <w:rPr>
-          <w:rFonts w:ascii="Calibri" w:hAnsi="Calibri" w:eastAsia="Microsoft JhengHei"/>
-          <w:b/>
-          <w:color w:val="2E74B5"/>
-          <w:sz w:val="24"/>
-        </w:rPr>
-        <w:t>補給與恢復 (Fueling &amp; Recovery)核心要點</w:t>
-      </w:r>
-    </w:p>
-    <w:p>
-      <w:pPr>
-        <w:pStyle w:val="ListBullet"/>
-        <w:spacing w:after="60"/>
-        <w:ind w:left="360"/>
-      </w:pPr>
-      <w:r>
-        <w:rPr>
-          <w:rFonts w:ascii="Calibri" w:hAnsi="Calibri" w:eastAsia="Microsoft JhengHei"/>
-          <w:b/>
-          <w:color w:val="333333"/>
-          <w:sz w:val="20"/>
-        </w:rPr>
-        <w:t>Norseman 2026：圖片中的一天（和幾句話）</w:t>
-      </w:r>
-      <w:r>
-        <w:rPr>
-          <w:rFonts w:ascii="Calibri" w:hAnsi="Calibri" w:eastAsia="Microsoft JhengHei"/>
-          <w:b w:val="0"/>
-          <w:color w:val="333333"/>
-          <w:sz w:val="20"/>
-        </w:rPr>
-        <w:t>：1. 回顧 Norseman Xtreme 鐵人三項賽激動人心的一天；</w:t>
-      </w:r>
-    </w:p>
-    <w:p>
-      <w:pPr>
-        <w:spacing w:after="120"/>
-      </w:pPr>
-      <w:r>
-        <w:rPr>
-          <w:rFonts w:ascii="Calibri" w:hAnsi="Calibri" w:eastAsia="Microsoft JhengHei"/>
-          <w:b w:val="0"/>
-          <w:color w:val="333333"/>
-          <w:sz w:val="20"/>
-        </w:rPr>
-        <w:t>2. 《Norseman 2026：圖片中的一天》（以及幾句話）首次出現在 Slowtwitch News 上；</w:t>
-      </w:r>
-    </w:p>
-    <w:p>
-      <w:pPr>
-        <w:spacing w:after="120"/>
-      </w:pPr>
-      <w:r>
-        <w:rPr>
-          <w:rFonts w:ascii="Calibri" w:hAnsi="Calibri" w:eastAsia="Microsoft JhengHei"/>
-          <w:b w:val="0"/>
-          <w:color w:val="333333"/>
-          <w:sz w:val="20"/>
-        </w:rPr>
-        <w:t>3. 提供鐵人三項選手在實務備賽、運動防傷與體能恢復上的具體應用指導。。</w:t>
-      </w:r>
-    </w:p>
-    <w:p>
-      <w:pPr>
-        <w:pStyle w:val="ListBullet"/>
-        <w:spacing w:after="60"/>
-        <w:ind w:left="360"/>
-      </w:pPr>
-      <w:r>
-        <w:rPr>
-          <w:rFonts w:ascii="Calibri" w:hAnsi="Calibri" w:eastAsia="Microsoft JhengHei"/>
-          <w:b/>
-          <w:color w:val="333333"/>
-          <w:sz w:val="20"/>
-        </w:rPr>
-        <w:t>倫敦 T100 適合初學者嗎？我參加了奧運長距離比賽來找出答案</w:t>
-      </w:r>
-      <w:r>
-        <w:rPr>
-          <w:rFonts w:ascii="Calibri" w:hAnsi="Calibri" w:eastAsia="Microsoft JhengHei"/>
-          <w:b w:val="0"/>
-          <w:color w:val="333333"/>
-          <w:sz w:val="20"/>
-        </w:rPr>
-        <w:t>：1. 220鐵人三項賽作家India Paine作為一名相對較新的選手參加了倫敦T100睡眠距離賽事，以了解這項優質賽事是否真正適合初學者；</w:t>
-      </w:r>
-    </w:p>
-    <w:p>
-      <w:pPr>
-        <w:spacing w:after="120"/>
-      </w:pPr>
-      <w:r>
-        <w:rPr>
-          <w:rFonts w:ascii="Calibri" w:hAnsi="Calibri" w:eastAsia="Microsoft JhengHei"/>
-          <w:b w:val="0"/>
-          <w:color w:val="333333"/>
-          <w:sz w:val="20"/>
-        </w:rPr>
-        <w:t>2. 分析來自 220 Triathlon 針對 補給與恢復 (Fueling &amp; Recovery) 項目的關鍵訓練與器材建議。；</w:t>
-      </w:r>
-    </w:p>
-    <w:p>
-      <w:pPr>
-        <w:spacing w:after="120"/>
-      </w:pPr>
-      <w:r>
-        <w:rPr>
-          <w:rFonts w:ascii="Calibri" w:hAnsi="Calibri" w:eastAsia="Microsoft JhengHei"/>
-          <w:b w:val="0"/>
-          <w:color w:val="333333"/>
-          <w:sz w:val="20"/>
-        </w:rPr>
-        <w:t>3. 提供鐵人三項選手在實務備賽、運動防傷與體能恢復上的具體應用指導。。</w:t>
-      </w:r>
-    </w:p>
-    <w:p>
-      <w:pPr>
-        <w:pStyle w:val="ListBullet"/>
-        <w:spacing w:after="60"/>
-        <w:ind w:left="360"/>
-      </w:pPr>
-      <w:r>
-        <w:rPr>
-          <w:rFonts w:ascii="Calibri" w:hAnsi="Calibri" w:eastAsia="Microsoft JhengHei"/>
-          <w:b/>
-          <w:color w:val="333333"/>
-          <w:sz w:val="20"/>
-        </w:rPr>
-        <w:t>Sam Laidlow 跳過 70.3 世界賽的決定會影響科納嗎？</w:t>
-      </w:r>
-      <w:r>
-        <w:rPr>
-          <w:rFonts w:ascii="Calibri" w:hAnsi="Calibri" w:eastAsia="Microsoft JhengHei"/>
-          <w:b w:val="0"/>
-          <w:color w:val="333333"/>
-          <w:sz w:val="20"/>
-        </w:rPr>
-        <w:t>：1. 2023年IRONMAN世界冠軍將參加撒馬爾罕挑戰賽，而其他大部分頂級職業選手將在尼斯一決高下；</w:t>
-      </w:r>
-    </w:p>
-    <w:p>
-      <w:pPr>
-        <w:spacing w:after="120"/>
-      </w:pPr>
-      <w:r>
-        <w:rPr>
-          <w:rFonts w:ascii="Calibri" w:hAnsi="Calibri" w:eastAsia="Microsoft JhengHei"/>
-          <w:b w:val="0"/>
-          <w:color w:val="333333"/>
-          <w:sz w:val="20"/>
-        </w:rPr>
-        <w:t>2. 薩姆·萊德洛 (Sam Laidlow) 跳過 70；</w:t>
-      </w:r>
-    </w:p>
-    <w:p>
-      <w:pPr>
-        <w:spacing w:after="120"/>
-      </w:pPr>
-      <w:r>
-        <w:rPr>
-          <w:rFonts w:ascii="Calibri" w:hAnsi="Calibri" w:eastAsia="Microsoft JhengHei"/>
-          <w:b w:val="0"/>
-          <w:color w:val="333333"/>
-          <w:sz w:val="20"/>
-        </w:rPr>
-        <w:t>3. 3世界賽的決定會影響科納嗎。</w:t>
+        <w:t>3. 很簡單，你需要維生素D、鈣和鎂。</w:t>
       </w:r>
     </w:p>
     <w:sectPr>
@@ -4645,7 +4645,7 @@
         <w:color w:val="777777"/>
         <w:sz w:val="18"/>
       </w:rPr>
-      <w:t>W32 鐵人新知整理報告 (中文版) | 彙整日期：2026-08-03</w:t>
+      <w:t>W32 鐵人新知整理報告 (中文版) | 彙整日期：2026-08-09</w:t>
     </w:r>
   </w:p>
 </w:ftr>
